--- a/downloads/teacher/ai-6-week-26.docx
+++ b/downloads/teacher/ai-6-week-26.docx
@@ -1938,6 +1938,396 @@
         <w:t>For the Grounded Learning Service, retain an annotated trace and the changed-case result. Name the contract or evidence that makes the deciding step valid, so another team can review it.</w:t>
       </w:r>
     </w:p>
+    <w:p>
+      <w:pPr>
+        <w:pStyle w:val="Heading1"/>
+      </w:pPr>
+      <w:r>
+        <w:t>07. Prepare, teach and assess</w:t>
+      </w:r>
+    </w:p>
+    <w:p>
+      <w:r>
+        <w:t>Teaching target: Explain the mechanism and terminology of incident investigation</w:t>
+      </w:r>
+    </w:p>
+    <w:p>
+      <w:r>
+        <w:t>Prepare the labelled worked-case picture, the matching workbook, fictional input cards and a place for individual responses. Check a local Python 3 environment before class; have a paper-trace version ready.</w:t>
+      </w:r>
+    </w:p>
+    <w:tbl>
+      <w:tblPr>
+        <w:tblStyle w:val="LightShading-Accent1"/>
+        <w:tblW w:type="auto" w:w="0"/>
+        <w:tblLook w:firstColumn="1" w:firstRow="1" w:lastColumn="0" w:lastRow="0" w:noHBand="0" w:noVBand="1" w:val="04A0"/>
+      </w:tblPr>
+      <w:tblGrid>
+        <w:gridCol w:w="3408"/>
+        <w:gridCol w:w="3408"/>
+        <w:gridCol w:w="3408"/>
+      </w:tblGrid>
+      <w:tr>
+        <w:trPr>
+          <w:tblHeader/>
+        </w:trPr>
+        <w:tc>
+          <w:tcPr>
+            <w:tcW w:type="dxa" w:w="3408"/>
+          </w:tcPr>
+          <w:p>
+            <w:r>
+              <w:t>Session</w:t>
+            </w:r>
+          </w:p>
+        </w:tc>
+        <w:tc>
+          <w:tcPr>
+            <w:tcW w:type="dxa" w:w="3408"/>
+          </w:tcPr>
+          <w:p>
+            <w:r>
+              <w:t>Plan</w:t>
+            </w:r>
+          </w:p>
+        </w:tc>
+        <w:tc>
+          <w:tcPr>
+            <w:tcW w:type="dxa" w:w="3408"/>
+          </w:tcPr>
+          <w:p>
+            <w:r>
+              <w:t>Resources</w:t>
+            </w:r>
+          </w:p>
+        </w:tc>
+      </w:tr>
+      <w:tr>
+        <w:tc>
+          <w:tcPr>
+            <w:tcW w:type="dxa" w:w="3408"/>
+          </w:tcPr>
+          <w:p>
+            <w:r>
+              <w:t>Session 1 · Understand · 45 min</w:t>
+            </w:r>
+          </w:p>
+        </w:tc>
+        <w:tc>
+          <w:tcPr>
+            <w:tcW w:type="dxa" w:w="3408"/>
+          </w:tcPr>
+          <w:p>
+            <w:r>
+              <w:t>0–7: recall and prerequisite; 7–15: inspect the concrete case and predict; 15–30: teacher models the worked trace; 30–40: learners explain a step using the text and visual; 40–45: check the core idea.</w:t>
+            </w:r>
+          </w:p>
+        </w:tc>
+        <w:tc>
+          <w:tcPr>
+            <w:tcW w:type="dxa" w:w="3408"/>
+          </w:tcPr>
+          <w:p>
+            <w:r>
+              <w:t>Sections 1–6; record the brief recall in the workbook.</w:t>
+            </w:r>
+          </w:p>
+        </w:tc>
+      </w:tr>
+      <w:tr>
+        <w:tc>
+          <w:tcPr>
+            <w:tcW w:type="dxa" w:w="3408"/>
+          </w:tcPr>
+          <w:p>
+            <w:r>
+              <w:t>Session 2 · Practise · 45 min</w:t>
+            </w:r>
+          </w:p>
+        </w:tc>
+        <w:tc>
+          <w:tcPr>
+            <w:tcW w:type="dxa" w:w="3408"/>
+          </w:tcPr>
+          <w:p>
+            <w:r>
+              <w:t>0–5: retrieve the procedure; 5–15: W2 completion practice; 15–23: explain and check with a partner; 23–30: each learner answers the misconception check; 30–40: targeted reteaching or a harder variation; 40–45: prepare the investigation.</w:t>
+            </w:r>
+          </w:p>
+        </w:tc>
+        <w:tc>
+          <w:tcPr>
+            <w:tcW w:type="dxa" w:w="3408"/>
+          </w:tcPr>
+          <w:p>
+            <w:r>
+              <w:t>Sections 7–10; use the matching workbook W2 and misconception check.</w:t>
+            </w:r>
+          </w:p>
+        </w:tc>
+      </w:tr>
+      <w:tr>
+        <w:tc>
+          <w:tcPr>
+            <w:tcW w:type="dxa" w:w="3408"/>
+          </w:tcPr>
+          <w:p>
+            <w:r>
+              <w:t>Session 3 · Investigate and transfer · 45 min</w:t>
+            </w:r>
+          </w:p>
+        </w:tc>
+        <w:tc>
+          <w:tcPr>
+            <w:tcW w:type="dxa" w:w="3408"/>
+          </w:tcPr>
+          <w:p>
+            <w:r>
+              <w:t>0–5: retrieve the decision rule; 5–20: investigate or trace; 20–30: start the independent case; 30–38: connect the project; 38–43: act on feedback; 43–45: plan the return check.</w:t>
+            </w:r>
+          </w:p>
+        </w:tc>
+        <w:tc>
+          <w:tcPr>
+            <w:tcW w:type="dxa" w:w="3408"/>
+          </w:tcPr>
+          <w:p>
+            <w:r>
+              <w:t>Sections 9 and 11–14. Give extra time to finish the full task set; use Section 15 when the week includes a coding lab.</w:t>
+            </w:r>
+          </w:p>
+        </w:tc>
+      </w:tr>
+    </w:tbl>
+    <w:p>
+      <w:r>
+        <w:t>Before class, solve the supported practice: At09:00 corpus updates; 09:05 stale cache response; 09:06 cache disabled. Team says model weights changed, but weight version is unchanged. Show the intermediate steps and give the conclusion with its scope.</w:t>
+      </w:r>
+    </w:p>
+    <w:p>
+      <w:r>
+        <w:t>Reasoned practice answer: Teacher explanation: Weight-change claim is contradicted by the version record. Stale cache is a supported candidate explanation; preserve timeline and test it with controlled reproduction.</w:t>
+      </w:r>
+    </w:p>
+    <w:p>
+      <w:r>
+        <w:t>Check every learner before discussion: Use the worked case for Incident investigation. Proposed explanation: “The worked result establishes every future case”. Decide whether this explanation is supported. Point to the step or supplied fact that decides; explain your repair if needed.</w:t>
+      </w:r>
+    </w:p>
+    <w:p>
+      <w:r>
+        <w:t>Misconception repair: A plausible narrative needs controlled or record-based confirmation and must preserve unknowns.</w:t>
+      </w:r>
+    </w:p>
+    <w:p>
+      <w:r>
+        <w:t>Support: read the exact case aloud, enlarge the labelled picture, supply input cards and model only the first deciding step. Accept a spoken explanation or drawing; retain the reasoning goal.</w:t>
+      </w:r>
+    </w:p>
+    <w:p>
+      <w:r>
+        <w:t>Extension: Trace instead shows version 6 retrieved and room C drafted. Require a prediction and a reason before comparing. Expected result: Investigate drafting or validation before blaming caching. Reason: The mismatch now appears after retrieval.</w:t>
+      </w:r>
+    </w:p>
+    <w:p>
+      <w:r>
+        <w:t>Independent assessment: withhold the reserved answer until the learner has attempted the new case. Record support separately from correctness.</w:t>
+      </w:r>
+    </w:p>
+    <w:tbl>
+      <w:tblPr>
+        <w:tblStyle w:val="LightShading-Accent1"/>
+        <w:tblW w:type="auto" w:w="0"/>
+        <w:tblLook w:firstColumn="1" w:firstRow="1" w:lastColumn="0" w:lastRow="0" w:noHBand="0" w:noVBand="1" w:val="04A0"/>
+      </w:tblPr>
+      <w:tblGrid>
+        <w:gridCol w:w="2556"/>
+        <w:gridCol w:w="2556"/>
+        <w:gridCol w:w="2556"/>
+        <w:gridCol w:w="2556"/>
+      </w:tblGrid>
+      <w:tr>
+        <w:trPr>
+          <w:tblHeader/>
+        </w:trPr>
+        <w:tc>
+          <w:tcPr>
+            <w:tcW w:type="dxa" w:w="2556"/>
+          </w:tcPr>
+          <w:p>
+            <w:r>
+              <w:t>Criterion</w:t>
+            </w:r>
+          </w:p>
+        </w:tc>
+        <w:tc>
+          <w:tcPr>
+            <w:tcW w:type="dxa" w:w="2556"/>
+          </w:tcPr>
+          <w:p>
+            <w:r>
+              <w:t>Not yet</w:t>
+            </w:r>
+          </w:p>
+        </w:tc>
+        <w:tc>
+          <w:tcPr>
+            <w:tcW w:type="dxa" w:w="2556"/>
+          </w:tcPr>
+          <w:p>
+            <w:r>
+              <w:t>With support</w:t>
+            </w:r>
+          </w:p>
+        </w:tc>
+        <w:tc>
+          <w:tcPr>
+            <w:tcW w:type="dxa" w:w="2556"/>
+          </w:tcPr>
+          <w:p>
+            <w:r>
+              <w:t>Independent</w:t>
+            </w:r>
+          </w:p>
+        </w:tc>
+      </w:tr>
+      <w:tr>
+        <w:tc>
+          <w:tcPr>
+            <w:tcW w:type="dxa" w:w="2556"/>
+          </w:tcPr>
+          <w:p>
+            <w:r>
+              <w:t>Explanation</w:t>
+            </w:r>
+          </w:p>
+        </w:tc>
+        <w:tc>
+          <w:tcPr>
+            <w:tcW w:type="dxa" w:w="2556"/>
+          </w:tcPr>
+          <w:p>
+            <w:r>
+              <w:t>Names an answer without a deciding fact</w:t>
+            </w:r>
+          </w:p>
+        </w:tc>
+        <w:tc>
+          <w:tcPr>
+            <w:tcW w:type="dxa" w:w="2556"/>
+          </w:tcPr>
+          <w:p>
+            <w:r>
+              <w:t>Uses a hint to link fact and decision</w:t>
+            </w:r>
+          </w:p>
+        </w:tc>
+        <w:tc>
+          <w:tcPr>
+            <w:tcW w:type="dxa" w:w="2556"/>
+          </w:tcPr>
+          <w:p>
+            <w:r>
+              <w:t>Explains the deciding fact in own words</w:t>
+            </w:r>
+          </w:p>
+        </w:tc>
+      </w:tr>
+      <w:tr>
+        <w:tc>
+          <w:tcPr>
+            <w:tcW w:type="dxa" w:w="2556"/>
+          </w:tcPr>
+          <w:p>
+            <w:r>
+              <w:t>Trace or test</w:t>
+            </w:r>
+          </w:p>
+        </w:tc>
+        <w:tc>
+          <w:tcPr>
+            <w:tcW w:type="dxa" w:w="2556"/>
+          </w:tcPr>
+          <w:p>
+            <w:r>
+              <w:t>Cannot connect input and result</w:t>
+            </w:r>
+          </w:p>
+        </w:tc>
+        <w:tc>
+          <w:tcPr>
+            <w:tcW w:type="dxa" w:w="2556"/>
+          </w:tcPr>
+          <w:p>
+            <w:r>
+              <w:t>Completes steps with prompts</w:t>
+            </w:r>
+          </w:p>
+        </w:tc>
+        <w:tc>
+          <w:tcPr>
+            <w:tcW w:type="dxa" w:w="2556"/>
+          </w:tcPr>
+          <w:p>
+            <w:r>
+              <w:t>Traces or tests a changed case accurately</w:t>
+            </w:r>
+          </w:p>
+        </w:tc>
+      </w:tr>
+      <w:tr>
+        <w:tc>
+          <w:tcPr>
+            <w:tcW w:type="dxa" w:w="2556"/>
+          </w:tcPr>
+          <w:p>
+            <w:r>
+              <w:t>Limits and revision</w:t>
+            </w:r>
+          </w:p>
+        </w:tc>
+        <w:tc>
+          <w:tcPr>
+            <w:tcW w:type="dxa" w:w="2556"/>
+          </w:tcPr>
+          <w:p>
+            <w:r>
+              <w:t>Claims more than evidence supports</w:t>
+            </w:r>
+          </w:p>
+        </w:tc>
+        <w:tc>
+          <w:tcPr>
+            <w:tcW w:type="dxa" w:w="2556"/>
+          </w:tcPr>
+          <w:p>
+            <w:r>
+              <w:t>Names a limit after a prompt</w:t>
+            </w:r>
+          </w:p>
+        </w:tc>
+        <w:tc>
+          <w:tcPr>
+            <w:tcW w:type="dxa" w:w="2556"/>
+          </w:tcPr>
+          <w:p>
+            <w:r>
+              <w:t>States a defensible limit and useful next test</w:t>
+            </w:r>
+          </w:p>
+        </w:tc>
+      </w:tr>
+    </w:tbl>
+    <w:p>
+      <w:r>
+        <w:t>Project checkpoint: Prepare the demonstration. Gather reproducible instructions, evidence, access checks and remaining limitations.</w:t>
+      </w:r>
+    </w:p>
+    <w:p>
+      <w:r>
+        <w:t>Use the weekly teacher answer for topic-specific reasoning. A saved progress tick is an activity record; judge mastery from the learner’s explanation and evidence.</w:t>
+      </w:r>
+    </w:p>
     <w:sectPr>
       <w:pgSz w:w="12240" w:h="15840"/>
       <w:pgMar w:top="936" w:right="1008" w:bottom="936" w:left="1008" w:header="720" w:footer="720" w:gutter="0"/>

--- a/downloads/teacher/ai-6-week-26.docx
+++ b/downloads/teacher/ai-6-week-26.docx
@@ -2328,6 +2328,39 @@
         <w:t>Use the weekly teacher answer for topic-specific reasoning. A saved progress tick is an activity record; judge mastery from the learner’s explanation and evidence.</w:t>
       </w:r>
     </w:p>
+    <w:p>
+      <w:pPr>
+        <w:pStyle w:val="Heading1"/>
+      </w:pPr>
+      <w:r>
+        <w:t>08. Use feedback, labs and repair paths</w:t>
+      </w:r>
+    </w:p>
+    <w:p>
+      <w:r>
+        <w:t>Use the two formative questions as supported practice, not as independent mastery scores. Discuss the deciding evidence rather than accepting a guessed selection.</w:t>
+      </w:r>
+    </w:p>
+    <w:p>
+      <w:r>
+        <w:t>The feedback comes from the reviewed public worked case. Do not reveal the separately reserved independent teacher answer until the learner has attempted that case.</w:t>
+      </w:r>
+    </w:p>
+    <w:p>
+      <w:r>
+        <w:t>Ask students to predict before running code. Preserve errors and actual outputs; collect a changed test and an explanation. The branch-boundary and indexing lessons deliberately include failure cases.</w:t>
+      </w:r>
+    </w:p>
+    <w:p>
+      <w:r>
+        <w:t>Use the earlier worked-explanation links to address a specific missing building block, then return to the current question. Adapt this suggestion after observing the learner; it is not an automatic diagnosis.</w:t>
+      </w:r>
+    </w:p>
+    <w:p>
+      <w:r>
+        <w:t>Collect the completed-work portfolio as evidence. Record support separately from correctness, and assess explanation, trace/test and limitations. Progress ticks and quiz selections alone do not establish mastery.</w:t>
+      </w:r>
+    </w:p>
     <w:sectPr>
       <w:pgSz w:w="12240" w:h="15840"/>
       <w:pgMar w:top="936" w:right="1008" w:bottom="936" w:left="1008" w:header="720" w:footer="720" w:gutter="0"/>

--- a/downloads/teacher/ai-6-week-26.docx
+++ b/downloads/teacher/ai-6-week-26.docx
@@ -29,16 +29,39 @@
       </w:r>
     </w:p>
     <w:p>
-      <w:pPr>
-        <w:pStyle w:val="Heading3"/>
-      </w:pPr>
-      <w:r>
-        <w:t>Teach the learning cycle</w:t>
+      <w:r>
+        <w:t>Prepare Incident investigation: check the target, prerequisites, resources and adaptable teaching schedule.</w:t>
       </w:r>
     </w:p>
     <w:p>
-      <w:r>
-        <w:t>Primary target: Explain the mechanism and terminology of incident investigation</w:t>
+      <w:pPr>
+        <w:pStyle w:val="Heading3"/>
+      </w:pPr>
+      <w:r>
+        <w:t>Teach the learning cycle</w:t>
+      </w:r>
+    </w:p>
+    <w:p>
+      <w:pPr>
+        <w:spacing w:line="336" w:lineRule="auto" w:after="180"/>
+      </w:pPr>
+      <w:r>
+        <w:rPr>
+          <w:b w:val="0"/>
+        </w:rPr>
+        <w:t xml:space="preserve">Primary target: Explain the </w:t>
+      </w:r>
+      <w:r>
+        <w:rPr>
+          <w:b/>
+        </w:rPr>
+        <w:t>mechanism</w:t>
+      </w:r>
+      <w:r>
+        <w:rPr>
+          <w:b w:val="0"/>
+        </w:rPr>
+        <w:t xml:space="preserve"> and terminology of incident investigation</w:t>
       </w:r>
     </w:p>
     <w:tbl>
@@ -185,16 +208,37 @@
       </w:tr>
     </w:tbl>
     <w:p>
-      <w:r>
-        <w:t>This is a starting allocation of 135 minutes, not a validated duration. Preserve all named topics. Schedule extra time for connected examples, the full investigation, independent cases and project building. Repeated copies of a case share one recorded attempt; they are not new evidence.</w:t>
+      <w:pPr>
+        <w:spacing w:line="336" w:lineRule="auto" w:after="180"/>
+      </w:pPr>
+      <w:r>
+        <w:rPr>
+          <w:b w:val="0"/>
+        </w:rPr>
+        <w:t>This is a starting allocation of 135 minutes, not a validated duration. Preserve all named topics. Schedule extra time for connected examples, the full investigation, independent cases and project building.</w:t>
       </w:r>
     </w:p>
     <w:p>
       <w:pPr>
-        <w:pStyle w:val="Heading3"/>
-      </w:pPr>
-      <w:r>
-        <w:t>Retrieval answer guidance</w:t>
+        <w:spacing w:line="336" w:lineRule="auto" w:after="180"/>
+      </w:pPr>
+      <w:r>
+        <w:rPr>
+          <w:b w:val="0"/>
+        </w:rPr>
+        <w:t xml:space="preserve">Repeated copies of a case share one recorded attempt; they are not new </w:t>
+      </w:r>
+      <w:r>
+        <w:rPr>
+          <w:b/>
+        </w:rPr>
+        <w:t>evidence</w:t>
+      </w:r>
+      <w:r>
+        <w:rPr>
+          <w:b w:val="0"/>
+        </w:rPr>
+        <w:t>.</w:t>
       </w:r>
     </w:p>
     <w:p>
@@ -202,73 +246,169 @@
         <w:pStyle w:val="Heading3"/>
       </w:pPr>
       <w:r>
-        <w:t>Monitoring quality drift</w:t>
+        <w:t>Retrieval answer guidance</w:t>
       </w:r>
     </w:p>
     <w:p>
-      <w:r>
-        <w:t>Without opening the old lesson, explain one key idea from Monitoring quality drift. Give an example and a mistake that the idea helps you avoid.</w:t>
+      <w:pPr>
+        <w:pStyle w:val="Heading3"/>
+      </w:pPr>
+      <w:r>
+        <w:t>Monitoring quality drift</w:t>
       </w:r>
     </w:p>
     <w:p>
-      <w:r>
-        <w:t>Look for: Explain the mechanism and terminology of monitoring quality drift</w:t>
+      <w:pPr>
+        <w:spacing w:line="336" w:lineRule="auto" w:after="180"/>
+      </w:pPr>
+      <w:r>
+        <w:rPr>
+          <w:b w:val="0"/>
+        </w:rPr>
+        <w:t>Without opening the old lesson, explain one key idea from Monitoring quality drift. Give an example and a mistake that the idea helps you avoid.</w:t>
       </w:r>
     </w:p>
     <w:p>
-      <w:r>
-        <w:t>Reference example, not the only acceptable wording: Teacher explanation: Monitoring compares current outcomes with a declared reference and sampling protocol. A change in observed quality may reflect case mix or instrumentation. For each window report eligible counts, passes, missing outcomes and condition mix. Alert when success falls below the toy80% threshold; investigate before attributing cause.</w:t>
+      <w:pPr>
+        <w:spacing w:line="336" w:lineRule="auto" w:after="180"/>
+      </w:pPr>
+      <w:r>
+        <w:rPr>
+          <w:b w:val="0"/>
+        </w:rPr>
+        <w:t xml:space="preserve">Look for: Explain the </w:t>
+      </w:r>
+      <w:r>
+        <w:rPr>
+          <w:b/>
+        </w:rPr>
+        <w:t>mechanism</w:t>
+      </w:r>
+      <w:r>
+        <w:rPr>
+          <w:b w:val="0"/>
+        </w:rPr>
+        <w:t xml:space="preserve"> and terminology of monitoring quality drift</w:t>
       </w:r>
     </w:p>
     <w:p>
       <w:pPr>
-        <w:pStyle w:val="Heading3"/>
-      </w:pPr>
-      <w:r>
-        <w:t>Deployment environments</w:t>
+        <w:spacing w:line="336" w:lineRule="auto" w:after="180"/>
+      </w:pPr>
+      <w:r>
+        <w:rPr>
+          <w:b w:val="0"/>
+        </w:rPr>
+        <w:t>Reference example, not the only acceptable wording: Teacher explanation: Monitoring compares current outcomes with a declared reference and sampling protocol.</w:t>
       </w:r>
     </w:p>
     <w:p>
-      <w:r>
-        <w:t>Without opening the old lesson, explain one key idea from Deployment environments. Give an example and a mistake that the idea helps you avoid.</w:t>
+      <w:pPr>
+        <w:spacing w:line="336" w:lineRule="auto" w:after="180"/>
+      </w:pPr>
+      <w:r>
+        <w:rPr>
+          <w:b w:val="0"/>
+        </w:rPr>
+        <w:t>A change in observed quality may reflect case mix or instrumentation. For each window report eligible counts, passes, missing outcomes and condition mix.</w:t>
       </w:r>
     </w:p>
     <w:p>
-      <w:r>
-        <w:t>Look for: Explain the mechanism and terminology of deployment environments</w:t>
+      <w:pPr>
+        <w:spacing w:line="336" w:lineRule="auto" w:after="180"/>
+      </w:pPr>
+      <w:r>
+        <w:rPr>
+          <w:b w:val="0"/>
+        </w:rPr>
+        <w:t>Alert when success falls below the toy</w:t>
+      </w:r>
+      <w:r>
+        <w:rPr>
+          <w:b/>
+        </w:rPr>
+        <w:t>80%</w:t>
+      </w:r>
+      <w:r>
+        <w:rPr>
+          <w:b w:val="0"/>
+        </w:rPr>
+        <w:t xml:space="preserve"> threshold; investigate before attributing cause.</w:t>
       </w:r>
     </w:p>
     <w:p>
-      <w:r>
-        <w:t>Reference example, not the only acceptable wording: Teacher explanation: Development, staging and production are distinct environments with explicit data and credential boundaries. Test configuration must not silently target production. For the classroom mock ENV selects a separate fixture store and secret namespace. Validate allowed environment names. A staging run cannot use production write credentials.</w:t>
+      <w:pPr>
+        <w:pStyle w:val="Heading3"/>
+      </w:pPr>
+      <w:r>
+        <w:t>Deployment environments</w:t>
       </w:r>
     </w:p>
     <w:p>
       <w:pPr>
-        <w:pStyle w:val="Heading3"/>
-      </w:pPr>
-      <w:r>
-        <w:t>Data retention and deletion</w:t>
+        <w:spacing w:line="336" w:lineRule="auto" w:after="180"/>
+      </w:pPr>
+      <w:r>
+        <w:rPr>
+          <w:b w:val="0"/>
+        </w:rPr>
+        <w:t>Without opening the old lesson, explain one key idea from Deployment environments. Give an example and a mistake that the idea helps you avoid.</w:t>
       </w:r>
     </w:p>
     <w:p>
-      <w:r>
-        <w:t>Without opening the old lesson, explain one key idea from Data retention and deletion. Give an example and a mistake that the idea helps you avoid.</w:t>
+      <w:pPr>
+        <w:spacing w:line="336" w:lineRule="auto" w:after="180"/>
+      </w:pPr>
+      <w:r>
+        <w:rPr>
+          <w:b w:val="0"/>
+        </w:rPr>
+        <w:t xml:space="preserve">Look for: Explain the </w:t>
+      </w:r>
+      <w:r>
+        <w:rPr>
+          <w:b/>
+        </w:rPr>
+        <w:t>mechanism</w:t>
+      </w:r>
+      <w:r>
+        <w:rPr>
+          <w:b w:val="0"/>
+        </w:rPr>
+        <w:t xml:space="preserve"> and terminology of deployment environments</w:t>
       </w:r>
     </w:p>
     <w:p>
-      <w:r>
-        <w:t>Look for: Explain the mechanism and terminology of data retention and deletion</w:t>
+      <w:pPr>
+        <w:spacing w:line="336" w:lineRule="auto" w:after="180"/>
+      </w:pPr>
+      <w:r>
+        <w:rPr>
+          <w:b w:val="0"/>
+        </w:rPr>
+        <w:t>Reference example, not the only acceptable wording: Teacher explanation: Development, staging and production are distinct environments with explicit data and credential boundaries.</w:t>
       </w:r>
     </w:p>
     <w:p>
-      <w:r>
-        <w:t>Reference example, not the only acceptable wording: Teacher explanation: Retention and deletion cover all declared stores, including caches and logs. Removing a visible row may leave copies elsewhere. Toy policy retains session content for 7 days and deletes it when age is at least7. Audit metadata may remain for 30 days without content. Track primary storage, cache and backup policy separately.</w:t>
+      <w:pPr>
+        <w:spacing w:line="336" w:lineRule="auto" w:after="180"/>
+      </w:pPr>
+      <w:r>
+        <w:rPr>
+          <w:b w:val="0"/>
+        </w:rPr>
+        <w:t>Test configuration must not silently target production. For the classroom mock ENV selects a separate fixture store and secret namespace. Validate allowed environment names.</w:t>
       </w:r>
     </w:p>
     <w:p>
-      <w:r>
-        <w:t>Two 45-minute sessions. Incident investigation preserves a timeline and distinguishes observation from hypothesis. Repair before evidence collection can erase clues. Use the supplied constructed scenarios to make the mechanism inspectable. Collect W4 before sharing solutions. Students should name intermediate evidence and limitations; classroom pacing and learning effectiveness remain unvalidated.</w:t>
+      <w:pPr>
+        <w:spacing w:line="336" w:lineRule="auto" w:after="180"/>
+      </w:pPr>
+      <w:r>
+        <w:rPr>
+          <w:b w:val="0"/>
+        </w:rPr>
+        <w:t>A staging run cannot use production write credentials.</w:t>
       </w:r>
     </w:p>
     <w:p>
@@ -276,45 +416,144 @@
         <w:pStyle w:val="Heading3"/>
       </w:pPr>
       <w:r>
-        <w:t>Outcomes</w:t>
+        <w:t>Data retention and deletion</w:t>
       </w:r>
     </w:p>
     <w:p>
-      <w:r>
-        <w:t>Explain the mechanism and terminology of incident investigation</w:t>
+      <w:pPr>
+        <w:spacing w:line="336" w:lineRule="auto" w:after="180"/>
+      </w:pPr>
+      <w:r>
+        <w:rPr>
+          <w:b w:val="0"/>
+        </w:rPr>
+        <w:t>Without opening the old lesson, explain one key idea from Data retention and deletion. Give an example and a mistake that the idea helps you avoid.</w:t>
       </w:r>
     </w:p>
     <w:p>
-      <w:r>
-        <w:t>Apply the stated procedure to a new case with a traceable result</w:t>
+      <w:pPr>
+        <w:spacing w:line="336" w:lineRule="auto" w:after="180"/>
+      </w:pPr>
+      <w:r>
+        <w:rPr>
+          <w:b w:val="0"/>
+        </w:rPr>
+        <w:t xml:space="preserve">Look for: Explain the </w:t>
+      </w:r>
+      <w:r>
+        <w:rPr>
+          <w:b/>
+        </w:rPr>
+        <w:t>mechanism</w:t>
+      </w:r>
+      <w:r>
+        <w:rPr>
+          <w:b w:val="0"/>
+        </w:rPr>
+        <w:t xml:space="preserve"> and terminology of data retention and deletion</w:t>
       </w:r>
     </w:p>
     <w:p>
-      <w:r>
-        <w:t>Identify an assumption or limitation and design a revealing follow-up</w:t>
+      <w:pPr>
+        <w:spacing w:line="336" w:lineRule="auto" w:after="180"/>
+      </w:pPr>
+      <w:r>
+        <w:rPr>
+          <w:b w:val="0"/>
+        </w:rPr>
+        <w:t>Reference example, not the only acceptable wording: Teacher explanation: Retention and deletion cover all declared stores, including caches and logs. Removing a visible row may leave copies elsewhere.</w:t>
       </w:r>
     </w:p>
     <w:p>
       <w:pPr>
-        <w:pStyle w:val="Heading3"/>
-      </w:pPr>
-      <w:r>
-        <w:t>Preparation</w:t>
+        <w:spacing w:line="336" w:lineRule="auto" w:after="180"/>
+      </w:pPr>
+      <w:r>
+        <w:rPr>
+          <w:b w:val="0"/>
+        </w:rPr>
+        <w:t>Toy policy retains session content for 7 days and deletes it when age is at least7. Audit metadata may remain for 30 days without content. Track primary storage, cache and backup policy separately.</w:t>
       </w:r>
     </w:p>
     <w:p>
-      <w:r>
-        <w:t>Lesson and workbook; paper and pencil</w:t>
+      <w:pPr>
+        <w:spacing w:line="336" w:lineRule="auto" w:after="180"/>
+      </w:pPr>
+      <w:r>
+        <w:rPr>
+          <w:b w:val="0"/>
+        </w:rPr>
+        <w:t xml:space="preserve">Two 45-minute sessions. Incident investigation preserves a timeline and distinguishes </w:t>
+      </w:r>
+      <w:r>
+        <w:rPr>
+          <w:b/>
+        </w:rPr>
+        <w:t>observation</w:t>
+      </w:r>
+      <w:r>
+        <w:rPr>
+          <w:b w:val="0"/>
+        </w:rPr>
+        <w:t xml:space="preserve"> from hypothesis. Repair before </w:t>
+      </w:r>
+      <w:r>
+        <w:rPr>
+          <w:b/>
+        </w:rPr>
+        <w:t>evidence</w:t>
+      </w:r>
+      <w:r>
+        <w:rPr>
+          <w:b w:val="0"/>
+        </w:rPr>
+        <w:t xml:space="preserve"> collection can erase clues.</w:t>
       </w:r>
     </w:p>
     <w:p>
-      <w:r>
-        <w:t>Calculator and optional local Python 3 for arithmetic; no live API or private data</w:t>
+      <w:pPr>
+        <w:spacing w:line="336" w:lineRule="auto" w:after="180"/>
+      </w:pPr>
+      <w:r>
+        <w:rPr>
+          <w:b w:val="0"/>
+        </w:rPr>
+        <w:t xml:space="preserve">Use the supplied constructed scenarios to make the </w:t>
+      </w:r>
+      <w:r>
+        <w:rPr>
+          <w:b/>
+        </w:rPr>
+        <w:t>mechanism</w:t>
+      </w:r>
+      <w:r>
+        <w:rPr>
+          <w:b w:val="0"/>
+        </w:rPr>
+        <w:t xml:space="preserve"> inspectable. Collect W4 before sharing solutions.</w:t>
       </w:r>
     </w:p>
     <w:p>
-      <w:r>
-        <w:t>Prepare the fresh retry separately and withhold its solution until after collection</w:t>
+      <w:pPr>
+        <w:spacing w:line="336" w:lineRule="auto" w:after="180"/>
+      </w:pPr>
+      <w:r>
+        <w:rPr>
+          <w:b w:val="0"/>
+        </w:rPr>
+        <w:t xml:space="preserve">Students should name intermediate </w:t>
+      </w:r>
+      <w:r>
+        <w:rPr>
+          <w:b/>
+        </w:rPr>
+        <w:t>evidence</w:t>
+      </w:r>
+      <w:r>
+        <w:rPr>
+          <w:b w:val="0"/>
+        </w:rPr>
+        <w:t xml:space="preserve"> and limitations; classroom pacing and learning effectiveness remain unvalidated.</w:t>
       </w:r>
     </w:p>
     <w:p>
@@ -322,58 +561,344 @@
         <w:pStyle w:val="Heading3"/>
       </w:pPr>
       <w:r>
-        <w:t>Prerequisite answer</w:t>
+        <w:t>Outcomes</w:t>
       </w:r>
     </w:p>
     <w:p>
-      <w:r>
-        <w:t>A result depends on the inputs, procedure and conditions that produced it. Preserve data roles and distinguish observed outcomes from predictions or unmeasured conditions. If the prior concept cannot be explained, use a short retrieval activity before this chapter.</w:t>
+      <w:pPr>
+        <w:spacing w:line="336" w:lineRule="auto" w:after="180"/>
+      </w:pPr>
+      <w:r>
+        <w:rPr>
+          <w:b w:val="0"/>
+        </w:rPr>
+        <w:t xml:space="preserve">Explain the </w:t>
+      </w:r>
+      <w:r>
+        <w:rPr>
+          <w:b/>
+        </w:rPr>
+        <w:t>mechanism</w:t>
+      </w:r>
+      <w:r>
+        <w:rPr>
+          <w:b w:val="0"/>
+        </w:rPr>
+        <w:t xml:space="preserve"> and terminology of incident investigation</w:t>
       </w:r>
     </w:p>
     <w:p>
       <w:pPr>
-        <w:pStyle w:val="Heading3"/>
-      </w:pPr>
-      <w:r>
-        <w:t>End goal for the pictorial case</w:t>
+        <w:spacing w:line="336" w:lineRule="auto" w:after="180"/>
+      </w:pPr>
+      <w:r>
+        <w:rPr>
+          <w:b w:val="0"/>
+        </w:rPr>
+        <w:t>Apply the stated procedure to a new case with a traceable result</w:t>
       </w:r>
     </w:p>
     <w:p>
-      <w:r>
-        <w:t>Explain incident investigation using the deciding step in this fictional service.</w:t>
+      <w:pPr>
+        <w:spacing w:line="336" w:lineRule="auto" w:after="180"/>
+      </w:pPr>
+      <w:r>
+        <w:rPr>
+          <w:b w:val="0"/>
+        </w:rPr>
+        <w:t>Identify an assumption or limitation and design a revealing follow-up</w:t>
       </w:r>
     </w:p>
     <w:p>
-      <w:r>
-        <w:t>This added worked case illustrates the week’s main idea. Retain all original and connected topics; schedule its practice within the teaching cycle.</w:t>
+      <w:pPr>
+        <w:pStyle w:val="Heading3"/>
+      </w:pPr>
+      <w:r>
+        <w:t>Preparation</w:t>
       </w:r>
     </w:p>
     <w:p>
       <w:pPr>
-        <w:pStyle w:val="Heading1"/>
-      </w:pPr>
-      <w:r>
-        <w:t>02. Explain and model the mechanism</w:t>
+        <w:spacing w:line="336" w:lineRule="auto" w:after="180"/>
+      </w:pPr>
+      <w:r>
+        <w:rPr>
+          <w:b w:val="0"/>
+        </w:rPr>
+        <w:t>Lesson and workbook; paper and pencil</w:t>
       </w:r>
     </w:p>
     <w:p>
-      <w:r>
-        <w:t>Incident investigation preserves a timeline and distinguishes observation from hypothesis. Repair before evidence collection can erase clues.</w:t>
+      <w:pPr>
+        <w:spacing w:line="336" w:lineRule="auto" w:after="180"/>
+      </w:pPr>
+      <w:r>
+        <w:rPr>
+          <w:b w:val="0"/>
+        </w:rPr>
+        <w:t>Calculator and optional local Python 3 for arithmetic; no live API or private data</w:t>
       </w:r>
     </w:p>
     <w:p>
-      <w:r>
-        <w:t>Begin by writing the question the procedure is intended to answer. Identify the information already supplied, the information it will produce and the information still missing. These are constructed classroom examples; they do not require live accounts, private records or an external service. Do not treat a plausible explanation as a measured outcome.</w:t>
+      <w:pPr>
+        <w:spacing w:line="336" w:lineRule="auto" w:after="180"/>
+      </w:pPr>
+      <w:r>
+        <w:rPr>
+          <w:b w:val="0"/>
+        </w:rPr>
+        <w:t>Prepare the fresh retry separately and withhold its solution until after collection</w:t>
       </w:r>
     </w:p>
     <w:p>
-      <w:r>
-        <w:t>Record timestamps, versions, requests, authorised actions and outcomes with minimised logs. Separate immediate containment from diagnosis. Compare candidate explanations against evidence.</w:t>
+      <w:pPr>
+        <w:pStyle w:val="Heading3"/>
+      </w:pPr>
+      <w:r>
+        <w:t>Prerequisite answer</w:t>
       </w:r>
     </w:p>
     <w:p>
-      <w:r>
-        <w:t>Before applying the procedure, write its units, denominator or decision boundary where relevant. A partner should be able to repeat each step using the same inputs. If a required input is absent or violates the stated contract, record that condition explicitly instead of quietly replacing it with a convenient value.</w:t>
+      <w:pPr>
+        <w:spacing w:line="336" w:lineRule="auto" w:after="180"/>
+      </w:pPr>
+      <w:r>
+        <w:rPr>
+          <w:b w:val="0"/>
+        </w:rPr>
+        <w:t xml:space="preserve">A result depends on the </w:t>
+      </w:r>
+      <w:r>
+        <w:rPr>
+          <w:b/>
+        </w:rPr>
+        <w:t>input</w:t>
+      </w:r>
+      <w:r>
+        <w:rPr>
+          <w:b w:val="0"/>
+        </w:rPr>
+        <w:t xml:space="preserve">s, procedure and conditions that produced it. Preserve data roles and distinguish observed outcomes from </w:t>
+      </w:r>
+      <w:r>
+        <w:rPr>
+          <w:b/>
+        </w:rPr>
+        <w:t>prediction</w:t>
+      </w:r>
+      <w:r>
+        <w:rPr>
+          <w:b w:val="0"/>
+        </w:rPr>
+        <w:t>s or unmeasured conditions.</w:t>
+      </w:r>
+    </w:p>
+    <w:p>
+      <w:pPr>
+        <w:spacing w:line="336" w:lineRule="auto" w:after="180"/>
+      </w:pPr>
+      <w:r>
+        <w:rPr>
+          <w:b w:val="0"/>
+        </w:rPr>
+        <w:t>If the prior concept cannot be explained, use a short retrieval activity before this chapter.</w:t>
+      </w:r>
+    </w:p>
+    <w:p>
+      <w:pPr>
+        <w:pStyle w:val="Heading3"/>
+      </w:pPr>
+      <w:r>
+        <w:t>End goal for the pictorial case</w:t>
+      </w:r>
+    </w:p>
+    <w:p>
+      <w:pPr>
+        <w:spacing w:line="336" w:lineRule="auto" w:after="180"/>
+      </w:pPr>
+      <w:r>
+        <w:rPr>
+          <w:b w:val="0"/>
+        </w:rPr>
+        <w:t>Explain incident investigation using the deciding step in this fictional service.</w:t>
+      </w:r>
+    </w:p>
+    <w:p>
+      <w:pPr>
+        <w:spacing w:line="336" w:lineRule="auto" w:after="180"/>
+      </w:pPr>
+      <w:r>
+        <w:rPr>
+          <w:b w:val="0"/>
+        </w:rPr>
+        <w:t>This added worked case illustrates the week’s main idea. Retain all original and connected topics; schedule its practice within the teaching cycle.</w:t>
+      </w:r>
+    </w:p>
+    <w:p>
+      <w:pPr>
+        <w:pStyle w:val="Heading1"/>
+      </w:pPr>
+      <w:r>
+        <w:t>02. Explain and model the mechanism</w:t>
+      </w:r>
+    </w:p>
+    <w:p>
+      <w:r>
+        <w:t>Model Incident investigation using the supplied case, labelled mechanism and reasoning. Make the scope of each conclusion explicit.</w:t>
+      </w:r>
+    </w:p>
+    <w:p>
+      <w:pPr>
+        <w:spacing w:line="336" w:lineRule="auto" w:after="180"/>
+      </w:pPr>
+      <w:r>
+        <w:rPr>
+          <w:b w:val="0"/>
+        </w:rPr>
+        <w:t xml:space="preserve">Incident investigation preserves a timeline and distinguishes </w:t>
+      </w:r>
+      <w:r>
+        <w:rPr>
+          <w:b/>
+        </w:rPr>
+        <w:t>observation</w:t>
+      </w:r>
+      <w:r>
+        <w:rPr>
+          <w:b w:val="0"/>
+        </w:rPr>
+        <w:t xml:space="preserve"> from hypothesis. Repair before </w:t>
+      </w:r>
+      <w:r>
+        <w:rPr>
+          <w:b/>
+        </w:rPr>
+        <w:t>evidence</w:t>
+      </w:r>
+      <w:r>
+        <w:rPr>
+          <w:b w:val="0"/>
+        </w:rPr>
+        <w:t xml:space="preserve"> collection can erase clues.</w:t>
+      </w:r>
+    </w:p>
+    <w:p>
+      <w:pPr>
+        <w:pStyle w:val="Heading3"/>
+      </w:pPr>
+      <w:r>
+        <w:t>Explain Incident investigation · 1</w:t>
+      </w:r>
+    </w:p>
+    <w:p>
+      <w:pPr>
+        <w:spacing w:line="336" w:lineRule="auto" w:after="180"/>
+      </w:pPr>
+      <w:r>
+        <w:rPr>
+          <w:b w:val="0"/>
+        </w:rPr>
+        <w:t>Begin by writing the question the procedure is intended to answer. Identify the information already supplied, the information it will produce and the information still missing.</w:t>
+      </w:r>
+    </w:p>
+    <w:p>
+      <w:pPr>
+        <w:spacing w:line="336" w:lineRule="auto" w:after="180"/>
+      </w:pPr>
+      <w:r>
+        <w:rPr>
+          <w:b w:val="0"/>
+        </w:rPr>
+        <w:t>These are constructed classroom examples; they do not require live accounts, private records or an external service. Do not treat a plausible explanation as a measured outcome.</w:t>
+      </w:r>
+    </w:p>
+    <w:p>
+      <w:pPr>
+        <w:spacing w:line="336" w:lineRule="auto" w:after="180"/>
+      </w:pPr>
+      <w:r>
+        <w:rPr>
+          <w:b w:val="0"/>
+        </w:rPr>
+        <w:t xml:space="preserve">Record timestamps, versions, requests, authorised actions and outcomes with minimised logs. Separate immediate </w:t>
+      </w:r>
+      <w:r>
+        <w:rPr>
+          <w:b/>
+        </w:rPr>
+        <w:t>containment</w:t>
+      </w:r>
+      <w:r>
+        <w:rPr>
+          <w:b w:val="0"/>
+        </w:rPr>
+        <w:t xml:space="preserve"> from diagnosis. Compare candidate explanations against </w:t>
+      </w:r>
+      <w:r>
+        <w:rPr>
+          <w:b/>
+        </w:rPr>
+        <w:t>evidence</w:t>
+      </w:r>
+      <w:r>
+        <w:rPr>
+          <w:b w:val="0"/>
+        </w:rPr>
+        <w:t>.</w:t>
+      </w:r>
+    </w:p>
+    <w:p>
+      <w:pPr>
+        <w:pStyle w:val="Heading3"/>
+      </w:pPr>
+      <w:r>
+        <w:t>Explain Incident investigation · 2</w:t>
+      </w:r>
+    </w:p>
+    <w:p>
+      <w:pPr>
+        <w:spacing w:line="336" w:lineRule="auto" w:after="180"/>
+      </w:pPr>
+      <w:r>
+        <w:rPr>
+          <w:b w:val="0"/>
+        </w:rPr>
+        <w:t xml:space="preserve">Before applying the procedure, write its units, denominator or decision boundary where relevant. A partner should be able to repeat each step using the same </w:t>
+      </w:r>
+      <w:r>
+        <w:rPr>
+          <w:b/>
+        </w:rPr>
+        <w:t>input</w:t>
+      </w:r>
+      <w:r>
+        <w:rPr>
+          <w:b w:val="0"/>
+        </w:rPr>
+        <w:t>s.</w:t>
+      </w:r>
+    </w:p>
+    <w:p>
+      <w:pPr>
+        <w:spacing w:line="336" w:lineRule="auto" w:after="180"/>
+      </w:pPr>
+      <w:r>
+        <w:rPr>
+          <w:b w:val="0"/>
+        </w:rPr>
+        <w:t xml:space="preserve">If a required </w:t>
+      </w:r>
+      <w:r>
+        <w:rPr>
+          <w:b/>
+        </w:rPr>
+        <w:t>input</w:t>
+      </w:r>
+      <w:r>
+        <w:rPr>
+          <w:b w:val="0"/>
+        </w:rPr>
+        <w:t xml:space="preserve"> is absent or violates the stated contract, record that condition explicitly instead of quietly replacing it with a convenient value.</w:t>
       </w:r>
     </w:p>
     <w:tbl>
@@ -571,36 +1096,198 @@
       </w:r>
     </w:p>
     <w:p>
-      <w:r>
-        <w:t>Guided: Weight-change claim is contradicted by the version record. Stale cache is a supported candidate explanation; preserve timeline and test it with controlled reproduction. Qualification: A plausible narrative needs controlled or record-based confirmation and must preserve unknowns. Exit: accept a concrete variation with its predicted outcome and a stated condition that would challenge the mechanism; reject a claim resting on unmeasured evidence.</w:t>
+      <w:pPr>
+        <w:pStyle w:val="Heading3"/>
+      </w:pPr>
+      <w:r>
+        <w:t>Explain Incident investigation · 3</w:t>
       </w:r>
     </w:p>
     <w:p>
       <w:pPr>
-        <w:pStyle w:val="Heading3"/>
-      </w:pPr>
-      <w:r>
-        <w:t>Model the reasoning aloud</w:t>
+        <w:spacing w:line="336" w:lineRule="auto" w:after="180"/>
+      </w:pPr>
+      <w:r>
+        <w:rPr>
+          <w:b w:val="0"/>
+        </w:rPr>
+        <w:t>Guided: Weight-change claim is contradicted by the version record. Stale cache is a supported candidate explanation; preserve timeline and test it with controlled reproduction.</w:t>
       </w:r>
     </w:p>
     <w:p>
-      <w:r>
-        <w:t>Use the complete worked example below before asking learners to complete W2. Reveal a small part, invite a prediction, then explain the deciding step. These teacher notes contain solutions; do not reveal the independent case answer during modelling.</w:t>
+      <w:pPr>
+        <w:spacing w:line="336" w:lineRule="auto" w:after="180"/>
+      </w:pPr>
+      <w:r>
+        <w:rPr>
+          <w:b w:val="0"/>
+        </w:rPr>
+        <w:t>Qualification: A plausible narrative needs controlled or record-based confirmation and must preserve unknowns.</w:t>
       </w:r>
     </w:p>
     <w:p>
-      <w:r>
-        <w:t>At09:00 corpus updates; 09:05 stale cache response; 09:06 cache disabled. Team says model weights changed, but weight version is unchanged.</w:t>
+      <w:pPr>
+        <w:spacing w:line="336" w:lineRule="auto" w:after="180"/>
+      </w:pPr>
+      <w:r>
+        <w:rPr>
+          <w:b w:val="0"/>
+        </w:rPr>
+        <w:t xml:space="preserve">Exit: accept a concrete variation with its predicted outcome and a stated condition that would challenge the </w:t>
+      </w:r>
+      <w:r>
+        <w:rPr>
+          <w:b/>
+        </w:rPr>
+        <w:t>mechanism</w:t>
+      </w:r>
+      <w:r>
+        <w:rPr>
+          <w:b w:val="0"/>
+        </w:rPr>
+        <w:t xml:space="preserve">; reject a claim resting on unmeasured </w:t>
+      </w:r>
+      <w:r>
+        <w:rPr>
+          <w:b/>
+        </w:rPr>
+        <w:t>evidence</w:t>
+      </w:r>
+      <w:r>
+        <w:rPr>
+          <w:b w:val="0"/>
+        </w:rPr>
+        <w:t>.</w:t>
       </w:r>
     </w:p>
     <w:p>
-      <w:r>
-        <w:t>Weight-change claim is contradicted by the version record. Stale cache is a supported candidate explanation; preserve timeline and test it with controlled reproduction.</w:t>
+      <w:pPr>
+        <w:pStyle w:val="Heading3"/>
+      </w:pPr>
+      <w:r>
+        <w:t>Model the reasoning aloud</w:t>
       </w:r>
     </w:p>
     <w:p>
-      <w:r>
-        <w:t>Compare the intermediate evidence with the final statement. Explain why each number or decision follows from the stated inputs. The conclusion belongs to this scenario and procedure; changing the inputs, evaluation population or authority can change what it establishes. Retain the raw record so a later revision can be compared honestly.</w:t>
+      <w:pPr>
+        <w:spacing w:line="336" w:lineRule="auto" w:after="180"/>
+      </w:pPr>
+      <w:r>
+        <w:rPr>
+          <w:b w:val="0"/>
+        </w:rPr>
+        <w:t xml:space="preserve">Use the complete worked example below before asking learners to complete W2. Reveal a small part, invite a </w:t>
+      </w:r>
+      <w:r>
+        <w:rPr>
+          <w:b/>
+        </w:rPr>
+        <w:t>prediction</w:t>
+      </w:r>
+      <w:r>
+        <w:rPr>
+          <w:b w:val="0"/>
+        </w:rPr>
+        <w:t>, then explain the deciding step.</w:t>
+      </w:r>
+    </w:p>
+    <w:p>
+      <w:pPr>
+        <w:spacing w:line="336" w:lineRule="auto" w:after="180"/>
+      </w:pPr>
+      <w:r>
+        <w:rPr>
+          <w:b w:val="0"/>
+        </w:rPr>
+        <w:t>These teacher notes contain solutions; do not reveal the independent case answer during modelling.</w:t>
+      </w:r>
+    </w:p>
+    <w:p>
+      <w:pPr>
+        <w:spacing w:line="336" w:lineRule="auto" w:after="180"/>
+      </w:pPr>
+      <w:r>
+        <w:rPr>
+          <w:b w:val="0"/>
+        </w:rPr>
+        <w:t>At09:00 corpus updates; 09:05 stale cache response; 09:06 cache disabled. Team says model weights changed, but weight version is unchanged.</w:t>
+      </w:r>
+    </w:p>
+    <w:p>
+      <w:pPr>
+        <w:spacing w:line="336" w:lineRule="auto" w:after="180"/>
+      </w:pPr>
+      <w:r>
+        <w:rPr>
+          <w:b w:val="0"/>
+        </w:rPr>
+        <w:t>Weight-change claim is contradicted by the version record. Stale cache is a supported candidate explanation; preserve timeline and test it with controlled reproduction.</w:t>
+      </w:r>
+    </w:p>
+    <w:p>
+      <w:pPr>
+        <w:pStyle w:val="Heading3"/>
+      </w:pPr>
+      <w:r>
+        <w:t>Model the reasoning aloud · 4</w:t>
+      </w:r>
+    </w:p>
+    <w:p>
+      <w:pPr>
+        <w:spacing w:line="336" w:lineRule="auto" w:after="180"/>
+      </w:pPr>
+      <w:r>
+        <w:rPr>
+          <w:b w:val="0"/>
+        </w:rPr>
+        <w:t xml:space="preserve">Compare the intermediate </w:t>
+      </w:r>
+      <w:r>
+        <w:rPr>
+          <w:b/>
+        </w:rPr>
+        <w:t>evidence</w:t>
+      </w:r>
+      <w:r>
+        <w:rPr>
+          <w:b w:val="0"/>
+        </w:rPr>
+        <w:t xml:space="preserve"> with the final statement. Explain why each number or decision follows from the stated </w:t>
+      </w:r>
+      <w:r>
+        <w:rPr>
+          <w:b/>
+        </w:rPr>
+        <w:t>input</w:t>
+      </w:r>
+      <w:r>
+        <w:rPr>
+          <w:b w:val="0"/>
+        </w:rPr>
+        <w:t>s.</w:t>
+      </w:r>
+    </w:p>
+    <w:p>
+      <w:pPr>
+        <w:spacing w:line="336" w:lineRule="auto" w:after="180"/>
+      </w:pPr>
+      <w:r>
+        <w:rPr>
+          <w:b w:val="0"/>
+        </w:rPr>
+        <w:t xml:space="preserve">The conclusion belongs to this scenario and procedure; changing the </w:t>
+      </w:r>
+      <w:r>
+        <w:rPr>
+          <w:b/>
+        </w:rPr>
+        <w:t>input</w:t>
+      </w:r>
+      <w:r>
+        <w:rPr>
+          <w:b w:val="0"/>
+        </w:rPr>
+        <w:t>s, evaluation population or authority can change what it establishes. Retain the raw record so a later revision can be compared honestly.</w:t>
       </w:r>
     </w:p>
     <w:tbl>
@@ -706,7 +1393,13 @@
       </w:tr>
     </w:tbl>
     <w:p>
-      <w:r>
+      <w:pPr>
+        <w:spacing w:line="336" w:lineRule="auto" w:after="180"/>
+      </w:pPr>
+      <w:r>
+        <w:rPr>
+          <w:b w:val="0"/>
+        </w:rPr>
         <w:t>Use the diagram and verbal explanation together. Ask learners to match a sentence to a specific visual step; do not assign learners fixed visual or auditory learning styles.</w:t>
       </w:r>
     </w:p>
@@ -719,8 +1412,26 @@
       </w:r>
     </w:p>
     <w:p>
-      <w:r>
-        <w:t>An incident timeline. After a schedule update, a service gives an old classroom location.</w:t>
+      <w:pPr>
+        <w:spacing w:line="336" w:lineRule="auto" w:after="180"/>
+      </w:pPr>
+      <w:r>
+        <w:rPr>
+          <w:b w:val="0"/>
+        </w:rPr>
+        <w:t xml:space="preserve">An </w:t>
+      </w:r>
+      <w:r>
+        <w:rPr>
+          <w:b/>
+        </w:rPr>
+        <w:t>incident timeline</w:t>
+      </w:r>
+      <w:r>
+        <w:rPr>
+          <w:b w:val="0"/>
+        </w:rPr>
+        <w:t>. After a schedule update, a service gives an old classroom location.</w:t>
       </w:r>
     </w:p>
     <w:p>
@@ -732,7 +1443,22 @@
       </w:r>
     </w:p>
     <w:p>
-      <w:r>
+      <w:pPr>
+        <w:pStyle w:val="Heading3"/>
+      </w:pPr>
+      <w:r>
+        <w:t>Supplied facts</w:t>
+      </w:r>
+    </w:p>
+    <w:p>
+      <w:pPr>
+        <w:spacing w:line="336" w:lineRule="auto" w:after="180"/>
+        <w:shd w:fill="F1F6FC"/>
+      </w:pPr>
+      <w:r>
+        <w:rPr>
+          <w:b w:val="0"/>
+        </w:rPr>
         <w:t>14:00 version 6 publishes room D; 14:05 answer uses version 5 room C; 14:06 user reports mismatch.</w:t>
       </w:r>
     </w:p>
@@ -896,21 +1622,43 @@
       </w:r>
     </w:p>
     <w:p>
-      <w:r>
-        <w:t>A timeline separates observed events from a proposed cause. Evidence can locate a mismatch without yet explaining why it happened.</w:t>
+      <w:pPr>
+        <w:pStyle w:val="Heading3"/>
+      </w:pPr>
+      <w:r>
+        <w:t>Why the result follows</w:t>
       </w:r>
     </w:p>
     <w:p>
       <w:pPr>
-        <w:pStyle w:val="Heading3"/>
-      </w:pPr>
-      <w:r>
-        <w:t>What this example does not establish</w:t>
+        <w:spacing w:line="336" w:lineRule="auto" w:after="180"/>
+        <w:shd w:fill="F1F6FC"/>
+      </w:pPr>
+      <w:r>
+        <w:rPr>
+          <w:b w:val="0"/>
+        </w:rPr>
+        <w:t xml:space="preserve">A timeline separates observed events from a proposed cause. </w:t>
+      </w:r>
+      <w:r>
+        <w:rPr>
+          <w:b/>
+        </w:rPr>
+        <w:t>Evidence</w:t>
+      </w:r>
+      <w:r>
+        <w:rPr>
+          <w:b w:val="0"/>
+        </w:rPr>
+        <w:t xml:space="preserve"> can locate a mismatch without yet explaining why it happened.</w:t>
       </w:r>
     </w:p>
     <w:p>
-      <w:r>
-        <w:t>Missing events may change the account; temporal order alone does not prove causation.</w:t>
+      <w:pPr>
+        <w:pStyle w:val="Heading3"/>
+      </w:pPr>
+      <w:r>
+        <w:t>What this example does not establish</w:t>
       </w:r>
     </w:p>
     <w:p>
@@ -918,43 +1666,168 @@
         <w:pStyle w:val="Heading3"/>
       </w:pPr>
       <w:r>
-        <w:t>Change one thing in the pictured case</w:t>
+        <w:t>Keep the stated limit</w:t>
       </w:r>
     </w:p>
     <w:p>
-      <w:r>
-        <w:t>Change: Trace instead shows version 6 retrieved and room C drafted.</w:t>
+      <w:pPr>
+        <w:spacing w:line="336" w:lineRule="auto" w:after="180"/>
+        <w:shd w:fill="FFF5E6"/>
+      </w:pPr>
+      <w:r>
+        <w:rPr>
+          <w:b w:val="0"/>
+        </w:rPr>
+        <w:t>Missing events may change the account; temporal order alone does not prove causation.</w:t>
       </w:r>
     </w:p>
     <w:p>
-      <w:r>
-        <w:t>Prediction: Investigate drafting or validation before blaming caching.</w:t>
+      <w:pPr>
+        <w:pStyle w:val="Heading3"/>
+      </w:pPr>
+      <w:r>
+        <w:t>Change one thing in the pictured case</w:t>
       </w:r>
     </w:p>
     <w:p>
-      <w:r>
-        <w:t>Reason: The mismatch now appears after retrieval.</w:t>
+      <w:pPr>
+        <w:pStyle w:val="Heading3"/>
+      </w:pPr>
+      <w:r>
+        <w:t>Change one thing</w:t>
       </w:r>
     </w:p>
     <w:p>
       <w:pPr>
-        <w:pStyle w:val="Heading3"/>
-      </w:pPr>
-      <w:r>
-        <w:t>Ask while showing the picture</w:t>
+        <w:spacing w:line="336" w:lineRule="auto" w:after="180"/>
+        <w:shd w:fill="F5F1FB"/>
+      </w:pPr>
+      <w:r>
+        <w:rPr>
+          <w:b w:val="0"/>
+        </w:rPr>
+        <w:t>Change: Trace instead shows version 6 retrieved and room C drafted.</w:t>
       </w:r>
     </w:p>
     <w:p>
-      <w:r>
-        <w:t>Cover the result. Ask learners to name the inputs and predict the next step. Uncover one step, connect the icon to the actual procedure, and explain its evidence. Then change the supplied condition and compare. The picture is a representation; it does not document execution of a real AI model.</w:t>
+      <w:pPr>
+        <w:pStyle w:val="Heading3"/>
+      </w:pPr>
+      <w:r>
+        <w:t>Predicted result</w:t>
       </w:r>
     </w:p>
     <w:p>
       <w:pPr>
+        <w:spacing w:line="336" w:lineRule="auto" w:after="180"/>
+        <w:shd w:fill="F1F6FC"/>
+      </w:pPr>
+      <w:r>
+        <w:rPr>
+          <w:b/>
+        </w:rPr>
+        <w:t>Prediction</w:t>
+      </w:r>
+      <w:r>
+        <w:rPr>
+          <w:b w:val="0"/>
+        </w:rPr>
+        <w:t>: Investigate drafting or validation before blaming caching.</w:t>
+      </w:r>
+    </w:p>
+    <w:p>
+      <w:pPr>
+        <w:pStyle w:val="Heading3"/>
+      </w:pPr>
+      <w:r>
+        <w:t>Why the result follows</w:t>
+      </w:r>
+    </w:p>
+    <w:p>
+      <w:pPr>
+        <w:spacing w:line="336" w:lineRule="auto" w:after="180"/>
+        <w:shd w:fill="F1F6FC"/>
+      </w:pPr>
+      <w:r>
+        <w:rPr>
+          <w:b w:val="0"/>
+        </w:rPr>
+        <w:t>Reason: The mismatch now appears after retrieval.</w:t>
+      </w:r>
+    </w:p>
+    <w:p>
+      <w:pPr>
+        <w:pStyle w:val="Heading3"/>
+      </w:pPr>
+      <w:r>
+        <w:t>Ask while showing the picture</w:t>
+      </w:r>
+    </w:p>
+    <w:p>
+      <w:pPr>
+        <w:pStyle w:val="Heading3"/>
+      </w:pPr>
+      <w:r>
+        <w:t>Ask while showing the picture · 5</w:t>
+      </w:r>
+    </w:p>
+    <w:p>
+      <w:pPr>
+        <w:spacing w:line="336" w:lineRule="auto" w:after="180"/>
+      </w:pPr>
+      <w:r>
+        <w:rPr>
+          <w:b w:val="0"/>
+        </w:rPr>
+        <w:t xml:space="preserve">Cover the result. Ask learners to name the </w:t>
+      </w:r>
+      <w:r>
+        <w:rPr>
+          <w:b/>
+        </w:rPr>
+        <w:t>input</w:t>
+      </w:r>
+      <w:r>
+        <w:rPr>
+          <w:b w:val="0"/>
+        </w:rPr>
+        <w:t xml:space="preserve">s and predict the next step. Uncover one step, connect the icon to the actual procedure, and explain its </w:t>
+      </w:r>
+      <w:r>
+        <w:rPr>
+          <w:b/>
+        </w:rPr>
+        <w:t>evidence</w:t>
+      </w:r>
+      <w:r>
+        <w:rPr>
+          <w:b w:val="0"/>
+        </w:rPr>
+        <w:t>. Then change the supplied condition and compare.</w:t>
+      </w:r>
+    </w:p>
+    <w:p>
+      <w:pPr>
+        <w:spacing w:line="336" w:lineRule="auto" w:after="180"/>
+      </w:pPr>
+      <w:r>
+        <w:rPr>
+          <w:b w:val="0"/>
+        </w:rPr>
+        <w:t>The picture is a representation; it does not document execution of a real AI model.</w:t>
+      </w:r>
+    </w:p>
+    <w:p>
+      <w:pPr>
         <w:pStyle w:val="Heading1"/>
       </w:pPr>
       <w:r>
         <w:t>03. Demonstrate and guide practice</w:t>
+      </w:r>
+    </w:p>
+    <w:p>
+      <w:r>
+        <w:t>Demonstrate Incident investigation, reduce support deliberately and check individual reasoning before discussing answers.</w:t>
       </w:r>
     </w:p>
     <w:tbl>
@@ -1170,36 +2043,100 @@
       </w:tr>
     </w:tbl>
     <w:p>
-      <w:r>
-        <w:t>Use the worked example in Sections 3 and 6. Collect a prediction before revealing its result; ask the learner to point to each intermediate fact.</w:t>
+      <w:pPr>
+        <w:spacing w:line="336" w:lineRule="auto" w:after="180"/>
+      </w:pPr>
+      <w:r>
+        <w:rPr>
+          <w:b w:val="0"/>
+        </w:rPr>
+        <w:t xml:space="preserve">Use the worked example in Sections 3 and 6. Collect a </w:t>
+      </w:r>
+      <w:r>
+        <w:rPr>
+          <w:b/>
+        </w:rPr>
+        <w:t>prediction</w:t>
+      </w:r>
+      <w:r>
+        <w:rPr>
+          <w:b w:val="0"/>
+        </w:rPr>
+        <w:t xml:space="preserve"> before revealing its result; ask the learner to point to each intermediate fact.</w:t>
       </w:r>
     </w:p>
     <w:p>
-      <w:r>
-        <w:t>Provide an input/procedure/result/limit frame and a calculator when needed. Ask students to identify the first step before completing the whole trace. Extension: compare two concrete variants of this mechanism while holding unrelated conditions fixed; report both successful and unsuccessful outcomes.</w:t>
+      <w:pPr>
+        <w:spacing w:line="336" w:lineRule="auto" w:after="180"/>
+      </w:pPr>
+      <w:r>
+        <w:rPr>
+          <w:b w:val="0"/>
+        </w:rPr>
+        <w:t xml:space="preserve">Provide an </w:t>
+      </w:r>
+      <w:r>
+        <w:rPr>
+          <w:b/>
+        </w:rPr>
+        <w:t>input</w:t>
+      </w:r>
+      <w:r>
+        <w:rPr>
+          <w:b w:val="0"/>
+        </w:rPr>
+        <w:t>/procedure/result/limit frame and a calculator when needed. Ask students to identify the first step before completing the whole trace.</w:t>
       </w:r>
     </w:p>
     <w:p>
       <w:pPr>
-        <w:pStyle w:val="Heading3"/>
-      </w:pPr>
-      <w:r>
-        <w:t>Reduce help deliberately</w:t>
+        <w:spacing w:line="336" w:lineRule="auto" w:after="180"/>
+      </w:pPr>
+      <w:r>
+        <w:rPr>
+          <w:b w:val="0"/>
+        </w:rPr>
+        <w:t xml:space="preserve">Extension: compare two concrete variants of this </w:t>
+      </w:r>
+      <w:r>
+        <w:rPr>
+          <w:b/>
+        </w:rPr>
+        <w:t>mechanism</w:t>
+      </w:r>
+      <w:r>
+        <w:rPr>
+          <w:b w:val="0"/>
+        </w:rPr>
+        <w:t xml:space="preserve"> while holding unrelated conditions fixed; report both successful and unsuccessful outcomes.</w:t>
       </w:r>
     </w:p>
     <w:p>
-      <w:r>
-        <w:t>Completion task: At09:00 corpus updates; 09:05 stale cache response; 09:06 cache disabled. Team says model weights changed, but weight version is unchanged. Show the intermediate steps and give the conclusion with its scope.</w:t>
+      <w:pPr>
+        <w:pStyle w:val="Heading3"/>
+      </w:pPr>
+      <w:r>
+        <w:t>Reduce help deliberately</w:t>
       </w:r>
     </w:p>
     <w:p>
-      <w:r>
-        <w:t>Teacher check: Teacher explanation: Weight-change claim is contradicted by the version record. Stale cache is a supported candidate explanation; preserve timeline and test it with controlled reproduction.</w:t>
+      <w:pPr>
+        <w:pStyle w:val="Heading3"/>
+      </w:pPr>
+      <w:r>
+        <w:t>Completion practice</w:t>
       </w:r>
     </w:p>
     <w:p>
-      <w:r>
-        <w:t>Start by identifying the given inputs together. Leave the intermediate steps blank. If needed, model one step, then withdraw that help on the next step. Move to a full trace only when the partial trace is understood. For partners, alternate explainer and checker; collect a response from every learner before discussion.</w:t>
+      <w:pPr>
+        <w:spacing w:line="336" w:lineRule="auto" w:after="180"/>
+        <w:shd w:fill="F5F1FB"/>
+      </w:pPr>
+      <w:r>
+        <w:rPr>
+          <w:b w:val="0"/>
+        </w:rPr>
+        <w:t>Completion task: At09:00 corpus updates; 09:05 stale cache response; 09:06 cache disabled. Team says model weights changed, but weight version is unchanged. Show the intermediate steps and give the conclusion with its scope.</w:t>
       </w:r>
     </w:p>
     <w:p>
@@ -1207,22 +2144,53 @@
         <w:pStyle w:val="Heading3"/>
       </w:pPr>
       <w:r>
-        <w:t>Individual reasoning check</w:t>
+        <w:t>Reasoning to listen for</w:t>
       </w:r>
     </w:p>
     <w:p>
-      <w:r>
-        <w:t>Use the worked case for Incident investigation. Proposed explanation: “The worked result establishes every future case”. Decide whether this explanation is supported. Point to the step or supplied fact that decides; explain your repair if needed.</w:t>
+      <w:pPr>
+        <w:spacing w:line="336" w:lineRule="auto" w:after="180"/>
+        <w:shd w:fill="F1F6FC"/>
+      </w:pPr>
+      <w:r>
+        <w:rPr>
+          <w:b w:val="0"/>
+        </w:rPr>
+        <w:t>Teacher check: Teacher explanation: Weight-change claim is contradicted by the version record. Stale cache is a supported candidate explanation; preserve timeline and test it with controlled reproduction.</w:t>
       </w:r>
     </w:p>
     <w:p>
-      <w:r>
-        <w:t>Expected correction: A plausible narrative needs controlled or record-based confirmation and must preserve unknowns.</w:t>
+      <w:pPr>
+        <w:spacing w:line="336" w:lineRule="auto" w:after="180"/>
+      </w:pPr>
+      <w:r>
+        <w:rPr>
+          <w:b w:val="0"/>
+        </w:rPr>
+        <w:t xml:space="preserve">Start by identifying the given </w:t>
+      </w:r>
+      <w:r>
+        <w:rPr>
+          <w:b/>
+        </w:rPr>
+        <w:t>input</w:t>
+      </w:r>
+      <w:r>
+        <w:rPr>
+          <w:b w:val="0"/>
+        </w:rPr>
+        <w:t>s together. Leave the intermediate steps blank. If needed, model one step, then withdraw that help on the next step. Move to a full trace only when the partial trace is understood.</w:t>
       </w:r>
     </w:p>
     <w:p>
-      <w:r>
-        <w:t>Collect explanations, not only yes/no votes. If a misunderstanding is common, re-model the relevant step for the class. If it affects a few learners, give a short targeted group explanation while others solve a more demanding variation.</w:t>
+      <w:pPr>
+        <w:spacing w:line="336" w:lineRule="auto" w:after="180"/>
+      </w:pPr>
+      <w:r>
+        <w:rPr>
+          <w:b w:val="0"/>
+        </w:rPr>
+        <w:t>For partners, alternate explainer and checker; collect a response from every learner before discussion.</w:t>
       </w:r>
     </w:p>
     <w:p>
@@ -1230,63 +2198,296 @@
         <w:pStyle w:val="Heading3"/>
       </w:pPr>
       <w:r>
-        <w:t>Pictorial practice question</w:t>
+        <w:t>Individual reasoning check</w:t>
       </w:r>
     </w:p>
     <w:p>
-      <w:r>
-        <w:t>Order the three incident records and locate the old evidence version. How does the investigation change if the trace instead retrieves version 6 but drafts room C?</w:t>
+      <w:pPr>
+        <w:spacing w:line="336" w:lineRule="auto" w:after="180"/>
+      </w:pPr>
+      <w:r>
+        <w:rPr>
+          <w:b w:val="0"/>
+        </w:rPr>
+        <w:t>Use the worked case for Incident investigation. Proposed explanation: “The worked result establishes every future case”. Decide whether this explanation is supported.</w:t>
       </w:r>
     </w:p>
     <w:p>
       <w:pPr>
-        <w:pStyle w:val="Heading3"/>
-      </w:pPr>
-      <w:r>
-        <w:t>Reasoned teacher answer</w:t>
+        <w:spacing w:line="336" w:lineRule="auto" w:after="180"/>
+      </w:pPr>
+      <w:r>
+        <w:rPr>
+          <w:b w:val="0"/>
+        </w:rPr>
+        <w:t>Point to the step or supplied fact that decides; explain your repair if needed.</w:t>
       </w:r>
     </w:p>
     <w:p>
-      <w:r>
-        <w:t>The new source predates the request and report. The answer trace identifies version 5 rather than current version 6. Reproduce version selection with controlled fixtures before naming the exact bug. Changed case: Investigate drafting or validation before blaming caching. The mismatch now appears after retrieval.</w:t>
+      <w:pPr>
+        <w:pStyle w:val="Heading3"/>
+      </w:pPr>
+      <w:r>
+        <w:t>Expected repair</w:t>
       </w:r>
     </w:p>
     <w:p>
-      <w:r>
-        <w:t>Changed-case reasoning: Investigate drafting or validation before blaming caching. The mismatch now appears after retrieval.</w:t>
+      <w:pPr>
+        <w:spacing w:line="336" w:lineRule="auto" w:after="180"/>
+        <w:shd w:fill="F1F6FC"/>
+      </w:pPr>
+      <w:r>
+        <w:rPr>
+          <w:b w:val="0"/>
+        </w:rPr>
+        <w:t>Expected correction: A plausible narrative needs controlled or record-based confirmation and must preserve unknowns.</w:t>
       </w:r>
     </w:p>
     <w:p>
-      <w:r>
-        <w:t>Collect each learner’s explanation before discussion. Use the first missing connection between input, deciding step and result to choose support. This question is worked-case practice, not fresh mastery evidence.</w:t>
+      <w:pPr>
+        <w:spacing w:line="336" w:lineRule="auto" w:after="180"/>
+      </w:pPr>
+      <w:r>
+        <w:rPr>
+          <w:b w:val="0"/>
+        </w:rPr>
+        <w:t>Collect explanations, not only yes/no votes. If a misunderstanding is common, re-model the relevant step for the class.</w:t>
       </w:r>
     </w:p>
     <w:p>
       <w:pPr>
-        <w:pStyle w:val="Heading1"/>
-      </w:pPr>
-      <w:r>
-        <w:t>04. Run the investigation and diagnose misconceptions</w:t>
+        <w:spacing w:line="336" w:lineRule="auto" w:after="180"/>
+      </w:pPr>
+      <w:r>
+        <w:rPr>
+          <w:b w:val="0"/>
+        </w:rPr>
+        <w:t>If it affects a few learners, give a short targeted group explanation while others solve a more demanding variation.</w:t>
       </w:r>
     </w:p>
     <w:p>
-      <w:r>
-        <w:t>The worked result establishes every future case: A plausible narrative needs controlled or record-based confirmation and must preserve unknowns.</w:t>
+      <w:pPr>
+        <w:pStyle w:val="Heading3"/>
+      </w:pPr>
+      <w:r>
+        <w:t>Pictorial practice question</w:t>
       </w:r>
     </w:p>
     <w:p>
-      <w:r>
-        <w:t>A missing input may be replaced without recording the change: A replacement changes the evidence or contract. Record the change and its justification; do not silently turn unknown into a measured value.</w:t>
+      <w:pPr>
+        <w:spacing w:line="336" w:lineRule="auto" w:after="180"/>
+        <w:shd w:fill="F5F1FB"/>
+      </w:pPr>
+      <w:r>
+        <w:rPr>
+          <w:b w:val="0"/>
+        </w:rPr>
+        <w:t xml:space="preserve">Order the three incident records and locate the old </w:t>
+      </w:r>
+      <w:r>
+        <w:rPr>
+          <w:b/>
+        </w:rPr>
+        <w:t>evidence</w:t>
+      </w:r>
+      <w:r>
+        <w:rPr>
+          <w:b w:val="0"/>
+        </w:rPr>
+        <w:t xml:space="preserve"> version. How does the investigation change if the trace instead retrieves version 6 but drafts room C?</w:t>
       </w:r>
     </w:p>
     <w:p>
-      <w:r>
-        <w:t>Repeating an assessed case is new independent evidence: A replay checks consistency. An example used for feedback or revision cannot later be described as untouched final evaluation.</w:t>
+      <w:pPr>
+        <w:pStyle w:val="Heading3"/>
+      </w:pPr>
+      <w:r>
+        <w:t>Reasoned teacher answer</w:t>
       </w:r>
     </w:p>
     <w:p>
-      <w:r>
-        <w:t>Use Section 9 for the evidence ledger. Add a boundary or missing-input case and record the expected response before checking. More successful repeats of one case do not establish wider coverage.</w:t>
+      <w:pPr>
+        <w:spacing w:line="336" w:lineRule="auto" w:after="180"/>
+      </w:pPr>
+      <w:r>
+        <w:rPr>
+          <w:b w:val="0"/>
+        </w:rPr>
+        <w:t>The new source predates the request and report. The answer trace identifies version 5 rather than current version 6. Reproduce version selection with controlled fixtures before naming the exact bug.</w:t>
+      </w:r>
+    </w:p>
+    <w:p>
+      <w:pPr>
+        <w:spacing w:line="336" w:lineRule="auto" w:after="180"/>
+      </w:pPr>
+      <w:r>
+        <w:rPr>
+          <w:b w:val="0"/>
+        </w:rPr>
+        <w:t>Changed case: Investigate drafting or validation before blaming caching. The mismatch now appears after retrieval.</w:t>
+      </w:r>
+    </w:p>
+    <w:p>
+      <w:pPr>
+        <w:spacing w:line="336" w:lineRule="auto" w:after="180"/>
+      </w:pPr>
+      <w:r>
+        <w:rPr>
+          <w:b w:val="0"/>
+        </w:rPr>
+        <w:t>Changed-case reasoning: Investigate drafting or validation before blaming caching. The mismatch now appears after retrieval.</w:t>
+      </w:r>
+    </w:p>
+    <w:p>
+      <w:pPr>
+        <w:spacing w:line="336" w:lineRule="auto" w:after="180"/>
+      </w:pPr>
+      <w:r>
+        <w:rPr>
+          <w:b w:val="0"/>
+        </w:rPr>
+        <w:t xml:space="preserve">Collect each learner’s explanation before discussion. Use the first missing connection between </w:t>
+      </w:r>
+      <w:r>
+        <w:rPr>
+          <w:b/>
+        </w:rPr>
+        <w:t>input</w:t>
+      </w:r>
+      <w:r>
+        <w:rPr>
+          <w:b w:val="0"/>
+        </w:rPr>
+        <w:t xml:space="preserve">, deciding step and result to choose support. This question is worked-case practice, not fresh mastery </w:t>
+      </w:r>
+      <w:r>
+        <w:rPr>
+          <w:b/>
+        </w:rPr>
+        <w:t>evidence</w:t>
+      </w:r>
+      <w:r>
+        <w:rPr>
+          <w:b w:val="0"/>
+        </w:rPr>
+        <w:t>.</w:t>
+      </w:r>
+    </w:p>
+    <w:p>
+      <w:pPr>
+        <w:pStyle w:val="Heading1"/>
+      </w:pPr>
+      <w:r>
+        <w:t>04. Run the investigation and diagnose misconceptions</w:t>
+      </w:r>
+    </w:p>
+    <w:p>
+      <w:r>
+        <w:t>Run the Incident investigation investigation and use the first unsupported step to choose a teaching response.</w:t>
+      </w:r>
+    </w:p>
+    <w:p>
+      <w:pPr>
+        <w:spacing w:line="336" w:lineRule="auto" w:after="180"/>
+      </w:pPr>
+      <w:r>
+        <w:rPr>
+          <w:b w:val="0"/>
+        </w:rPr>
+        <w:t>The worked result establishes every future case: A plausible narrative needs controlled or record-based confirmation and must preserve unknowns.</w:t>
+      </w:r>
+    </w:p>
+    <w:p>
+      <w:pPr>
+        <w:spacing w:line="336" w:lineRule="auto" w:after="180"/>
+      </w:pPr>
+      <w:r>
+        <w:rPr>
+          <w:b w:val="0"/>
+        </w:rPr>
+        <w:t xml:space="preserve">A missing </w:t>
+      </w:r>
+      <w:r>
+        <w:rPr>
+          <w:b/>
+        </w:rPr>
+        <w:t>input</w:t>
+      </w:r>
+      <w:r>
+        <w:rPr>
+          <w:b w:val="0"/>
+        </w:rPr>
+        <w:t xml:space="preserve"> may be replaced without recording the change: A replacement changes the </w:t>
+      </w:r>
+      <w:r>
+        <w:rPr>
+          <w:b/>
+        </w:rPr>
+        <w:t>evidence</w:t>
+      </w:r>
+      <w:r>
+        <w:rPr>
+          <w:b w:val="0"/>
+        </w:rPr>
+        <w:t xml:space="preserve"> or contract. Record the change and its justification; do not silently turn unknown into a measured value.</w:t>
+      </w:r>
+    </w:p>
+    <w:p>
+      <w:pPr>
+        <w:spacing w:line="336" w:lineRule="auto" w:after="180"/>
+      </w:pPr>
+      <w:r>
+        <w:rPr>
+          <w:b w:val="0"/>
+        </w:rPr>
+        <w:t xml:space="preserve">Repeating an assessed case is new independent </w:t>
+      </w:r>
+      <w:r>
+        <w:rPr>
+          <w:b/>
+        </w:rPr>
+        <w:t>evidence</w:t>
+      </w:r>
+      <w:r>
+        <w:rPr>
+          <w:b w:val="0"/>
+        </w:rPr>
+        <w:t>: A replay checks consistency. An example used for feedback or revision cannot later be described as untouched final evaluation.</w:t>
+      </w:r>
+    </w:p>
+    <w:p>
+      <w:pPr>
+        <w:spacing w:line="336" w:lineRule="auto" w:after="180"/>
+      </w:pPr>
+      <w:r>
+        <w:rPr>
+          <w:b w:val="0"/>
+        </w:rPr>
+        <w:t xml:space="preserve">Use Section 9 for the </w:t>
+      </w:r>
+      <w:r>
+        <w:rPr>
+          <w:b/>
+        </w:rPr>
+        <w:t>evidence</w:t>
+      </w:r>
+      <w:r>
+        <w:rPr>
+          <w:b w:val="0"/>
+        </w:rPr>
+        <w:t xml:space="preserve"> ledger. Add a boundary or missing-</w:t>
+      </w:r>
+      <w:r>
+        <w:rPr>
+          <w:b/>
+        </w:rPr>
+        <w:t>input</w:t>
+      </w:r>
+      <w:r>
+        <w:rPr>
+          <w:b w:val="0"/>
+        </w:rPr>
+        <w:t xml:space="preserve"> case and record the expected response before checking. More successful repeats of one case do not establish wider coverage.</w:t>
       </w:r>
     </w:p>
     <w:p>
@@ -1444,29 +2645,38 @@
       </w:tr>
     </w:tbl>
     <w:p>
-      <w:r>
-        <w:t>Offer an oral explanation, drawing, enlarged visual or fewer examples when that removes a reading/writing barrier. Keep the same reasoning goal. Stretch secure learners by changing a boundary or assumption and asking them to defend the effect, not simply by assigning more of the same questions.</w:t>
+      <w:pPr>
+        <w:spacing w:line="336" w:lineRule="auto" w:after="180"/>
+      </w:pPr>
+      <w:r>
+        <w:rPr>
+          <w:b w:val="0"/>
+        </w:rPr>
+        <w:t>Offer an oral explanation, drawing, enlarged visual or fewer examples when that removes a reading/writing barrier. Keep the same reasoning goal.</w:t>
       </w:r>
     </w:p>
     <w:p>
       <w:pPr>
-        <w:pStyle w:val="Heading1"/>
-      </w:pPr>
-      <w:r>
-        <w:t>05. Assess and explain the answers</w:t>
+        <w:spacing w:line="336" w:lineRule="auto" w:after="180"/>
+      </w:pPr>
+      <w:r>
+        <w:rPr>
+          <w:b w:val="0"/>
+        </w:rPr>
+        <w:t>Stretch secure learners by changing a boundary or assumption and asking them to defend the effect, not simply by assigning more of the same questions.</w:t>
       </w:r>
     </w:p>
     <w:p>
       <w:pPr>
-        <w:pStyle w:val="Heading3"/>
-      </w:pPr>
-      <w:r>
-        <w:t>Guided and exit questions</w:t>
+        <w:pStyle w:val="Heading1"/>
+      </w:pPr>
+      <w:r>
+        <w:t>05. Assess and explain the answers</w:t>
       </w:r>
     </w:p>
     <w:p>
       <w:r>
-        <w:t>Guided: Weight-change claim is contradicted by the version record. Stale cache is a supported candidate explanation; preserve timeline and test it with controlled reproduction. Qualification: A plausible narrative needs controlled or record-based confirmation and must preserve unknowns. Exit: accept a concrete variation with its predicted outcome and a stated condition that would challenge the mechanism; reject a claim resting on unmeasured evidence.</w:t>
+        <w:t>Use the Incident investigation questions, teacher keys and criteria after the relevant attempts. Previously discussed cases are practice; protect the separately selected independent task.</w:t>
       </w:r>
     </w:p>
     <w:p>
@@ -1474,89 +2684,256 @@
         <w:pStyle w:val="Heading3"/>
       </w:pPr>
       <w:r>
-        <w:t>W1 Explain the mechanism</w:t>
+        <w:t>Guided and exit questions</w:t>
       </w:r>
     </w:p>
     <w:p>
-      <w:r>
-        <w:t>Explain the weekly mechanism in your own words. Use the worked scenario to name its input, decision rule and output.</w:t>
+      <w:pPr>
+        <w:spacing w:line="336" w:lineRule="auto" w:after="180"/>
+      </w:pPr>
+      <w:r>
+        <w:rPr>
+          <w:b w:val="0"/>
+        </w:rPr>
+        <w:t>Guided: Weight-change claim is contradicted by the version record. Stale cache is a supported candidate explanation; preserve timeline and test it with controlled reproduction.</w:t>
       </w:r>
     </w:p>
     <w:p>
-      <w:r>
-        <w:t>Teacher explanation: Incident investigation preserves a timeline and distinguishes observation from hypothesis. Repair before evidence collection can erase clues. Record timestamps, versions, requests, authorised actions and outcomes with minimised logs. Separate immediate containment from diagnosis. Compare candidate explanations against evidence.</w:t>
+      <w:pPr>
+        <w:spacing w:line="336" w:lineRule="auto" w:after="180"/>
+      </w:pPr>
+      <w:r>
+        <w:rPr>
+          <w:b w:val="0"/>
+        </w:rPr>
+        <w:t>Qualification: A plausible narrative needs controlled or record-based confirmation and must preserve unknowns.</w:t>
       </w:r>
     </w:p>
     <w:p>
       <w:pPr>
-        <w:pStyle w:val="Heading3"/>
-      </w:pPr>
-      <w:r>
-        <w:t>W2 Trace the worked case</w:t>
+        <w:spacing w:line="336" w:lineRule="auto" w:after="180"/>
+      </w:pPr>
+      <w:r>
+        <w:rPr>
+          <w:b w:val="0"/>
+        </w:rPr>
+        <w:t xml:space="preserve">Exit: accept a concrete variation with its predicted outcome and a stated condition that would challenge the </w:t>
+      </w:r>
+      <w:r>
+        <w:rPr>
+          <w:b/>
+        </w:rPr>
+        <w:t>mechanism</w:t>
+      </w:r>
+      <w:r>
+        <w:rPr>
+          <w:b w:val="0"/>
+        </w:rPr>
+        <w:t xml:space="preserve">; reject a claim resting on unmeasured </w:t>
+      </w:r>
+      <w:r>
+        <w:rPr>
+          <w:b/>
+        </w:rPr>
+        <w:t>evidence</w:t>
+      </w:r>
+      <w:r>
+        <w:rPr>
+          <w:b w:val="0"/>
+        </w:rPr>
+        <w:t>.</w:t>
       </w:r>
     </w:p>
     <w:p>
-      <w:r>
-        <w:t>At09:00 corpus updates; 09:05 stale cache response; 09:06 cache disabled. Team says model weights changed, but weight version is unchanged. Show the intermediate steps and give the conclusion with its scope.</w:t>
+      <w:pPr>
+        <w:pStyle w:val="Heading3"/>
+      </w:pPr>
+      <w:r>
+        <w:t>W1 Explain the mechanism</w:t>
       </w:r>
     </w:p>
     <w:p>
-      <w:r>
-        <w:t>Teacher explanation: Weight-change claim is contradicted by the version record. Stale cache is a supported candidate explanation; preserve timeline and test it with controlled reproduction.</w:t>
+      <w:pPr>
+        <w:pStyle w:val="Heading3"/>
+      </w:pPr>
+      <w:r>
+        <w:t>Workbook question · W1</w:t>
       </w:r>
     </w:p>
     <w:p>
       <w:pPr>
-        <w:pStyle w:val="Heading3"/>
-      </w:pPr>
-      <w:r>
-        <w:t>W3 Audit the limit</w:t>
+        <w:spacing w:line="336" w:lineRule="auto" w:after="180"/>
+        <w:shd w:fill="F5F1FB"/>
+      </w:pPr>
+      <w:r>
+        <w:rPr>
+          <w:b w:val="0"/>
+        </w:rPr>
+        <w:t xml:space="preserve">Explain the weekly </w:t>
+      </w:r>
+      <w:r>
+        <w:rPr>
+          <w:b/>
+        </w:rPr>
+        <w:t>mechanism</w:t>
+      </w:r>
+      <w:r>
+        <w:rPr>
+          <w:b w:val="0"/>
+        </w:rPr>
+        <w:t xml:space="preserve"> in your own words. Use the worked scenario to name its </w:t>
+      </w:r>
+      <w:r>
+        <w:rPr>
+          <w:b/>
+        </w:rPr>
+        <w:t>input</w:t>
+      </w:r>
+      <w:r>
+        <w:rPr>
+          <w:b w:val="0"/>
+        </w:rPr>
+        <w:t xml:space="preserve">, decision rule and </w:t>
+      </w:r>
+      <w:r>
+        <w:rPr>
+          <w:b/>
+        </w:rPr>
+        <w:t>output</w:t>
+      </w:r>
+      <w:r>
+        <w:rPr>
+          <w:b w:val="0"/>
+        </w:rPr>
+        <w:t>.</w:t>
       </w:r>
     </w:p>
     <w:p>
-      <w:r>
-        <w:t>A report omits this qualification: A plausible narrative needs controlled or record-based confirmation and must preserve unknowns. Explain how omitting it could change a reader's interpretation, and write an accurate replacement.</w:t>
+      <w:pPr>
+        <w:pStyle w:val="Heading3"/>
+      </w:pPr>
+      <w:r>
+        <w:t>Teacher reasoning · W1</w:t>
       </w:r>
     </w:p>
     <w:p>
-      <w:r>
-        <w:t>Teacher explanation: A plausible narrative needs controlled or record-based confirmation and must preserve unknowns. State the observed result separately from the unverified or out-of-scope claim; preserve the original evidence rather than inventing a missing fact.</w:t>
+      <w:pPr>
+        <w:spacing w:line="336" w:lineRule="auto" w:after="180"/>
+        <w:shd w:fill="F1F6FC"/>
+      </w:pPr>
+      <w:r>
+        <w:rPr>
+          <w:b w:val="0"/>
+        </w:rPr>
+        <w:t xml:space="preserve">Teacher explanation: Incident investigation preserves a timeline and distinguishes </w:t>
+      </w:r>
+      <w:r>
+        <w:rPr>
+          <w:b/>
+        </w:rPr>
+        <w:t>observation</w:t>
+      </w:r>
+      <w:r>
+        <w:rPr>
+          <w:b w:val="0"/>
+        </w:rPr>
+        <w:t xml:space="preserve"> from hypothesis. Repair before </w:t>
+      </w:r>
+      <w:r>
+        <w:rPr>
+          <w:b/>
+        </w:rPr>
+        <w:t>evidence</w:t>
+      </w:r>
+      <w:r>
+        <w:rPr>
+          <w:b w:val="0"/>
+        </w:rPr>
+        <w:t xml:space="preserve"> collection can erase clues.</w:t>
       </w:r>
     </w:p>
     <w:p>
       <w:pPr>
-        <w:pStyle w:val="Heading3"/>
-      </w:pPr>
-      <w:r>
-        <w:t>W4 Apply a new case independently</w:t>
+        <w:spacing w:line="336" w:lineRule="auto" w:after="180"/>
+        <w:shd w:fill="F1F6FC"/>
+      </w:pPr>
+      <w:r>
+        <w:rPr>
+          <w:b w:val="0"/>
+        </w:rPr>
+        <w:t xml:space="preserve">Record timestamps, versions, requests, authorised actions and outcomes with minimised logs. Separate immediate </w:t>
+      </w:r>
+      <w:r>
+        <w:rPr>
+          <w:b/>
+        </w:rPr>
+        <w:t>containment</w:t>
+      </w:r>
+      <w:r>
+        <w:rPr>
+          <w:b w:val="0"/>
+        </w:rPr>
+        <w:t xml:space="preserve"> from diagnosis. Compare candidate explanations against </w:t>
+      </w:r>
+      <w:r>
+        <w:rPr>
+          <w:b/>
+        </w:rPr>
+        <w:t>evidence</w:t>
+      </w:r>
+      <w:r>
+        <w:rPr>
+          <w:b w:val="0"/>
+        </w:rPr>
+        <w:t>.</w:t>
       </w:r>
     </w:p>
     <w:p>
-      <w:r>
-        <w:t>10:00 permissions config changes; 10:03 restricted read; model version unchanged. Name a plausible cause and one test.</w:t>
+      <w:pPr>
+        <w:pStyle w:val="Heading3"/>
+      </w:pPr>
+      <w:r>
+        <w:t>W2 Trace the worked case</w:t>
       </w:r>
     </w:p>
     <w:p>
-      <w:r>
-        <w:t>Teacher explanation: Investigate permission/config change; replay authorised and denied cases against old/new config without exposing real restricted content. Temporal order alone is not proof.</w:t>
+      <w:pPr>
+        <w:pStyle w:val="Heading3"/>
+      </w:pPr>
+      <w:r>
+        <w:t>Workbook question · W2</w:t>
       </w:r>
     </w:p>
     <w:p>
       <w:pPr>
-        <w:pStyle w:val="Heading3"/>
-      </w:pPr>
-      <w:r>
-        <w:t>W5 Design a revealing follow-up</w:t>
+        <w:spacing w:line="336" w:lineRule="auto" w:after="180"/>
+        <w:shd w:fill="F5F1FB"/>
+      </w:pPr>
+      <w:r>
+        <w:rPr>
+          <w:b w:val="0"/>
+        </w:rPr>
+        <w:t>At09:00 corpus updates; 09:05 stale cache response; 09:06 cache disabled. Team says model weights changed, but weight version is unchanged. Show the intermediate steps and give the conclusion with its scope.</w:t>
       </w:r>
     </w:p>
     <w:p>
-      <w:r>
-        <w:t>For the worked scenario, propose one additional case that could reveal a failure, describe its expected outcome before running it, and explain what would need to remain fixed for a fair comparison. Do not reuse W4 as a new final test after receiving feedback.</w:t>
+      <w:pPr>
+        <w:pStyle w:val="Heading3"/>
+      </w:pPr>
+      <w:r>
+        <w:t>Teacher reasoning · W2</w:t>
       </w:r>
     </w:p>
     <w:p>
-      <w:r>
-        <w:t>Teacher explanation: Accept a concrete variant of the worked input or a missing/conflicting/boundary condition, with an expectation derived from the declared procedure. Require preserved settings, original outputs and data roles. A plausible narrative needs controlled or record-based confirmation and must preserve unknowns. The new case should test this particular mechanism rather than merely restate the original result.</w:t>
+      <w:pPr>
+        <w:spacing w:line="336" w:lineRule="auto" w:after="180"/>
+        <w:shd w:fill="F1F6FC"/>
+      </w:pPr>
+      <w:r>
+        <w:rPr>
+          <w:b w:val="0"/>
+        </w:rPr>
+        <w:t>Teacher explanation: Weight-change claim is contradicted by the version record. Stale cache is a supported candidate explanation; preserve timeline and test it with controlled reproduction.</w:t>
       </w:r>
     </w:p>
     <w:p>
@@ -1564,25 +2941,39 @@
         <w:pStyle w:val="Heading3"/>
       </w:pPr>
       <w:r>
-        <w:t>Independent assessment and fresh retry</w:t>
+        <w:t>W3 Audit the limit</w:t>
       </w:r>
     </w:p>
     <w:p>
-      <w:r>
-        <w:t>W4: Investigate permission/config change; replay authorised and denied cases against old/new config without exposing real restricted content. Temporal order alone is not proof. Require intermediate reasoning and the stated scope. Fresh retry: A queue redelivery follows a crash after commit. Two effects appear. Expected reasoning: Inspect operation-ID deduplication and durable status; timeline supports investigation, not an assumed complete cause. If students need support, record it and reassess with another new case rather than awarding independence to a copied answer.</w:t>
+      <w:pPr>
+        <w:pStyle w:val="Heading3"/>
+      </w:pPr>
+      <w:r>
+        <w:t>Workbook question · W3</w:t>
       </w:r>
     </w:p>
     <w:p>
       <w:pPr>
-        <w:pStyle w:val="Heading3"/>
-      </w:pPr>
-      <w:r>
-        <w:t>Assess independent transfer</w:t>
+        <w:spacing w:line="336" w:lineRule="auto" w:after="180"/>
+        <w:shd w:fill="F5F1FB"/>
+      </w:pPr>
+      <w:r>
+        <w:rPr>
+          <w:b w:val="0"/>
+        </w:rPr>
+        <w:t>A report omits this qualification: A plausible narrative needs controlled or record-based confirmation and must preserve unknowns.</w:t>
       </w:r>
     </w:p>
     <w:p>
-      <w:r>
-        <w:t>Selected case: 10:00 permissions config changes; 10:03 restricted read; model version unchanged. Name a plausible cause and one test.</w:t>
+      <w:pPr>
+        <w:spacing w:line="336" w:lineRule="auto" w:after="180"/>
+        <w:shd w:fill="F5F1FB"/>
+      </w:pPr>
+      <w:r>
+        <w:rPr>
+          <w:b w:val="0"/>
+        </w:rPr>
+        <w:t>Explain how omitting it could change a reader's interpretation, and write an accurate replacement.</w:t>
       </w:r>
     </w:p>
     <w:p>
@@ -1590,11 +2981,330 @@
         <w:pStyle w:val="Heading3"/>
       </w:pPr>
       <w:r>
-        <w:t>Selected case answer</w:t>
+        <w:t>Teacher reasoning · W3</w:t>
       </w:r>
     </w:p>
     <w:p>
-      <w:r>
+      <w:pPr>
+        <w:spacing w:line="336" w:lineRule="auto" w:after="180"/>
+        <w:shd w:fill="F1F6FC"/>
+      </w:pPr>
+      <w:r>
+        <w:rPr>
+          <w:b w:val="0"/>
+        </w:rPr>
+        <w:t>Teacher explanation: A plausible narrative needs controlled or record-based confirmation and must preserve unknowns.</w:t>
+      </w:r>
+    </w:p>
+    <w:p>
+      <w:pPr>
+        <w:spacing w:line="336" w:lineRule="auto" w:after="180"/>
+        <w:shd w:fill="F1F6FC"/>
+      </w:pPr>
+      <w:r>
+        <w:rPr>
+          <w:b w:val="0"/>
+        </w:rPr>
+        <w:t xml:space="preserve">State the observed result separately from the unverified or out-of-scope claim; preserve the original </w:t>
+      </w:r>
+      <w:r>
+        <w:rPr>
+          <w:b/>
+        </w:rPr>
+        <w:t>evidence</w:t>
+      </w:r>
+      <w:r>
+        <w:rPr>
+          <w:b w:val="0"/>
+        </w:rPr>
+        <w:t xml:space="preserve"> rather than inventing a missing fact.</w:t>
+      </w:r>
+    </w:p>
+    <w:p>
+      <w:pPr>
+        <w:pStyle w:val="Heading3"/>
+      </w:pPr>
+      <w:r>
+        <w:t>W4 Apply a new case independently</w:t>
+      </w:r>
+    </w:p>
+    <w:p>
+      <w:pPr>
+        <w:pStyle w:val="Heading3"/>
+      </w:pPr>
+      <w:r>
+        <w:t>Workbook question · W4</w:t>
+      </w:r>
+    </w:p>
+    <w:p>
+      <w:pPr>
+        <w:spacing w:line="336" w:lineRule="auto" w:after="180"/>
+        <w:shd w:fill="F5F1FB"/>
+      </w:pPr>
+      <w:r>
+        <w:rPr>
+          <w:b w:val="0"/>
+        </w:rPr>
+        <w:t>10:00 permissions config changes; 10:03 restricted read; model version unchanged. Name a plausible cause and one test.</w:t>
+      </w:r>
+    </w:p>
+    <w:p>
+      <w:pPr>
+        <w:pStyle w:val="Heading3"/>
+      </w:pPr>
+      <w:r>
+        <w:t>Teacher reasoning · W4</w:t>
+      </w:r>
+    </w:p>
+    <w:p>
+      <w:pPr>
+        <w:spacing w:line="336" w:lineRule="auto" w:after="180"/>
+        <w:shd w:fill="F1F6FC"/>
+      </w:pPr>
+      <w:r>
+        <w:rPr>
+          <w:b w:val="0"/>
+        </w:rPr>
+        <w:t>Teacher explanation: Investigate permission/config change; replay authorised and denied cases against old/new config without exposing real restricted content. Temporal order alone is not proof.</w:t>
+      </w:r>
+    </w:p>
+    <w:p>
+      <w:pPr>
+        <w:pStyle w:val="Heading3"/>
+      </w:pPr>
+      <w:r>
+        <w:t>W5 Design a revealing follow-up</w:t>
+      </w:r>
+    </w:p>
+    <w:p>
+      <w:pPr>
+        <w:pStyle w:val="Heading3"/>
+      </w:pPr>
+      <w:r>
+        <w:t>Workbook question · W5</w:t>
+      </w:r>
+    </w:p>
+    <w:p>
+      <w:pPr>
+        <w:spacing w:line="336" w:lineRule="auto" w:after="180"/>
+        <w:shd w:fill="F5F1FB"/>
+      </w:pPr>
+      <w:r>
+        <w:rPr>
+          <w:b w:val="0"/>
+        </w:rPr>
+        <w:t>For the worked scenario, propose one additional case that could reveal a failure, describe its expected outcome before running it, and explain what would need to remain fixed for a fair comparison.</w:t>
+      </w:r>
+    </w:p>
+    <w:p>
+      <w:pPr>
+        <w:spacing w:line="336" w:lineRule="auto" w:after="180"/>
+        <w:shd w:fill="F5F1FB"/>
+      </w:pPr>
+      <w:r>
+        <w:rPr>
+          <w:b w:val="0"/>
+        </w:rPr>
+        <w:t>Do not reuse W4 as a new final test after receiving feedback.</w:t>
+      </w:r>
+    </w:p>
+    <w:p>
+      <w:pPr>
+        <w:pStyle w:val="Heading3"/>
+      </w:pPr>
+      <w:r>
+        <w:t>Teacher reasoning · W5</w:t>
+      </w:r>
+    </w:p>
+    <w:p>
+      <w:pPr>
+        <w:spacing w:line="336" w:lineRule="auto" w:after="180"/>
+        <w:shd w:fill="F1F6FC"/>
+      </w:pPr>
+      <w:r>
+        <w:rPr>
+          <w:b w:val="0"/>
+        </w:rPr>
+        <w:t xml:space="preserve">Teacher explanation: Accept a concrete variant of the worked </w:t>
+      </w:r>
+      <w:r>
+        <w:rPr>
+          <w:b/>
+        </w:rPr>
+        <w:t>input</w:t>
+      </w:r>
+      <w:r>
+        <w:rPr>
+          <w:b w:val="0"/>
+        </w:rPr>
+        <w:t xml:space="preserve"> or a missing/conflicting/boundary condition, with an expectation derived from the declared procedure.</w:t>
+      </w:r>
+    </w:p>
+    <w:p>
+      <w:pPr>
+        <w:spacing w:line="336" w:lineRule="auto" w:after="180"/>
+        <w:shd w:fill="F1F6FC"/>
+      </w:pPr>
+      <w:r>
+        <w:rPr>
+          <w:b w:val="0"/>
+        </w:rPr>
+        <w:t xml:space="preserve">Require preserved settings, original </w:t>
+      </w:r>
+      <w:r>
+        <w:rPr>
+          <w:b/>
+        </w:rPr>
+        <w:t>output</w:t>
+      </w:r>
+      <w:r>
+        <w:rPr>
+          <w:b w:val="0"/>
+        </w:rPr>
+        <w:t>s and data roles. A plausible narrative needs controlled or record-based confirmation and must preserve unknowns.</w:t>
+      </w:r>
+    </w:p>
+    <w:p>
+      <w:pPr>
+        <w:spacing w:line="336" w:lineRule="auto" w:after="180"/>
+        <w:shd w:fill="F1F6FC"/>
+      </w:pPr>
+      <w:r>
+        <w:rPr>
+          <w:b w:val="0"/>
+        </w:rPr>
+        <w:t xml:space="preserve">The new case should test this particular </w:t>
+      </w:r>
+      <w:r>
+        <w:rPr>
+          <w:b/>
+        </w:rPr>
+        <w:t>mechanism</w:t>
+      </w:r>
+      <w:r>
+        <w:rPr>
+          <w:b w:val="0"/>
+        </w:rPr>
+        <w:t xml:space="preserve"> rather than merely restate the original result.</w:t>
+      </w:r>
+    </w:p>
+    <w:p>
+      <w:pPr>
+        <w:pStyle w:val="Heading3"/>
+      </w:pPr>
+      <w:r>
+        <w:t>Independent assessment and fresh retry</w:t>
+      </w:r>
+    </w:p>
+    <w:p>
+      <w:pPr>
+        <w:pStyle w:val="Heading3"/>
+      </w:pPr>
+      <w:r>
+        <w:t>Teacher key · Independent assessment and fresh retry</w:t>
+      </w:r>
+    </w:p>
+    <w:p>
+      <w:pPr>
+        <w:spacing w:line="336" w:lineRule="auto" w:after="180"/>
+        <w:shd w:fill="F1F6FC"/>
+      </w:pPr>
+      <w:r>
+        <w:rPr>
+          <w:b w:val="0"/>
+        </w:rPr>
+        <w:t>W4: Investigate permission/config change; replay authorised and denied cases against old/new config without exposing real restricted content. Temporal order alone is not proof.</w:t>
+      </w:r>
+    </w:p>
+    <w:p>
+      <w:pPr>
+        <w:spacing w:line="336" w:lineRule="auto" w:after="180"/>
+        <w:shd w:fill="F1F6FC"/>
+      </w:pPr>
+      <w:r>
+        <w:rPr>
+          <w:b w:val="0"/>
+        </w:rPr>
+        <w:t>Require intermediate reasoning and the stated scope. Fresh retry: A queue redelivery follows a crash after commit. Two effects appear.</w:t>
+      </w:r>
+    </w:p>
+    <w:p>
+      <w:pPr>
+        <w:spacing w:line="336" w:lineRule="auto" w:after="180"/>
+        <w:shd w:fill="F1F6FC"/>
+      </w:pPr>
+      <w:r>
+        <w:rPr>
+          <w:b w:val="0"/>
+        </w:rPr>
+        <w:t>Expected reasoning: Inspect operation-ID deduplication and durable status; timeline supports investigation, not an assumed complete cause.</w:t>
+      </w:r>
+    </w:p>
+    <w:p>
+      <w:pPr>
+        <w:spacing w:line="336" w:lineRule="auto" w:after="180"/>
+        <w:shd w:fill="F1F6FC"/>
+      </w:pPr>
+      <w:r>
+        <w:rPr>
+          <w:b w:val="0"/>
+        </w:rPr>
+        <w:t>If students need support, record it and reassess with another new case rather than awarding independence to a copied answer.</w:t>
+      </w:r>
+    </w:p>
+    <w:p>
+      <w:pPr>
+        <w:pStyle w:val="Heading3"/>
+      </w:pPr>
+      <w:r>
+        <w:t>Assess independent transfer</w:t>
+      </w:r>
+    </w:p>
+    <w:p>
+      <w:pPr>
+        <w:pStyle w:val="Heading3"/>
+      </w:pPr>
+      <w:r>
+        <w:t>Independent question · withhold the key</w:t>
+      </w:r>
+    </w:p>
+    <w:p>
+      <w:pPr>
+        <w:spacing w:line="336" w:lineRule="auto" w:after="180"/>
+        <w:shd w:fill="F5F1FB"/>
+      </w:pPr>
+      <w:r>
+        <w:rPr>
+          <w:b w:val="0"/>
+        </w:rPr>
+        <w:t>Selected case: 10:00 permissions config changes; 10:03 restricted read; model version unchanged. Name a plausible cause and one test.</w:t>
+      </w:r>
+    </w:p>
+    <w:p>
+      <w:pPr>
+        <w:pStyle w:val="Heading3"/>
+      </w:pPr>
+      <w:r>
+        <w:t>Selected case answer</w:t>
+      </w:r>
+    </w:p>
+    <w:p>
+      <w:pPr>
+        <w:pStyle w:val="Heading3"/>
+      </w:pPr>
+      <w:r>
+        <w:t>Teacher key · Selected case answer</w:t>
+      </w:r>
+    </w:p>
+    <w:p>
+      <w:pPr>
+        <w:spacing w:line="336" w:lineRule="auto" w:after="180"/>
+        <w:shd w:fill="F1F6FC"/>
+      </w:pPr>
+      <w:r>
+        <w:rPr>
+          <w:b w:val="0"/>
+        </w:rPr>
         <w:t>Teacher explanation: Investigate permission/config change; replay authorised and denied cases against old/new config without exposing real restricted content. Temporal order alone is not proof.</w:t>
       </w:r>
     </w:p>
@@ -1701,67 +3411,281 @@
       </w:tr>
     </w:tbl>
     <w:p>
-      <w:r>
-        <w:t>Record each dimension as not yet, with support, or independent. Accept a valid alternative procedure with a defensible trace. Do not penalise an honestly recorded model failure if the learner correctly explains its evidence and limits.</w:t>
+      <w:pPr>
+        <w:pStyle w:val="Heading3"/>
+      </w:pPr>
+      <w:r>
+        <w:t>Teacher key · Selected case answer</w:t>
       </w:r>
     </w:p>
     <w:p>
       <w:pPr>
-        <w:pStyle w:val="Heading3"/>
-      </w:pPr>
-      <w:r>
-        <w:t>Feedback that the learner uses</w:t>
+        <w:spacing w:line="336" w:lineRule="auto" w:after="180"/>
+        <w:shd w:fill="F1F6FC"/>
+      </w:pPr>
+      <w:r>
+        <w:rPr>
+          <w:b w:val="0"/>
+        </w:rPr>
+        <w:t>Record each dimension as not yet, with support, or independent. Accept a valid alternative procedure with a defensible trace.</w:t>
       </w:r>
     </w:p>
     <w:p>
-      <w:r>
-        <w:t>Name the earliest unsupported step and give one action to repair it. Have the learner make that repair now and explain why. Then assess the relevant skill on a fresh, fully specified case. Confirm it was not previously practised with feedback; solve and check the new case before assigning it. A follow-up design prompt is a starting brief, not automatically an equivalent test.</w:t>
+      <w:pPr>
+        <w:spacing w:line="336" w:lineRule="auto" w:after="180"/>
+        <w:shd w:fill="F1F6FC"/>
+      </w:pPr>
+      <w:r>
+        <w:rPr>
+          <w:b w:val="0"/>
+        </w:rPr>
+        <w:t xml:space="preserve">Do not penalise an honestly recorded model failure if the learner correctly explains its </w:t>
+      </w:r>
+      <w:r>
+        <w:rPr>
+          <w:b/>
+        </w:rPr>
+        <w:t>evidence</w:t>
+      </w:r>
+      <w:r>
+        <w:rPr>
+          <w:b w:val="0"/>
+        </w:rPr>
+        <w:t xml:space="preserve"> and limits.</w:t>
       </w:r>
     </w:p>
     <w:p>
       <w:pPr>
-        <w:pStyle w:val="Heading1"/>
-      </w:pPr>
-      <w:r>
-        <w:t>06. Connect the project, support and next lesson</w:t>
+        <w:pStyle w:val="Heading3"/>
+      </w:pPr>
+      <w:r>
+        <w:t>Feedback that the learner uses</w:t>
       </w:r>
     </w:p>
     <w:p>
-      <w:r>
-        <w:t>Add a labelled incident investigation evidence sheet to Grounded Learning Service. Show how you can explain the mechanism and terminology of incident investigation. Use the supplied fictional case and keep its inputs, intermediate steps, calculation or prediction, and limitation. Connect this record to last week’s record; a matching answer without a trace is insufficient.</w:t>
+      <w:pPr>
+        <w:spacing w:line="336" w:lineRule="auto" w:after="180"/>
+      </w:pPr>
+      <w:r>
+        <w:rPr>
+          <w:b w:val="0"/>
+        </w:rPr>
+        <w:t>Name the earliest unsupported step and give one action to repair it. Have the learner make that repair now and explain why. Then assess the relevant skill on a fresh, fully specified case.</w:t>
       </w:r>
     </w:p>
     <w:p>
-      <w:r>
-        <w:t>Provide an input/procedure/result/limit frame and a calculator when needed. Ask students to identify the first step before completing the whole trace. Extension: compare two concrete variants of this mechanism while holding unrelated conditions fixed; report both successful and unsuccessful outcomes.</w:t>
+      <w:pPr>
+        <w:spacing w:line="336" w:lineRule="auto" w:after="180"/>
+      </w:pPr>
+      <w:r>
+        <w:rPr>
+          <w:b w:val="0"/>
+        </w:rPr>
+        <w:t>Confirm it was not previously practised with feedback; solve and check the new case before assigning it. A follow-up design prompt is a starting brief, not automatically an equivalent test.</w:t>
       </w:r>
     </w:p>
     <w:p>
-      <w:r>
-        <w:t>Next connection: Human escalation workflows. Preserve the current case record and retrieve its evidence boundary before moving on.</w:t>
+      <w:pPr>
+        <w:pStyle w:val="Heading1"/>
+      </w:pPr>
+      <w:r>
+        <w:t>06. Connect the project, support and next lesson</w:t>
       </w:r>
     </w:p>
     <w:p>
       <w:r>
-        <w:t>Retain the project ledger and assess a changed case after support. Check the relevant prerequisite before carrying this component forward.</w:t>
+        <w:t>Connect Incident investigation to Grounded Learning Service, adapt support and plan a later changed-case check.</w:t>
       </w:r>
     </w:p>
     <w:p>
       <w:pPr>
-        <w:pStyle w:val="Heading3"/>
-      </w:pPr>
-      <w:r>
-        <w:t>Plan the delayed return</w:t>
+        <w:spacing w:line="336" w:lineRule="auto" w:after="180"/>
+      </w:pPr>
+      <w:r>
+        <w:rPr>
+          <w:b w:val="0"/>
+        </w:rPr>
+        <w:t xml:space="preserve">Add a labelled incident investigation </w:t>
+      </w:r>
+      <w:r>
+        <w:rPr>
+          <w:b/>
+        </w:rPr>
+        <w:t>evidence</w:t>
+      </w:r>
+      <w:r>
+        <w:rPr>
+          <w:b w:val="0"/>
+        </w:rPr>
+        <w:t xml:space="preserve"> sheet to Grounded Learning Service. Show how you can explain the </w:t>
+      </w:r>
+      <w:r>
+        <w:rPr>
+          <w:b/>
+        </w:rPr>
+        <w:t>mechanism</w:t>
+      </w:r>
+      <w:r>
+        <w:rPr>
+          <w:b w:val="0"/>
+        </w:rPr>
+        <w:t xml:space="preserve"> and terminology of incident investigation.</w:t>
       </w:r>
     </w:p>
     <w:p>
-      <w:r>
-        <w:t>Suggested return points in this level: ai-6/27, ai-6/29, ai-6/32. Use actual classroom dates, adjusting for holidays and gaps. One, three and six teaching weeks are scheduling choices, not a claimed optimal spacing.</w:t>
+      <w:pPr>
+        <w:spacing w:line="336" w:lineRule="auto" w:after="180"/>
+      </w:pPr>
+      <w:r>
+        <w:rPr>
+          <w:b w:val="0"/>
+        </w:rPr>
+        <w:t xml:space="preserve">Use the supplied fictional case and keep its </w:t>
+      </w:r>
+      <w:r>
+        <w:rPr>
+          <w:b/>
+        </w:rPr>
+        <w:t>input</w:t>
+      </w:r>
+      <w:r>
+        <w:rPr>
+          <w:b w:val="0"/>
+        </w:rPr>
+        <w:t xml:space="preserve">s, intermediate steps, calculation or </w:t>
+      </w:r>
+      <w:r>
+        <w:rPr>
+          <w:b/>
+        </w:rPr>
+        <w:t>prediction</w:t>
+      </w:r>
+      <w:r>
+        <w:rPr>
+          <w:b w:val="0"/>
+        </w:rPr>
+        <w:t>, and limitation. Connect this record to last week’s record; a matching answer without a trace is insufficient.</w:t>
       </w:r>
     </w:p>
     <w:p>
-      <w:r>
-        <w:t>At a delayed check, ask for the idea from memory and a changed application. Compare with the earlier independent response and record support used. For a new level, revisit the previous capstone before checking the new prerequisites.</w:t>
+      <w:pPr>
+        <w:spacing w:line="336" w:lineRule="auto" w:after="180"/>
+      </w:pPr>
+      <w:r>
+        <w:rPr>
+          <w:b w:val="0"/>
+        </w:rPr>
+        <w:t xml:space="preserve">Provide an </w:t>
+      </w:r>
+      <w:r>
+        <w:rPr>
+          <w:b/>
+        </w:rPr>
+        <w:t>input</w:t>
+      </w:r>
+      <w:r>
+        <w:rPr>
+          <w:b w:val="0"/>
+        </w:rPr>
+        <w:t>/procedure/result/limit frame and a calculator when needed. Ask students to identify the first step before completing the whole trace.</w:t>
+      </w:r>
+    </w:p>
+    <w:p>
+      <w:pPr>
+        <w:spacing w:line="336" w:lineRule="auto" w:after="180"/>
+      </w:pPr>
+      <w:r>
+        <w:rPr>
+          <w:b w:val="0"/>
+        </w:rPr>
+        <w:t xml:space="preserve">Extension: compare two concrete variants of this </w:t>
+      </w:r>
+      <w:r>
+        <w:rPr>
+          <w:b/>
+        </w:rPr>
+        <w:t>mechanism</w:t>
+      </w:r>
+      <w:r>
+        <w:rPr>
+          <w:b w:val="0"/>
+        </w:rPr>
+        <w:t xml:space="preserve"> while holding unrelated conditions fixed; report both successful and unsuccessful outcomes.</w:t>
+      </w:r>
+    </w:p>
+    <w:p>
+      <w:pPr>
+        <w:spacing w:line="336" w:lineRule="auto" w:after="180"/>
+      </w:pPr>
+      <w:r>
+        <w:rPr>
+          <w:b w:val="0"/>
+        </w:rPr>
+        <w:t xml:space="preserve">Next connection: Human escalation workflows. Preserve the current case record and retrieve its </w:t>
+      </w:r>
+      <w:r>
+        <w:rPr>
+          <w:b/>
+        </w:rPr>
+        <w:t>evidence</w:t>
+      </w:r>
+      <w:r>
+        <w:rPr>
+          <w:b w:val="0"/>
+        </w:rPr>
+        <w:t xml:space="preserve"> boundary before moving on.</w:t>
+      </w:r>
+    </w:p>
+    <w:p>
+      <w:pPr>
+        <w:spacing w:line="336" w:lineRule="auto" w:after="180"/>
+      </w:pPr>
+      <w:r>
+        <w:rPr>
+          <w:b w:val="0"/>
+        </w:rPr>
+        <w:t>Retain the project ledger and assess a changed case after support. Check the relevant prerequisite before carrying this component forward.</w:t>
+      </w:r>
+    </w:p>
+    <w:p>
+      <w:pPr>
+        <w:pStyle w:val="Heading3"/>
+      </w:pPr>
+      <w:r>
+        <w:t>Plan the delayed return</w:t>
+      </w:r>
+    </w:p>
+    <w:p>
+      <w:pPr>
+        <w:spacing w:line="336" w:lineRule="auto" w:after="180"/>
+      </w:pPr>
+      <w:r>
+        <w:rPr>
+          <w:b w:val="0"/>
+        </w:rPr>
+        <w:t>Suggested return points in this level: ai-6/27, ai-6/29, ai-6/32. Use actual classroom dates, adjusting for holidays and gaps. One, three and six teaching weeks are scheduling choices, not a claimed optimal spacing.</w:t>
+      </w:r>
+    </w:p>
+    <w:p>
+      <w:pPr>
+        <w:spacing w:line="336" w:lineRule="auto" w:after="180"/>
+      </w:pPr>
+      <w:r>
+        <w:rPr>
+          <w:b w:val="0"/>
+        </w:rPr>
+        <w:t>At a delayed check, ask for the idea from memory and a changed application. Compare with the earlier independent response and record support used.</w:t>
+      </w:r>
+    </w:p>
+    <w:p>
+      <w:pPr>
+        <w:spacing w:line="336" w:lineRule="auto" w:after="180"/>
+      </w:pPr>
+      <w:r>
+        <w:rPr>
+          <w:b w:val="0"/>
+        </w:rPr>
+        <w:t>For a new level, revisit the previous capstone before checking the new prerequisites.</w:t>
       </w:r>
     </w:p>
     <w:tbl>
@@ -1921,8 +3845,26 @@
       </w:tr>
     </w:tbl>
     <w:p>
-      <w:r>
-        <w:t>Use the evidence to choose reteaching or the next step. A completed page, confidence rating or attractive project does not by itself demonstrate understanding.</w:t>
+      <w:pPr>
+        <w:spacing w:line="336" w:lineRule="auto" w:after="180"/>
+      </w:pPr>
+      <w:r>
+        <w:rPr>
+          <w:b w:val="0"/>
+        </w:rPr>
+        <w:t xml:space="preserve">Use the </w:t>
+      </w:r>
+      <w:r>
+        <w:rPr>
+          <w:b/>
+        </w:rPr>
+        <w:t>evidence</w:t>
+      </w:r>
+      <w:r>
+        <w:rPr>
+          <w:b w:val="0"/>
+        </w:rPr>
+        <w:t xml:space="preserve"> to choose reteaching or the next step. A completed page, confidence rating or attractive project does not by itself demonstrate understanding.</w:t>
       </w:r>
     </w:p>
     <w:p>
@@ -1934,8 +3876,26 @@
       </w:r>
     </w:p>
     <w:p>
-      <w:r>
-        <w:t>For the Grounded Learning Service, retain an annotated trace and the changed-case result. Name the contract or evidence that makes the deciding step valid, so another team can review it.</w:t>
+      <w:pPr>
+        <w:spacing w:line="336" w:lineRule="auto" w:after="180"/>
+      </w:pPr>
+      <w:r>
+        <w:rPr>
+          <w:b w:val="0"/>
+        </w:rPr>
+        <w:t xml:space="preserve">For the Grounded Learning Service, retain an annotated trace and the changed-case result. Name the contract or </w:t>
+      </w:r>
+      <w:r>
+        <w:rPr>
+          <w:b/>
+        </w:rPr>
+        <w:t>evidence</w:t>
+      </w:r>
+      <w:r>
+        <w:rPr>
+          <w:b w:val="0"/>
+        </w:rPr>
+        <w:t xml:space="preserve"> that makes the deciding step valid, so another team can review it.</w:t>
       </w:r>
     </w:p>
     <w:p>
@@ -1948,12 +3908,62 @@
     </w:p>
     <w:p>
       <w:r>
-        <w:t>Teaching target: Explain the mechanism and terminology of incident investigation</w:t>
+        <w:t>Use this preparation summary alongside the detailed Incident investigation lesson; it is a checklist rather than a replacement for the full sequence.</w:t>
       </w:r>
     </w:p>
     <w:p>
-      <w:r>
-        <w:t>Prepare the labelled worked-case picture, the matching workbook, fictional input cards and a place for individual responses. Check a local Python 3 environment before class; have a paper-trace version ready.</w:t>
+      <w:pPr>
+        <w:pStyle w:val="Heading3"/>
+      </w:pPr>
+      <w:r>
+        <w:t>Teaching target</w:t>
+      </w:r>
+    </w:p>
+    <w:p>
+      <w:pPr>
+        <w:spacing w:line="336" w:lineRule="auto" w:after="180"/>
+        <w:shd w:fill="EDF7F3"/>
+      </w:pPr>
+      <w:r>
+        <w:rPr>
+          <w:b w:val="0"/>
+        </w:rPr>
+        <w:t xml:space="preserve">Teaching target: Explain the </w:t>
+      </w:r>
+      <w:r>
+        <w:rPr>
+          <w:b/>
+        </w:rPr>
+        <w:t>mechanism</w:t>
+      </w:r>
+      <w:r>
+        <w:rPr>
+          <w:b w:val="0"/>
+        </w:rPr>
+        <w:t xml:space="preserve"> and terminology of incident investigation</w:t>
+      </w:r>
+    </w:p>
+    <w:p>
+      <w:pPr>
+        <w:spacing w:line="336" w:lineRule="auto" w:after="180"/>
+      </w:pPr>
+      <w:r>
+        <w:rPr>
+          <w:b w:val="0"/>
+        </w:rPr>
+        <w:t xml:space="preserve">Prepare the labelled worked-case picture, the matching workbook, fictional </w:t>
+      </w:r>
+      <w:r>
+        <w:rPr>
+          <w:b/>
+        </w:rPr>
+        <w:t>input</w:t>
+      </w:r>
+      <w:r>
+        <w:rPr>
+          <w:b w:val="0"/>
+        </w:rPr>
+        <w:t xml:space="preserve"> cards and a place for individual responses. Check a local Python 3 environment before class; have a paper-trace version ready.</w:t>
       </w:r>
     </w:p>
     <w:tbl>
@@ -2100,37 +4110,182 @@
       </w:tr>
     </w:tbl>
     <w:p>
-      <w:r>
-        <w:t>Before class, solve the supported practice: At09:00 corpus updates; 09:05 stale cache response; 09:06 cache disabled. Team says model weights changed, but weight version is unchanged. Show the intermediate steps and give the conclusion with its scope.</w:t>
+      <w:pPr>
+        <w:spacing w:line="336" w:lineRule="auto" w:after="180"/>
+      </w:pPr>
+      <w:r>
+        <w:rPr>
+          <w:b w:val="0"/>
+        </w:rPr>
+        <w:t>Before class, solve the supported practice: At09:00 corpus updates; 09:05 stale cache response; 09:06 cache disabled. Team says model weights changed, but weight version is unchanged.</w:t>
       </w:r>
     </w:p>
     <w:p>
-      <w:r>
-        <w:t>Reasoned practice answer: Teacher explanation: Weight-change claim is contradicted by the version record. Stale cache is a supported candidate explanation; preserve timeline and test it with controlled reproduction.</w:t>
+      <w:pPr>
+        <w:spacing w:line="336" w:lineRule="auto" w:after="180"/>
+      </w:pPr>
+      <w:r>
+        <w:rPr>
+          <w:b w:val="0"/>
+        </w:rPr>
+        <w:t>Show the intermediate steps and give the conclusion with its scope.</w:t>
       </w:r>
     </w:p>
     <w:p>
-      <w:r>
-        <w:t>Check every learner before discussion: Use the worked case for Incident investigation. Proposed explanation: “The worked result establishes every future case”. Decide whether this explanation is supported. Point to the step or supplied fact that decides; explain your repair if needed.</w:t>
+      <w:pPr>
+        <w:pStyle w:val="Heading3"/>
+      </w:pPr>
+      <w:r>
+        <w:t>Supported practice answer</w:t>
       </w:r>
     </w:p>
     <w:p>
-      <w:r>
-        <w:t>Misconception repair: A plausible narrative needs controlled or record-based confirmation and must preserve unknowns.</w:t>
+      <w:pPr>
+        <w:spacing w:line="336" w:lineRule="auto" w:after="180"/>
+        <w:shd w:fill="F1F6FC"/>
+      </w:pPr>
+      <w:r>
+        <w:rPr>
+          <w:b w:val="0"/>
+        </w:rPr>
+        <w:t>Reasoned practice answer: Teacher explanation: Weight-change claim is contradicted by the version record. Stale cache is a supported candidate explanation; preserve timeline and test it with controlled reproduction.</w:t>
       </w:r>
     </w:p>
     <w:p>
-      <w:r>
-        <w:t>Support: read the exact case aloud, enlarge the labelled picture, supply input cards and model only the first deciding step. Accept a spoken explanation or drawing; retain the reasoning goal.</w:t>
+      <w:pPr>
+        <w:spacing w:line="336" w:lineRule="auto" w:after="180"/>
+      </w:pPr>
+      <w:r>
+        <w:rPr>
+          <w:b w:val="0"/>
+        </w:rPr>
+        <w:t>Check every learner before discussion: Use the worked case for Incident investigation. Proposed explanation: “The worked result establishes every future case”. Decide whether this explanation is supported.</w:t>
       </w:r>
     </w:p>
     <w:p>
-      <w:r>
-        <w:t>Extension: Trace instead shows version 6 retrieved and room C drafted. Require a prediction and a reason before comparing. Expected result: Investigate drafting or validation before blaming caching. Reason: The mismatch now appears after retrieval.</w:t>
+      <w:pPr>
+        <w:spacing w:line="336" w:lineRule="auto" w:after="180"/>
+      </w:pPr>
+      <w:r>
+        <w:rPr>
+          <w:b w:val="0"/>
+        </w:rPr>
+        <w:t>Point to the step or supplied fact that decides; explain your repair if needed.</w:t>
       </w:r>
     </w:p>
     <w:p>
-      <w:r>
+      <w:pPr>
+        <w:pStyle w:val="Heading3"/>
+      </w:pPr>
+      <w:r>
+        <w:t>Repair the misconception</w:t>
+      </w:r>
+    </w:p>
+    <w:p>
+      <w:pPr>
+        <w:spacing w:line="336" w:lineRule="auto" w:after="180"/>
+        <w:shd w:fill="FFF5E6"/>
+      </w:pPr>
+      <w:r>
+        <w:rPr>
+          <w:b w:val="0"/>
+        </w:rPr>
+        <w:t>Misconception repair: A plausible narrative needs controlled or record-based confirmation and must preserve unknowns.</w:t>
+      </w:r>
+    </w:p>
+    <w:p>
+      <w:pPr>
+        <w:pStyle w:val="Heading3"/>
+      </w:pPr>
+      <w:r>
+        <w:t>Support without giving away the answer</w:t>
+      </w:r>
+    </w:p>
+    <w:p>
+      <w:pPr>
+        <w:spacing w:line="336" w:lineRule="auto" w:after="180"/>
+        <w:shd w:fill="F1F6F8"/>
+      </w:pPr>
+      <w:r>
+        <w:rPr>
+          <w:b w:val="0"/>
+        </w:rPr>
+        <w:t xml:space="preserve">Support: read the exact case aloud, enlarge the labelled picture, supply </w:t>
+      </w:r>
+      <w:r>
+        <w:rPr>
+          <w:b/>
+        </w:rPr>
+        <w:t>input</w:t>
+      </w:r>
+      <w:r>
+        <w:rPr>
+          <w:b w:val="0"/>
+        </w:rPr>
+        <w:t xml:space="preserve"> cards and model only the first deciding step. Accept a spoken explanation or drawing; retain the reasoning goal.</w:t>
+      </w:r>
+    </w:p>
+    <w:p>
+      <w:pPr>
+        <w:pStyle w:val="Heading3"/>
+      </w:pPr>
+      <w:r>
+        <w:t>Extend the reasoning</w:t>
+      </w:r>
+    </w:p>
+    <w:p>
+      <w:pPr>
+        <w:spacing w:line="336" w:lineRule="auto" w:after="180"/>
+        <w:shd w:fill="F5F1FB"/>
+      </w:pPr>
+      <w:r>
+        <w:rPr>
+          <w:b w:val="0"/>
+        </w:rPr>
+        <w:t xml:space="preserve">Extension: Trace instead shows version 6 retrieved and room C drafted. Require a </w:t>
+      </w:r>
+      <w:r>
+        <w:rPr>
+          <w:b/>
+        </w:rPr>
+        <w:t>prediction</w:t>
+      </w:r>
+      <w:r>
+        <w:rPr>
+          <w:b w:val="0"/>
+        </w:rPr>
+        <w:t xml:space="preserve"> and a reason before comparing. Expected result: Investigate drafting or validation before blaming caching.</w:t>
+      </w:r>
+    </w:p>
+    <w:p>
+      <w:pPr>
+        <w:spacing w:line="336" w:lineRule="auto" w:after="180"/>
+        <w:shd w:fill="F5F1FB"/>
+      </w:pPr>
+      <w:r>
+        <w:rPr>
+          <w:b w:val="0"/>
+        </w:rPr>
+        <w:t>Reason: The mismatch now appears after retrieval.</w:t>
+      </w:r>
+    </w:p>
+    <w:p>
+      <w:pPr>
+        <w:pStyle w:val="Heading3"/>
+      </w:pPr>
+      <w:r>
+        <w:t>Protect the independent attempt</w:t>
+      </w:r>
+    </w:p>
+    <w:p>
+      <w:pPr>
+        <w:spacing w:line="336" w:lineRule="auto" w:after="180"/>
+        <w:shd w:fill="FFF5E6"/>
+      </w:pPr>
+      <w:r>
+        <w:rPr>
+          <w:b w:val="0"/>
+        </w:rPr>
         <w:t>Independent assessment: withhold the reserved answer until the learner has attempted the new case. Record support separately from correctness.</w:t>
       </w:r>
     </w:p>
@@ -2319,46 +4474,993 @@
       </w:tr>
     </w:tbl>
     <w:p>
-      <w:r>
-        <w:t>Project checkpoint: Prepare the demonstration. Gather reproducible instructions, evidence, access checks and remaining limitations.</w:t>
+      <w:pPr>
+        <w:pStyle w:val="Heading3"/>
+      </w:pPr>
+      <w:r>
+        <w:t>Project checkpoint</w:t>
       </w:r>
     </w:p>
     <w:p>
-      <w:r>
-        <w:t>Use the weekly teacher answer for topic-specific reasoning. A saved progress tick is an activity record; judge mastery from the learner’s explanation and evidence.</w:t>
+      <w:pPr>
+        <w:spacing w:line="336" w:lineRule="auto" w:after="180"/>
+        <w:shd w:fill="EDF7F3"/>
+      </w:pPr>
+      <w:r>
+        <w:rPr>
+          <w:b w:val="0"/>
+        </w:rPr>
+        <w:t xml:space="preserve">Project checkpoint: Prepare the demonstration. Gather reproducible instructions, </w:t>
+      </w:r>
+      <w:r>
+        <w:rPr>
+          <w:b/>
+        </w:rPr>
+        <w:t>evidence</w:t>
+      </w:r>
+      <w:r>
+        <w:rPr>
+          <w:b w:val="0"/>
+        </w:rPr>
+        <w:t>, access checks and remaining limitations.</w:t>
       </w:r>
     </w:p>
     <w:p>
       <w:pPr>
-        <w:pStyle w:val="Heading1"/>
-      </w:pPr>
-      <w:r>
-        <w:t>08. Use feedback, labs and repair paths</w:t>
+        <w:spacing w:line="336" w:lineRule="auto" w:after="180"/>
+      </w:pPr>
+      <w:r>
+        <w:rPr>
+          <w:b w:val="0"/>
+        </w:rPr>
+        <w:t xml:space="preserve">Use the weekly teacher answer for topic-specific reasoning. A saved progress tick is an activity record; judge mastery from the learner’s explanation and </w:t>
+      </w:r>
+      <w:r>
+        <w:rPr>
+          <w:b/>
+        </w:rPr>
+        <w:t>evidence</w:t>
+      </w:r>
+      <w:r>
+        <w:rPr>
+          <w:b w:val="0"/>
+        </w:rPr>
+        <w:t>.</w:t>
       </w:r>
     </w:p>
     <w:p>
-      <w:r>
-        <w:t>Use the two formative questions as supported practice, not as independent mastery scores. Discuss the deciding evidence rather than accepting a guessed selection.</w:t>
+      <w:pPr>
+        <w:pStyle w:val="Heading1"/>
+      </w:pPr>
+      <w:r>
+        <w:t>08. Use feedback, labs and repair paths</w:t>
       </w:r>
     </w:p>
     <w:p>
       <w:r>
-        <w:t>The feedback comes from the reviewed public worked case. Do not reveal the separately reserved independent teacher answer until the learner has attempted that case.</w:t>
+        <w:t>Use feedback, earlier review and portfolios purposefully. Apply the coding routine only when this lesson has an executable lab.</w:t>
       </w:r>
     </w:p>
     <w:p>
-      <w:r>
-        <w:t>Ask students to predict before running code. Preserve errors and actual outputs; collect a changed test and an explanation. The branch-boundary and indexing lessons deliberately include failure cases.</w:t>
+      <w:pPr>
+        <w:spacing w:line="336" w:lineRule="auto" w:after="180"/>
+      </w:pPr>
+      <w:r>
+        <w:rPr>
+          <w:b w:val="0"/>
+        </w:rPr>
+        <w:t xml:space="preserve">Use the two formative questions as supported practice, not as independent mastery scores. Discuss the deciding </w:t>
+      </w:r>
+      <w:r>
+        <w:rPr>
+          <w:b/>
+        </w:rPr>
+        <w:t>evidence</w:t>
+      </w:r>
+      <w:r>
+        <w:rPr>
+          <w:b w:val="0"/>
+        </w:rPr>
+        <w:t xml:space="preserve"> rather than accepting a guessed selection.</w:t>
       </w:r>
     </w:p>
     <w:p>
-      <w:r>
-        <w:t>Use the earlier worked-explanation links to address a specific missing building block, then return to the current question. Adapt this suggestion after observing the learner; it is not an automatic diagnosis.</w:t>
+      <w:pPr>
+        <w:spacing w:line="336" w:lineRule="auto" w:after="180"/>
+      </w:pPr>
+      <w:r>
+        <w:rPr>
+          <w:b w:val="0"/>
+        </w:rPr>
+        <w:t>The feedback comes from the reviewed public worked case. Do not reveal the separately reserved independent teacher answer until the learner has attempted that case.</w:t>
       </w:r>
     </w:p>
     <w:p>
-      <w:r>
-        <w:t>Collect the completed-work portfolio as evidence. Record support separately from correctness, and assess explanation, trace/test and limitations. Progress ticks and quiz selections alone do not establish mastery.</w:t>
+      <w:pPr>
+        <w:pStyle w:val="Heading3"/>
+      </w:pPr>
+      <w:r>
+        <w:t>For later coding lessons</w:t>
+      </w:r>
+    </w:p>
+    <w:p>
+      <w:r>
+        <w:t>This week has no code block. Use this routine when a later lesson includes an executable lab.</w:t>
+      </w:r>
+    </w:p>
+    <w:p>
+      <w:pPr>
+        <w:spacing w:line="336" w:lineRule="auto" w:after="180"/>
+        <w:shd w:fill="F1F6F8"/>
+      </w:pPr>
+      <w:r>
+        <w:rPr>
+          <w:b w:val="0"/>
+        </w:rPr>
+        <w:t xml:space="preserve">Ask students to predict before running code. Preserve errors and actual </w:t>
+      </w:r>
+      <w:r>
+        <w:rPr>
+          <w:b/>
+        </w:rPr>
+        <w:t>output</w:t>
+      </w:r>
+      <w:r>
+        <w:rPr>
+          <w:b w:val="0"/>
+        </w:rPr>
+        <w:t>s; collect a changed test and an explanation. The branch-boundary and indexing lessons deliberately include failure cases.</w:t>
+      </w:r>
+    </w:p>
+    <w:p>
+      <w:pPr>
+        <w:spacing w:line="336" w:lineRule="auto" w:after="180"/>
+      </w:pPr>
+      <w:r>
+        <w:rPr>
+          <w:b w:val="0"/>
+        </w:rPr>
+        <w:t>Use the earlier worked-explanation links to address a specific missing building block, then return to the current question. Adapt this suggestion after observing the learner; it is not an automatic diagnosis.</w:t>
+      </w:r>
+    </w:p>
+    <w:p>
+      <w:pPr>
+        <w:spacing w:line="336" w:lineRule="auto" w:after="180"/>
+      </w:pPr>
+      <w:r>
+        <w:rPr>
+          <w:b w:val="0"/>
+        </w:rPr>
+        <w:t xml:space="preserve">Collect the completed-work portfolio as </w:t>
+      </w:r>
+      <w:r>
+        <w:rPr>
+          <w:b/>
+        </w:rPr>
+        <w:t>evidence</w:t>
+      </w:r>
+      <w:r>
+        <w:rPr>
+          <w:b w:val="0"/>
+        </w:rPr>
+        <w:t>. Record support separately from correctness, and assess explanation, trace/test and limitations. Progress ticks and quiz selections alone do not establish mastery.</w:t>
+      </w:r>
+    </w:p>
+    <w:p>
+      <w:pPr>
+        <w:pStyle w:val="Heading1"/>
+      </w:pPr>
+      <w:r>
+        <w:t>09. Visual concept journey</w:t>
+      </w:r>
+    </w:p>
+    <w:p>
+      <w:r>
+        <w:t>Show one Incident investigation graphic at a time, request a prediction and discuss its trace before the independent assessment.</w:t>
+      </w:r>
+    </w:p>
+    <w:p>
+      <w:pPr>
+        <w:spacing w:line="336" w:lineRule="auto" w:after="180"/>
+      </w:pPr>
+      <w:r>
+        <w:rPr>
+          <w:b w:val="0"/>
+        </w:rPr>
+        <w:t xml:space="preserve">Use one picture at a time. Hide a worked result before asking for a </w:t>
+      </w:r>
+      <w:r>
+        <w:rPr>
+          <w:b/>
+        </w:rPr>
+        <w:t>prediction</w:t>
+      </w:r>
+      <w:r>
+        <w:rPr>
+          <w:b w:val="0"/>
+        </w:rPr>
+        <w:t>, then reveal it for feedback. These are supported teaching cases; retain the separate independent assessment for a fresh first attempt.</w:t>
+      </w:r>
+    </w:p>
+    <w:p>
+      <w:pPr>
+        <w:pStyle w:val="Heading3"/>
+      </w:pPr>
+      <w:r>
+        <w:t>01. Incident investigation: the case</w:t>
+      </w:r>
+    </w:p>
+    <w:p>
+      <w:r>
+        <w:drawing>
+          <wp:inline xmlns:a="http://schemas.openxmlformats.org/drawingml/2006/main" xmlns:pic="http://schemas.openxmlformats.org/drawingml/2006/picture">
+            <wp:extent cx="5486400" cy="2834640"/>
+            <wp:docPr id="2" name="Picture 2" descr="An incident timeline. After a schedule update, a service gives an old classroom location. Supplied facts: 14:00 version 6 publishes room D; 14:05 answer uses version 5 room C; 14:06 user reports mismatch."/>
+            <wp:cNvGraphicFramePr>
+              <a:graphicFrameLocks noChangeAspect="1"/>
+            </wp:cNvGraphicFramePr>
+            <a:graphic>
+              <a:graphicData uri="http://schemas.openxmlformats.org/drawingml/2006/picture">
+                <pic:pic>
+                  <pic:nvPicPr>
+                    <pic:cNvPr id="0" name="academy-story-ai-6-26-01.png"/>
+                    <pic:cNvPicPr/>
+                  </pic:nvPicPr>
+                  <pic:blipFill>
+                    <a:blip r:embed="rId10"/>
+                    <a:stretch>
+                      <a:fillRect/>
+                    </a:stretch>
+                  </pic:blipFill>
+                  <pic:spPr>
+                    <a:xfrm>
+                      <a:off x="0" y="0"/>
+                      <a:ext cx="5486400" cy="2834640"/>
+                    </a:xfrm>
+                    <a:prstGeom prst="rect"/>
+                  </pic:spPr>
+                </pic:pic>
+              </a:graphicData>
+            </a:graphic>
+          </wp:inline>
+        </w:drawing>
+      </w:r>
+    </w:p>
+    <w:p>
+      <w:pPr>
+        <w:spacing w:line="336" w:lineRule="auto" w:after="180"/>
+      </w:pPr>
+      <w:r>
+        <w:rPr>
+          <w:b w:val="0"/>
+        </w:rPr>
+        <w:t xml:space="preserve">An </w:t>
+      </w:r>
+      <w:r>
+        <w:rPr>
+          <w:b/>
+        </w:rPr>
+        <w:t>incident timeline</w:t>
+      </w:r>
+      <w:r>
+        <w:rPr>
+          <w:b w:val="0"/>
+        </w:rPr>
+        <w:t>. After a schedule update, a service gives an old classroom location. Supplied facts: 14:00 version 6 publishes room D; 14:05 answer uses version 5 room C; 14:06 user reports mismatch.</w:t>
+      </w:r>
+    </w:p>
+    <w:p>
+      <w:pPr>
+        <w:spacing w:line="336" w:lineRule="auto" w:after="180"/>
+        <w:shd w:fill="F5F1FB"/>
+      </w:pPr>
+      <w:r>
+        <w:rPr>
+          <w:b w:val="0"/>
+        </w:rPr>
+        <w:t>Point to the given fact that matters most. Explain why it matters.</w:t>
+      </w:r>
+    </w:p>
+    <w:p>
+      <w:pPr>
+        <w:pStyle w:val="Heading3"/>
+      </w:pPr>
+      <w:r>
+        <w:t>Discuss while showing the picture</w:t>
+      </w:r>
+    </w:p>
+    <w:p>
+      <w:pPr>
+        <w:spacing w:line="336" w:lineRule="auto" w:after="180"/>
+        <w:shd w:fill="F1F6F8"/>
+      </w:pPr>
+      <w:r>
+        <w:rPr>
+          <w:b w:val="0"/>
+        </w:rPr>
+        <w:t>Teacher prompt: Point to the given fact that matters most. Explain why it matters. Ask learners to describe one label or arrow in ordinary words. Use the adjacent transcript if the image is difficult to see.</w:t>
+      </w:r>
+    </w:p>
+    <w:p>
+      <w:pPr>
+        <w:pStyle w:val="Heading3"/>
+      </w:pPr>
+      <w:r>
+        <w:t>02. Follow the deciding steps</w:t>
+      </w:r>
+    </w:p>
+    <w:p>
+      <w:r>
+        <w:drawing>
+          <wp:inline xmlns:a="http://schemas.openxmlformats.org/drawingml/2006/main" xmlns:pic="http://schemas.openxmlformats.org/drawingml/2006/picture">
+            <wp:extent cx="5486400" cy="3337560"/>
+            <wp:docPr id="3" name="Picture 3" descr="Order events: The new source predates the request and report. → Locate stale evidence: The answer trace identifies version 5 rather than current version 6. → Test explanation: Reproduce version selection with controlled fixtures before naming the exact bug."/>
+            <wp:cNvGraphicFramePr>
+              <a:graphicFrameLocks noChangeAspect="1"/>
+            </wp:cNvGraphicFramePr>
+            <a:graphic>
+              <a:graphicData uri="http://schemas.openxmlformats.org/drawingml/2006/picture">
+                <pic:pic>
+                  <pic:nvPicPr>
+                    <pic:cNvPr id="0" name="academy-story-ai-6-26-02.png"/>
+                    <pic:cNvPicPr/>
+                  </pic:nvPicPr>
+                  <pic:blipFill>
+                    <a:blip r:embed="rId11"/>
+                    <a:stretch>
+                      <a:fillRect/>
+                    </a:stretch>
+                  </pic:blipFill>
+                  <pic:spPr>
+                    <a:xfrm>
+                      <a:off x="0" y="0"/>
+                      <a:ext cx="5486400" cy="3337560"/>
+                    </a:xfrm>
+                    <a:prstGeom prst="rect"/>
+                  </pic:spPr>
+                </pic:pic>
+              </a:graphicData>
+            </a:graphic>
+          </wp:inline>
+        </w:drawing>
+      </w:r>
+    </w:p>
+    <w:p>
+      <w:pPr>
+        <w:spacing w:line="336" w:lineRule="auto" w:after="180"/>
+      </w:pPr>
+      <w:r>
+        <w:rPr>
+          <w:b w:val="0"/>
+        </w:rPr>
+        <w:t xml:space="preserve">Order events: The new source predates the request and report. → Locate stale </w:t>
+      </w:r>
+      <w:r>
+        <w:rPr>
+          <w:b/>
+        </w:rPr>
+        <w:t>evidence</w:t>
+      </w:r>
+      <w:r>
+        <w:rPr>
+          <w:b w:val="0"/>
+        </w:rPr>
+        <w:t>: The answer trace identifies version 5 rather than current version 6. → Test explanation: Reproduce version selection with controlled fixtures before naming the exact bug.</w:t>
+      </w:r>
+    </w:p>
+    <w:p>
+      <w:pPr>
+        <w:spacing w:line="336" w:lineRule="auto" w:after="180"/>
+        <w:shd w:fill="F5F1FB"/>
+      </w:pPr>
+      <w:r>
+        <w:rPr>
+          <w:b w:val="0"/>
+        </w:rPr>
+        <w:t xml:space="preserve">Point to each numbered stage and explain which recorded </w:t>
+      </w:r>
+      <w:r>
+        <w:rPr>
+          <w:b/>
+        </w:rPr>
+        <w:t>input</w:t>
+      </w:r>
+      <w:r>
+        <w:rPr>
+          <w:b w:val="0"/>
+        </w:rPr>
+        <w:t xml:space="preserve"> it uses.</w:t>
+      </w:r>
+    </w:p>
+    <w:p>
+      <w:pPr>
+        <w:pStyle w:val="Heading3"/>
+      </w:pPr>
+      <w:r>
+        <w:t>Discuss while showing the picture</w:t>
+      </w:r>
+    </w:p>
+    <w:p>
+      <w:pPr>
+        <w:spacing w:line="336" w:lineRule="auto" w:after="180"/>
+        <w:shd w:fill="F1F6F8"/>
+      </w:pPr>
+      <w:r>
+        <w:rPr>
+          <w:b w:val="0"/>
+        </w:rPr>
+        <w:t xml:space="preserve">Teacher prompt: Point to each numbered stage and explain which recorded </w:t>
+      </w:r>
+      <w:r>
+        <w:rPr>
+          <w:b/>
+        </w:rPr>
+        <w:t>input</w:t>
+      </w:r>
+      <w:r>
+        <w:rPr>
+          <w:b w:val="0"/>
+        </w:rPr>
+        <w:t xml:space="preserve"> it uses. Ask learners to describe one label or arrow in ordinary words. Use the adjacent transcript if the image is difficult to see.</w:t>
+      </w:r>
+    </w:p>
+    <w:p>
+      <w:pPr>
+        <w:pStyle w:val="Heading3"/>
+      </w:pPr>
+      <w:r>
+        <w:t>03. Incident investigation — evidence trace</w:t>
+      </w:r>
+    </w:p>
+    <w:p>
+      <w:r>
+        <w:drawing>
+          <wp:inline xmlns:a="http://schemas.openxmlformats.org/drawingml/2006/main" xmlns:pic="http://schemas.openxmlformats.org/drawingml/2006/picture">
+            <wp:extent cx="5486400" cy="2996184"/>
+            <wp:docPr id="4" name="Picture 4" descr="Incident investigation — evidence trace. At09:00 corpus updates; 09:05 stale cache response; 09:06 cache disabled. Team says model weights changed, but weight version is unchanged. | Record timestamps, versions, requests, authorised actions and outcomes with minimised logs. Separate immediate containment from diagnosis. Compare candidate explanations against evidence. | Weight-change claim is contradicted by the version record. Stale cache is a supported candidate explanation; preserve timeline and test it with controlled reproduction."/>
+            <wp:cNvGraphicFramePr>
+              <a:graphicFrameLocks noChangeAspect="1"/>
+            </wp:cNvGraphicFramePr>
+            <a:graphic>
+              <a:graphicData uri="http://schemas.openxmlformats.org/drawingml/2006/picture">
+                <pic:pic>
+                  <pic:nvPicPr>
+                    <pic:cNvPr id="0" name="academy-story-ai-6-26-03.png"/>
+                    <pic:cNvPicPr/>
+                  </pic:nvPicPr>
+                  <pic:blipFill>
+                    <a:blip r:embed="rId12"/>
+                    <a:stretch>
+                      <a:fillRect/>
+                    </a:stretch>
+                  </pic:blipFill>
+                  <pic:spPr>
+                    <a:xfrm>
+                      <a:off x="0" y="0"/>
+                      <a:ext cx="5486400" cy="2996184"/>
+                    </a:xfrm>
+                    <a:prstGeom prst="rect"/>
+                  </pic:spPr>
+                </pic:pic>
+              </a:graphicData>
+            </a:graphic>
+          </wp:inline>
+        </w:drawing>
+      </w:r>
+    </w:p>
+    <w:p>
+      <w:pPr>
+        <w:spacing w:line="336" w:lineRule="auto" w:after="180"/>
+      </w:pPr>
+      <w:r>
+        <w:rPr>
+          <w:b w:val="0"/>
+        </w:rPr>
+        <w:t xml:space="preserve">Incident investigation — </w:t>
+      </w:r>
+      <w:r>
+        <w:rPr>
+          <w:b/>
+        </w:rPr>
+        <w:t>evidence</w:t>
+      </w:r>
+      <w:r>
+        <w:rPr>
+          <w:b w:val="0"/>
+        </w:rPr>
+        <w:t xml:space="preserve"> trace. At09:00 corpus updates; 09:05 stale cache response; 09:06 cache disabled.</w:t>
+      </w:r>
+    </w:p>
+    <w:p>
+      <w:pPr>
+        <w:spacing w:line="336" w:lineRule="auto" w:after="180"/>
+      </w:pPr>
+      <w:r>
+        <w:rPr>
+          <w:b w:val="0"/>
+        </w:rPr>
+        <w:t xml:space="preserve">Team says model weights changed, but weight version is unchanged. | Record timestamps, versions, requests, authorised actions and outcomes with minimised logs. Separate immediate </w:t>
+      </w:r>
+      <w:r>
+        <w:rPr>
+          <w:b/>
+        </w:rPr>
+        <w:t>containment</w:t>
+      </w:r>
+      <w:r>
+        <w:rPr>
+          <w:b w:val="0"/>
+        </w:rPr>
+        <w:t xml:space="preserve"> from diagnosis.</w:t>
+      </w:r>
+    </w:p>
+    <w:p>
+      <w:pPr>
+        <w:spacing w:line="336" w:lineRule="auto" w:after="180"/>
+      </w:pPr>
+      <w:r>
+        <w:rPr>
+          <w:b w:val="0"/>
+        </w:rPr>
+        <w:t xml:space="preserve">Compare candidate explanations against </w:t>
+      </w:r>
+      <w:r>
+        <w:rPr>
+          <w:b/>
+        </w:rPr>
+        <w:t>evidence</w:t>
+      </w:r>
+      <w:r>
+        <w:rPr>
+          <w:b w:val="0"/>
+        </w:rPr>
+        <w:t>. | Weight-change claim is contradicted by the version record. Stale cache is a supported candidate explanation; preserve timeline and test it with controlled reproduction.</w:t>
+      </w:r>
+    </w:p>
+    <w:p>
+      <w:pPr>
+        <w:spacing w:line="336" w:lineRule="auto" w:after="180"/>
+        <w:shd w:fill="F5F1FB"/>
+      </w:pPr>
+      <w:r>
+        <w:rPr>
+          <w:b w:val="0"/>
+        </w:rPr>
+        <w:t>Read the labels and values. Explain the relationship the model shows.</w:t>
+      </w:r>
+    </w:p>
+    <w:p>
+      <w:pPr>
+        <w:pStyle w:val="Heading3"/>
+      </w:pPr>
+      <w:r>
+        <w:t>Discuss while showing the picture</w:t>
+      </w:r>
+    </w:p>
+    <w:p>
+      <w:pPr>
+        <w:spacing w:line="336" w:lineRule="auto" w:after="180"/>
+        <w:shd w:fill="F1F6F8"/>
+      </w:pPr>
+      <w:r>
+        <w:rPr>
+          <w:b w:val="0"/>
+        </w:rPr>
+        <w:t>Teacher prompt: Read the labels and values. Explain the relationship the model shows. Ask learners to describe one label or arrow in ordinary words. Use the adjacent transcript if the image is difficult to see.</w:t>
+      </w:r>
+    </w:p>
+    <w:p>
+      <w:pPr>
+        <w:pStyle w:val="Heading3"/>
+      </w:pPr>
+      <w:r>
+        <w:t>04. Change one thing. Trace what follows.</w:t>
+      </w:r>
+    </w:p>
+    <w:p>
+      <w:r>
+        <w:drawing>
+          <wp:inline xmlns:a="http://schemas.openxmlformats.org/drawingml/2006/main" xmlns:pic="http://schemas.openxmlformats.org/drawingml/2006/picture">
+            <wp:extent cx="5486400" cy="3026664"/>
+            <wp:docPr id="5" name="Picture 5" descr="Original case: Reproduce version selection with controlled fixtures before naming the exact bug. Changed condition: Trace instead shows version 6 retrieved and room C drafted. Expected result: Investigate drafting or validation before blaming caching. Reason: The mismatch now appears after retrieval."/>
+            <wp:cNvGraphicFramePr>
+              <a:graphicFrameLocks noChangeAspect="1"/>
+            </wp:cNvGraphicFramePr>
+            <a:graphic>
+              <a:graphicData uri="http://schemas.openxmlformats.org/drawingml/2006/picture">
+                <pic:pic>
+                  <pic:nvPicPr>
+                    <pic:cNvPr id="0" name="academy-story-ai-6-26-04.png"/>
+                    <pic:cNvPicPr/>
+                  </pic:nvPicPr>
+                  <pic:blipFill>
+                    <a:blip r:embed="rId13"/>
+                    <a:stretch>
+                      <a:fillRect/>
+                    </a:stretch>
+                  </pic:blipFill>
+                  <pic:spPr>
+                    <a:xfrm>
+                      <a:off x="0" y="0"/>
+                      <a:ext cx="5486400" cy="3026664"/>
+                    </a:xfrm>
+                    <a:prstGeom prst="rect"/>
+                  </pic:spPr>
+                </pic:pic>
+              </a:graphicData>
+            </a:graphic>
+          </wp:inline>
+        </w:drawing>
+      </w:r>
+    </w:p>
+    <w:p>
+      <w:pPr>
+        <w:spacing w:line="336" w:lineRule="auto" w:after="180"/>
+      </w:pPr>
+      <w:r>
+        <w:rPr>
+          <w:b w:val="0"/>
+        </w:rPr>
+        <w:t>Original case: Reproduce version selection with controlled fixtures before naming the exact bug. Changed condition: Trace instead shows version 6 retrieved and room C drafted.</w:t>
+      </w:r>
+    </w:p>
+    <w:p>
+      <w:pPr>
+        <w:spacing w:line="336" w:lineRule="auto" w:after="180"/>
+      </w:pPr>
+      <w:r>
+        <w:rPr>
+          <w:b w:val="0"/>
+        </w:rPr>
+        <w:t>Expected result: Investigate drafting or validation before blaming caching. Reason: The mismatch now appears after retrieval.</w:t>
+      </w:r>
+    </w:p>
+    <w:p>
+      <w:pPr>
+        <w:spacing w:line="336" w:lineRule="auto" w:after="180"/>
+        <w:shd w:fill="F5F1FB"/>
+      </w:pPr>
+      <w:r>
+        <w:rPr>
+          <w:b w:val="0"/>
+        </w:rPr>
+        <w:t>Predict before checking the worked changed-case result. Name what changed and what the supplied facts allow you to conclude.</w:t>
+      </w:r>
+    </w:p>
+    <w:p>
+      <w:pPr>
+        <w:pStyle w:val="Heading3"/>
+      </w:pPr>
+      <w:r>
+        <w:t>Discuss while showing the picture</w:t>
+      </w:r>
+    </w:p>
+    <w:p>
+      <w:pPr>
+        <w:spacing w:line="336" w:lineRule="auto" w:after="180"/>
+        <w:shd w:fill="F1F6F8"/>
+      </w:pPr>
+      <w:r>
+        <w:rPr>
+          <w:b w:val="0"/>
+        </w:rPr>
+        <w:t>Teacher prompt: Predict before checking the worked changed-case result. Name what changed and what the supplied facts allow you to conclude. Ask learners to describe one label or arrow in ordinary words.</w:t>
+      </w:r>
+    </w:p>
+    <w:p>
+      <w:pPr>
+        <w:spacing w:line="336" w:lineRule="auto" w:after="180"/>
+        <w:shd w:fill="F1F6F8"/>
+      </w:pPr>
+      <w:r>
+        <w:rPr>
+          <w:b w:val="0"/>
+        </w:rPr>
+        <w:t>Use the adjacent transcript if the image is difficult to see. Changed-case reasoning: The mismatch now appears after retrieval.</w:t>
+      </w:r>
+    </w:p>
+    <w:p>
+      <w:pPr>
+        <w:pStyle w:val="Heading3"/>
+      </w:pPr>
+      <w:r>
+        <w:t>05. Connect the explanation to its limit</w:t>
+      </w:r>
+    </w:p>
+    <w:p>
+      <w:r>
+        <w:drawing>
+          <wp:inline xmlns:a="http://schemas.openxmlformats.org/drawingml/2006/main" xmlns:pic="http://schemas.openxmlformats.org/drawingml/2006/picture">
+            <wp:extent cx="5486400" cy="2834640"/>
+            <wp:docPr id="6" name="Picture 6" descr="A timeline separates observed events from a proposed cause. Evidence can locate a mismatch without yet explaining why it happened. Limit: Missing events may change the account; temporal order alone does not prove causation."/>
+            <wp:cNvGraphicFramePr>
+              <a:graphicFrameLocks noChangeAspect="1"/>
+            </wp:cNvGraphicFramePr>
+            <a:graphic>
+              <a:graphicData uri="http://schemas.openxmlformats.org/drawingml/2006/picture">
+                <pic:pic>
+                  <pic:nvPicPr>
+                    <pic:cNvPr id="0" name="academy-story-ai-6-26-05.png"/>
+                    <pic:cNvPicPr/>
+                  </pic:nvPicPr>
+                  <pic:blipFill>
+                    <a:blip r:embed="rId14"/>
+                    <a:stretch>
+                      <a:fillRect/>
+                    </a:stretch>
+                  </pic:blipFill>
+                  <pic:spPr>
+                    <a:xfrm>
+                      <a:off x="0" y="0"/>
+                      <a:ext cx="5486400" cy="2834640"/>
+                    </a:xfrm>
+                    <a:prstGeom prst="rect"/>
+                  </pic:spPr>
+                </pic:pic>
+              </a:graphicData>
+            </a:graphic>
+          </wp:inline>
+        </w:drawing>
+      </w:r>
+    </w:p>
+    <w:p>
+      <w:pPr>
+        <w:spacing w:line="336" w:lineRule="auto" w:after="180"/>
+      </w:pPr>
+      <w:r>
+        <w:rPr>
+          <w:b w:val="0"/>
+        </w:rPr>
+        <w:t xml:space="preserve">A timeline separates observed events from a proposed cause. </w:t>
+      </w:r>
+      <w:r>
+        <w:rPr>
+          <w:b/>
+        </w:rPr>
+        <w:t>Evidence</w:t>
+      </w:r>
+      <w:r>
+        <w:rPr>
+          <w:b w:val="0"/>
+        </w:rPr>
+        <w:t xml:space="preserve"> can locate a mismatch without yet explaining why it happened. Limit: Missing events may change the account; temporal order alone does not prove causation.</w:t>
+      </w:r>
+    </w:p>
+    <w:p>
+      <w:pPr>
+        <w:spacing w:line="336" w:lineRule="auto" w:after="180"/>
+        <w:shd w:fill="F5F1FB"/>
+      </w:pPr>
+      <w:r>
+        <w:rPr>
+          <w:b w:val="0"/>
+        </w:rPr>
+        <w:t>Explain the case, then point to a limit on the claim.</w:t>
+      </w:r>
+    </w:p>
+    <w:p>
+      <w:pPr>
+        <w:pStyle w:val="Heading3"/>
+      </w:pPr>
+      <w:r>
+        <w:t>Discuss while showing the picture</w:t>
+      </w:r>
+    </w:p>
+    <w:p>
+      <w:pPr>
+        <w:spacing w:line="336" w:lineRule="auto" w:after="180"/>
+        <w:shd w:fill="F1F6F8"/>
+      </w:pPr>
+      <w:r>
+        <w:rPr>
+          <w:b w:val="0"/>
+        </w:rPr>
+        <w:t>Teacher prompt: Explain the case, then point to a limit on the claim. Ask learners to describe one label or arrow in ordinary words. Use the adjacent transcript if the image is difficult to see.</w:t>
+      </w:r>
+    </w:p>
+    <w:p>
+      <w:pPr>
+        <w:spacing w:line="336" w:lineRule="auto" w:after="180"/>
+        <w:shd w:fill="F1F6F8"/>
+      </w:pPr>
+      <w:r>
+        <w:rPr>
+          <w:b w:val="0"/>
+        </w:rPr>
+        <w:t>Keep the stated scope: Missing events may change the account; temporal order alone does not prove causation.</w:t>
+      </w:r>
+    </w:p>
+    <w:p>
+      <w:pPr>
+        <w:pStyle w:val="Heading3"/>
+      </w:pPr>
+      <w:r>
+        <w:t>06. Make the idea visible in your project</w:t>
+      </w:r>
+    </w:p>
+    <w:p>
+      <w:r>
+        <w:drawing>
+          <wp:inline xmlns:a="http://schemas.openxmlformats.org/drawingml/2006/main" xmlns:pic="http://schemas.openxmlformats.org/drawingml/2006/picture">
+            <wp:extent cx="5486400" cy="3529584"/>
+            <wp:docPr id="7" name="Picture 7" descr="For the Grounded Learning Service, retain an annotated trace and the changed-case result. Name the contract or evidence that makes the deciding step valid, so another team can review it. Draw your input, deciding step, result and limit. Supported question: Order the three incident records and locate the old evidence version. How does the investigation change if the trace instead retrieves version 6 but drafts room C?"/>
+            <wp:cNvGraphicFramePr>
+              <a:graphicFrameLocks noChangeAspect="1"/>
+            </wp:cNvGraphicFramePr>
+            <a:graphic>
+              <a:graphicData uri="http://schemas.openxmlformats.org/drawingml/2006/picture">
+                <pic:pic>
+                  <pic:nvPicPr>
+                    <pic:cNvPr id="0" name="academy-story-ai-6-26-06.png"/>
+                    <pic:cNvPicPr/>
+                  </pic:nvPicPr>
+                  <pic:blipFill>
+                    <a:blip r:embed="rId15"/>
+                    <a:stretch>
+                      <a:fillRect/>
+                    </a:stretch>
+                  </pic:blipFill>
+                  <pic:spPr>
+                    <a:xfrm>
+                      <a:off x="0" y="0"/>
+                      <a:ext cx="5486400" cy="3529584"/>
+                    </a:xfrm>
+                    <a:prstGeom prst="rect"/>
+                  </pic:spPr>
+                </pic:pic>
+              </a:graphicData>
+            </a:graphic>
+          </wp:inline>
+        </w:drawing>
+      </w:r>
+    </w:p>
+    <w:p>
+      <w:pPr>
+        <w:spacing w:line="336" w:lineRule="auto" w:after="180"/>
+      </w:pPr>
+      <w:r>
+        <w:rPr>
+          <w:b w:val="0"/>
+        </w:rPr>
+        <w:t xml:space="preserve">For the Grounded Learning Service, retain an annotated trace and the changed-case result. Name the contract or </w:t>
+      </w:r>
+      <w:r>
+        <w:rPr>
+          <w:b/>
+        </w:rPr>
+        <w:t>evidence</w:t>
+      </w:r>
+      <w:r>
+        <w:rPr>
+          <w:b w:val="0"/>
+        </w:rPr>
+        <w:t xml:space="preserve"> that makes the deciding step valid, so another team can review it.</w:t>
+      </w:r>
+    </w:p>
+    <w:p>
+      <w:pPr>
+        <w:spacing w:line="336" w:lineRule="auto" w:after="180"/>
+      </w:pPr>
+      <w:r>
+        <w:rPr>
+          <w:b w:val="0"/>
+        </w:rPr>
+        <w:t xml:space="preserve">Draw your </w:t>
+      </w:r>
+      <w:r>
+        <w:rPr>
+          <w:b/>
+        </w:rPr>
+        <w:t>input</w:t>
+      </w:r>
+      <w:r>
+        <w:rPr>
+          <w:b w:val="0"/>
+        </w:rPr>
+        <w:t xml:space="preserve">, deciding step, result and limit. Supported question: Order the three incident records and locate the old </w:t>
+      </w:r>
+      <w:r>
+        <w:rPr>
+          <w:b/>
+        </w:rPr>
+        <w:t>evidence</w:t>
+      </w:r>
+      <w:r>
+        <w:rPr>
+          <w:b w:val="0"/>
+        </w:rPr>
+        <w:t xml:space="preserve"> version.</w:t>
+      </w:r>
+    </w:p>
+    <w:p>
+      <w:pPr>
+        <w:spacing w:line="336" w:lineRule="auto" w:after="180"/>
+      </w:pPr>
+      <w:r>
+        <w:rPr>
+          <w:b w:val="0"/>
+        </w:rPr>
+        <w:t>How does the investigation change if the trace instead retrieves version 6 but drafts room C?</w:t>
+      </w:r>
+    </w:p>
+    <w:p>
+      <w:pPr>
+        <w:spacing w:line="336" w:lineRule="auto" w:after="180"/>
+        <w:shd w:fill="F5F1FB"/>
+      </w:pPr>
+      <w:r>
+        <w:rPr>
+          <w:b w:val="0"/>
+        </w:rPr>
+        <w:t xml:space="preserve">Draw your project trace and justify the deciding step using </w:t>
+      </w:r>
+      <w:r>
+        <w:rPr>
+          <w:b/>
+        </w:rPr>
+        <w:t>evidence</w:t>
+      </w:r>
+      <w:r>
+        <w:rPr>
+          <w:b w:val="0"/>
+        </w:rPr>
+        <w:t>.</w:t>
+      </w:r>
+    </w:p>
+    <w:p>
+      <w:pPr>
+        <w:pStyle w:val="Heading3"/>
+      </w:pPr>
+      <w:r>
+        <w:t>Discuss while showing the picture</w:t>
+      </w:r>
+    </w:p>
+    <w:p>
+      <w:pPr>
+        <w:spacing w:line="336" w:lineRule="auto" w:after="180"/>
+        <w:shd w:fill="F1F6F8"/>
+      </w:pPr>
+      <w:r>
+        <w:rPr>
+          <w:b w:val="0"/>
+        </w:rPr>
+        <w:t xml:space="preserve">Teacher prompt: Draw your project trace and justify the deciding step using </w:t>
+      </w:r>
+      <w:r>
+        <w:rPr>
+          <w:b/>
+        </w:rPr>
+        <w:t>evidence</w:t>
+      </w:r>
+      <w:r>
+        <w:rPr>
+          <w:b w:val="0"/>
+        </w:rPr>
+        <w:t>. Ask learners to describe one label or arrow in ordinary words. Use the adjacent transcript if the image is difficult to see.</w:t>
+      </w:r>
+    </w:p>
+    <w:p>
+      <w:pPr>
+        <w:spacing w:line="336" w:lineRule="auto" w:after="180"/>
+        <w:shd w:fill="F1F6F8"/>
+      </w:pPr>
+      <w:r>
+        <w:rPr>
+          <w:b w:val="0"/>
+        </w:rPr>
+        <w:t>Supported practice key: The new source predates the request and report. The answer trace identifies version 5 rather than current version 6. Reproduce version selection with controlled fixtures before naming the exact bug.</w:t>
+      </w:r>
+    </w:p>
+    <w:p>
+      <w:pPr>
+        <w:spacing w:line="336" w:lineRule="auto" w:after="180"/>
+        <w:shd w:fill="F1F6F8"/>
+      </w:pPr>
+      <w:r>
+        <w:rPr>
+          <w:b w:val="0"/>
+        </w:rPr>
+        <w:t>Changed case: Investigate drafting or validation before blaming caching. The mismatch now appears after retrieval.</w:t>
       </w:r>
     </w:p>
     <w:sectPr>

--- a/downloads/teacher/ai-6-week-26.docx
+++ b/downloads/teacher/ai-6-week-26.docx
@@ -137,7 +137,7 @@
           </w:tcPr>
           <w:p>
             <w:r>
-              <w:t>Sections 1–6; record the brief recall in the workbook.</w:t>
+              <w:t>Use Your mission, Notice the evidence, See how it works, Words that unlock the idea and Follow a worked example; record recall in the workbook.</w:t>
             </w:r>
           </w:p>
         </w:tc>
@@ -169,7 +169,7 @@
           </w:tcPr>
           <w:p>
             <w:r>
-              <w:t>Sections 7–10; use the matching workbook W2 and misconception check.</w:t>
+              <w:t>Use Find and repair a mistake, Practise together and Build your understanding; use the matching workbook W2 and Individual reasoning check.</w:t>
             </w:r>
           </w:p>
         </w:tc>
@@ -201,7 +201,7 @@
           </w:tcPr>
           <w:p>
             <w:r>
-              <w:t>Sections 9 and 11–14. Give extra time to finish the full task set; use Section 15 when the week includes a coding lab.</w:t>
+              <w:t>Use Run the investigation, Connect your project and Try a new case independently. Allow extra time for the full task set. When code is supplied, use the examples in See how it works or Follow a worked example and the browser lab in Supported practice, repair and portfolio.</w:t>
             </w:r>
           </w:p>
         </w:tc>
@@ -321,7 +321,7 @@
         <w:rPr>
           <w:b w:val="0"/>
         </w:rPr>
-        <w:t>Alert when success falls below the toy</w:t>
+        <w:t xml:space="preserve">Alert when success falls below the toy </w:t>
       </w:r>
       <w:r>
         <w:rPr>
@@ -472,7 +472,7 @@
         <w:rPr>
           <w:b w:val="0"/>
         </w:rPr>
-        <w:t>Toy policy retains session content for 7 days and deletes it when age is at least7. Audit metadata may remain for 30 days without content. Track primary storage, cache and backup policy separately.</w:t>
+        <w:t>Toy policy retains session content for 7 days and deletes it when age is at least 7. Audit metadata may remain for 30 days without content. Track primary storage, cache and backup policy separately.</w:t>
       </w:r>
     </w:p>
     <w:p>
@@ -2050,7 +2050,7 @@
         <w:rPr>
           <w:b w:val="0"/>
         </w:rPr>
-        <w:t xml:space="preserve">Use the worked example in Sections 3 and 6. Collect a </w:t>
+        <w:t xml:space="preserve">Use See how it works and Follow a worked example. Collect a </w:t>
       </w:r>
       <w:r>
         <w:rPr>
@@ -2463,7 +2463,7 @@
         <w:rPr>
           <w:b w:val="0"/>
         </w:rPr>
-        <w:t xml:space="preserve">Use Section 9 for the </w:t>
+        <w:t xml:space="preserve">Use Run the investigation for the </w:t>
       </w:r>
       <w:r>
         <w:rPr>
@@ -4039,7 +4039,7 @@
           </w:tcPr>
           <w:p>
             <w:r>
-              <w:t>Sections 1–6; record the brief recall in the workbook.</w:t>
+              <w:t>Use Your mission, Notice the evidence, See how it works, Words that unlock the idea and Follow a worked example; record recall in the workbook.</w:t>
             </w:r>
           </w:p>
         </w:tc>
@@ -4071,7 +4071,7 @@
           </w:tcPr>
           <w:p>
             <w:r>
-              <w:t>Sections 7–10; use the matching workbook W2 and misconception check.</w:t>
+              <w:t>Use Find and repair a mistake, Practise together and Build your understanding; use the matching workbook W2 and Individual reasoning check.</w:t>
             </w:r>
           </w:p>
         </w:tc>
@@ -4103,7 +4103,7 @@
           </w:tcPr>
           <w:p>
             <w:r>
-              <w:t>Sections 9 and 11–14. Give extra time to finish the full task set; use Section 15 when the week includes a coding lab.</w:t>
+              <w:t>Use Run the investigation, Connect your project and Try a new case independently. Allow extra time for the full task set. When code is supplied, use the examples in See how it works or Follow a worked example and the browser lab in Supported practice, repair and portfolio.</w:t>
             </w:r>
           </w:p>
         </w:tc>

--- a/downloads/teacher/ai-6-week-26.docx
+++ b/downloads/teacher/ai-6-week-26.docx
@@ -25,20 +25,38 @@
         <w:pStyle w:val="Heading1"/>
       </w:pPr>
       <w:r>
-        <w:t>01. Prepare the purpose, prerequisites and materials</w:t>
+        <w:t>Ask which observation supports the hypothesis and what test could challenge it.</w:t>
       </w:r>
     </w:p>
     <w:p>
       <w:r>
-        <w:t>Prepare Incident investigation: check the target, prerequisites, resources and adaptable teaching schedule.</w:t>
+        <w:t>Teach prompt containment, privacy-correct evidence and bounded causal claims.</w:t>
       </w:r>
     </w:p>
     <w:p>
-      <w:pPr>
-        <w:pStyle w:val="Heading3"/>
-      </w:pPr>
-      <w:r>
-        <w:t>Teach the learning cycle</w:t>
+      <w:r>
+        <w:t>Model timeline inference → contrast retrieval/draft mismatches → inspect controlled fixture → assess permission-config replay plan → record gaps.</w:t>
+      </w:r>
+    </w:p>
+    <w:p>
+      <w:pPr>
+        <w:pStyle w:val="Heading1"/>
+      </w:pPr>
+      <w:r>
+        <w:t>01. Prepare the connected service investigation</w:t>
+      </w:r>
+    </w:p>
+    <w:p>
+      <w:r>
+        <w:t>Keep modelling, shared practice and independent evidence distinct.</w:t>
+      </w:r>
+    </w:p>
+    <w:p>
+      <w:pPr>
+        <w:pStyle w:val="Heading2"/>
+      </w:pPr>
+      <w:r>
+        <w:t>Target and main teaching plan</w:t>
       </w:r>
     </w:p>
     <w:p>
@@ -243,18 +261,21 @@
     </w:p>
     <w:p>
       <w:pPr>
-        <w:pStyle w:val="Heading3"/>
-      </w:pPr>
-      <w:r>
-        <w:t>Retrieval answer guidance</w:t>
+        <w:pStyle w:val="Heading2"/>
+      </w:pPr>
+      <w:r>
+        <w:t>Preparation and prerequisite</w:t>
       </w:r>
     </w:p>
     <w:p>
       <w:pPr>
-        <w:pStyle w:val="Heading3"/>
-      </w:pPr>
-      <w:r>
-        <w:t>Monitoring quality drift</w:t>
+        <w:spacing w:line="336" w:lineRule="auto" w:after="180"/>
+      </w:pPr>
+      <w:r>
+        <w:rPr>
+          <w:b w:val="0"/>
+        </w:rPr>
+        <w:t>Lesson and workbook; paper and pencil</w:t>
       </w:r>
     </w:p>
     <w:p>
@@ -265,7 +286,7 @@
         <w:rPr>
           <w:b w:val="0"/>
         </w:rPr>
-        <w:t>Without opening the old lesson, explain one key idea from Monitoring quality drift. Give an example and a mistake that the idea helps you avoid.</w:t>
+        <w:t>Calculator and optional local Python 3 for arithmetic; no live API or private data</w:t>
       </w:r>
     </w:p>
     <w:p>
@@ -276,19 +297,7 @@
         <w:rPr>
           <w:b w:val="0"/>
         </w:rPr>
-        <w:t xml:space="preserve">Look for: Explain the </w:t>
-      </w:r>
-      <w:r>
-        <w:rPr>
-          <w:b/>
-        </w:rPr>
-        <w:t>mechanism</w:t>
-      </w:r>
-      <w:r>
-        <w:rPr>
-          <w:b w:val="0"/>
-        </w:rPr>
-        <w:t xml:space="preserve"> and terminology of monitoring quality drift</w:t>
+        <w:t>Prepare the fresh retry separately and withhold its solution until after collection</w:t>
       </w:r>
     </w:p>
     <w:p>
@@ -299,7 +308,31 @@
         <w:rPr>
           <w:b w:val="0"/>
         </w:rPr>
-        <w:t>Reference example, not the only acceptable wording: Teacher explanation: Monitoring compares current outcomes with a declared reference and sampling protocol.</w:t>
+        <w:t xml:space="preserve">A result depends on the </w:t>
+      </w:r>
+      <w:r>
+        <w:rPr>
+          <w:b/>
+        </w:rPr>
+        <w:t>input</w:t>
+      </w:r>
+      <w:r>
+        <w:rPr>
+          <w:b w:val="0"/>
+        </w:rPr>
+        <w:t xml:space="preserve">s, procedure and conditions that produced it. Preserve data roles and distinguish observed outcomes from </w:t>
+      </w:r>
+      <w:r>
+        <w:rPr>
+          <w:b/>
+        </w:rPr>
+        <w:t>prediction</w:t>
+      </w:r>
+      <w:r>
+        <w:rPr>
+          <w:b w:val="0"/>
+        </w:rPr>
+        <w:t>s or unmeasured conditions.</w:t>
       </w:r>
     </w:p>
     <w:p>
@@ -310,38 +343,26 @@
         <w:rPr>
           <w:b w:val="0"/>
         </w:rPr>
-        <w:t>A change in observed quality may reflect case mix or instrumentation. For each window report eligible counts, passes, missing outcomes and condition mix.</w:t>
+        <w:t>If the prior concept cannot be explained, use a short retrieval activity before this chapter.</w:t>
       </w:r>
     </w:p>
     <w:p>
       <w:pPr>
-        <w:spacing w:line="336" w:lineRule="auto" w:after="180"/>
-      </w:pPr>
-      <w:r>
-        <w:rPr>
-          <w:b w:val="0"/>
-        </w:rPr>
-        <w:t xml:space="preserve">Alert when success falls below the toy </w:t>
-      </w:r>
-      <w:r>
-        <w:rPr>
-          <w:b/>
-        </w:rPr>
-        <w:t>80%</w:t>
-      </w:r>
-      <w:r>
-        <w:rPr>
-          <w:b w:val="0"/>
-        </w:rPr>
-        <w:t xml:space="preserve"> threshold; investigate before attributing cause.</w:t>
+        <w:pStyle w:val="Heading2"/>
+      </w:pPr>
+      <w:r>
+        <w:t>Opening retrieval</w:t>
       </w:r>
     </w:p>
     <w:p>
       <w:pPr>
-        <w:pStyle w:val="Heading3"/>
-      </w:pPr>
-      <w:r>
-        <w:t>Deployment environments</w:t>
+        <w:spacing w:line="336" w:lineRule="auto" w:after="180"/>
+      </w:pPr>
+      <w:r>
+        <w:rPr>
+          <w:b w:val="0"/>
+        </w:rPr>
+        <w:t>Without opening the old lesson, explain one key idea from Monitoring quality drift. Give an example and a mistake that the idea helps you avoid.</w:t>
       </w:r>
     </w:p>
     <w:p>
@@ -352,7 +373,19 @@
         <w:rPr>
           <w:b w:val="0"/>
         </w:rPr>
-        <w:t>Without opening the old lesson, explain one key idea from Deployment environments. Give an example and a mistake that the idea helps you avoid.</w:t>
+        <w:t xml:space="preserve">Look for: Explain the </w:t>
+      </w:r>
+      <w:r>
+        <w:rPr>
+          <w:b/>
+        </w:rPr>
+        <w:t>mechanism</w:t>
+      </w:r>
+      <w:r>
+        <w:rPr>
+          <w:b w:val="0"/>
+        </w:rPr>
+        <w:t xml:space="preserve"> and terminology of monitoring quality drift</w:t>
       </w:r>
     </w:p>
     <w:p>
@@ -363,19 +396,7 @@
         <w:rPr>
           <w:b w:val="0"/>
         </w:rPr>
-        <w:t xml:space="preserve">Look for: Explain the </w:t>
-      </w:r>
-      <w:r>
-        <w:rPr>
-          <w:b/>
-        </w:rPr>
-        <w:t>mechanism</w:t>
-      </w:r>
-      <w:r>
-        <w:rPr>
-          <w:b w:val="0"/>
-        </w:rPr>
-        <w:t xml:space="preserve"> and terminology of deployment environments</w:t>
+        <w:t>Reference example, not the only acceptable wording: Teacher explanation: Monitoring compares current outcomes with a declared reference and sampling protocol.</w:t>
       </w:r>
     </w:p>
     <w:p>
@@ -386,7 +407,7 @@
         <w:rPr>
           <w:b w:val="0"/>
         </w:rPr>
-        <w:t>Reference example, not the only acceptable wording: Teacher explanation: Development, staging and production are distinct environments with explicit data and credential boundaries.</w:t>
+        <w:t>A change in observed quality may reflect case mix or instrumentation. For each window report eligible counts, passes, missing outcomes and condition mix.</w:t>
       </w:r>
     </w:p>
     <w:p>
@@ -397,7 +418,19 @@
         <w:rPr>
           <w:b w:val="0"/>
         </w:rPr>
-        <w:t>Test configuration must not silently target production. For the classroom mock ENV selects a separate fixture store and secret namespace. Validate allowed environment names.</w:t>
+        <w:t xml:space="preserve">Alert when success falls below the toy </w:t>
+      </w:r>
+      <w:r>
+        <w:rPr>
+          <w:b/>
+        </w:rPr>
+        <w:t>80%</w:t>
+      </w:r>
+      <w:r>
+        <w:rPr>
+          <w:b w:val="0"/>
+        </w:rPr>
+        <w:t xml:space="preserve"> threshold; investigate before attributing cause.</w:t>
       </w:r>
     </w:p>
     <w:p>
@@ -408,15 +441,30 @@
         <w:rPr>
           <w:b w:val="0"/>
         </w:rPr>
-        <w:t>A staging run cannot use production write credentials.</w:t>
+        <w:t>Without opening the old lesson, explain one key idea from Deployment environments. Give an example and a mistake that the idea helps you avoid.</w:t>
       </w:r>
     </w:p>
     <w:p>
       <w:pPr>
-        <w:pStyle w:val="Heading3"/>
-      </w:pPr>
-      <w:r>
-        <w:t>Data retention and deletion</w:t>
+        <w:spacing w:line="336" w:lineRule="auto" w:after="180"/>
+      </w:pPr>
+      <w:r>
+        <w:rPr>
+          <w:b w:val="0"/>
+        </w:rPr>
+        <w:t xml:space="preserve">Look for: Explain the </w:t>
+      </w:r>
+      <w:r>
+        <w:rPr>
+          <w:b/>
+        </w:rPr>
+        <w:t>mechanism</w:t>
+      </w:r>
+      <w:r>
+        <w:rPr>
+          <w:b w:val="0"/>
+        </w:rPr>
+        <w:t xml:space="preserve"> and terminology of deployment environments</w:t>
       </w:r>
     </w:p>
     <w:p>
@@ -427,7 +475,7 @@
         <w:rPr>
           <w:b w:val="0"/>
         </w:rPr>
-        <w:t>Without opening the old lesson, explain one key idea from Data retention and deletion. Give an example and a mistake that the idea helps you avoid.</w:t>
+        <w:t>Reference example, not the only acceptable wording: Teacher explanation: Development, staging and production are distinct environments with explicit data and credential boundaries.</w:t>
       </w:r>
     </w:p>
     <w:p>
@@ -438,19 +486,7 @@
         <w:rPr>
           <w:b w:val="0"/>
         </w:rPr>
-        <w:t xml:space="preserve">Look for: Explain the </w:t>
-      </w:r>
-      <w:r>
-        <w:rPr>
-          <w:b/>
-        </w:rPr>
-        <w:t>mechanism</w:t>
-      </w:r>
-      <w:r>
-        <w:rPr>
-          <w:b w:val="0"/>
-        </w:rPr>
-        <w:t xml:space="preserve"> and terminology of data retention and deletion</w:t>
+        <w:t>Test configuration must not silently target production. For the classroom mock ENV selects a separate fixture store and secret namespace. Validate allowed environment names.</w:t>
       </w:r>
     </w:p>
     <w:p>
@@ -461,7 +497,7 @@
         <w:rPr>
           <w:b w:val="0"/>
         </w:rPr>
-        <w:t>Reference example, not the only acceptable wording: Teacher explanation: Retention and deletion cover all declared stores, including caches and logs. Removing a visible row may leave copies elsewhere.</w:t>
+        <w:t>A staging run cannot use production write credentials.</w:t>
       </w:r>
     </w:p>
     <w:p>
@@ -472,7 +508,7 @@
         <w:rPr>
           <w:b w:val="0"/>
         </w:rPr>
-        <w:t>Toy policy retains session content for 7 days and deletes it when age is at least 7. Audit metadata may remain for 30 days without content. Track primary storage, cache and backup policy separately.</w:t>
+        <w:t>Without opening the old lesson, explain one key idea from Data retention and deletion. Give an example and a mistake that the idea helps you avoid.</w:t>
       </w:r>
     </w:p>
     <w:p>
@@ -483,31 +519,19 @@
         <w:rPr>
           <w:b w:val="0"/>
         </w:rPr>
-        <w:t xml:space="preserve">Two 45-minute sessions. Incident investigation preserves a timeline and distinguishes </w:t>
+        <w:t xml:space="preserve">Look for: Explain the </w:t>
       </w:r>
       <w:r>
         <w:rPr>
           <w:b/>
         </w:rPr>
-        <w:t>observation</w:t>
+        <w:t>mechanism</w:t>
       </w:r>
       <w:r>
         <w:rPr>
           <w:b w:val="0"/>
         </w:rPr>
-        <w:t xml:space="preserve"> from hypothesis. Repair before </w:t>
-      </w:r>
-      <w:r>
-        <w:rPr>
-          <w:b/>
-        </w:rPr>
-        <w:t>evidence</w:t>
-      </w:r>
-      <w:r>
-        <w:rPr>
-          <w:b w:val="0"/>
-        </w:rPr>
-        <w:t xml:space="preserve"> collection can erase clues.</w:t>
+        <w:t xml:space="preserve"> and terminology of data retention and deletion</w:t>
       </w:r>
     </w:p>
     <w:p>
@@ -518,19 +542,7 @@
         <w:rPr>
           <w:b w:val="0"/>
         </w:rPr>
-        <w:t xml:space="preserve">Use the supplied constructed scenarios to make the </w:t>
-      </w:r>
-      <w:r>
-        <w:rPr>
-          <w:b/>
-        </w:rPr>
-        <w:t>mechanism</w:t>
-      </w:r>
-      <w:r>
-        <w:rPr>
-          <w:b w:val="0"/>
-        </w:rPr>
-        <w:t xml:space="preserve"> inspectable. Collect W4 before sharing solutions.</w:t>
+        <w:t>Reference example, not the only acceptable wording: Teacher explanation: Retention and deletion cover all declared stores, including caches and logs. Removing a visible row may leave copies elsewhere.</w:t>
       </w:r>
     </w:p>
     <w:p>
@@ -541,27 +553,15 @@
         <w:rPr>
           <w:b w:val="0"/>
         </w:rPr>
-        <w:t xml:space="preserve">Students should name intermediate </w:t>
-      </w:r>
-      <w:r>
-        <w:rPr>
-          <w:b/>
-        </w:rPr>
-        <w:t>evidence</w:t>
-      </w:r>
-      <w:r>
-        <w:rPr>
-          <w:b w:val="0"/>
-        </w:rPr>
-        <w:t xml:space="preserve"> and limitations; classroom pacing and learning effectiveness remain unvalidated.</w:t>
+        <w:t>Toy policy retains session content for 7 days and deletes it when age is at least 7. Audit metadata may remain for 30 days without content. Track primary storage, cache and backup policy separately.</w:t>
       </w:r>
     </w:p>
     <w:p>
       <w:pPr>
-        <w:pStyle w:val="Heading3"/>
-      </w:pPr>
-      <w:r>
-        <w:t>Outcomes</w:t>
+        <w:pStyle w:val="Heading2"/>
+      </w:pPr>
+      <w:r>
+        <w:t>Pictured end goal</w:t>
       </w:r>
     </w:p>
     <w:p>
@@ -572,41 +572,23 @@
         <w:rPr>
           <w:b w:val="0"/>
         </w:rPr>
-        <w:t xml:space="preserve">Explain the </w:t>
-      </w:r>
-      <w:r>
-        <w:rPr>
-          <w:b/>
-        </w:rPr>
-        <w:t>mechanism</w:t>
-      </w:r>
-      <w:r>
-        <w:rPr>
-          <w:b w:val="0"/>
-        </w:rPr>
-        <w:t xml:space="preserve"> and terminology of incident investigation</w:t>
+        <w:t>Explain incident investigation using the deciding step in this fictional service.</w:t>
       </w:r>
     </w:p>
     <w:p>
       <w:pPr>
-        <w:spacing w:line="336" w:lineRule="auto" w:after="180"/>
-      </w:pPr>
-      <w:r>
-        <w:rPr>
-          <w:b w:val="0"/>
-        </w:rPr>
-        <w:t>Apply the stated procedure to a new case with a traceable result</w:t>
+        <w:pStyle w:val="Heading2"/>
+      </w:pPr>
+      <w:r>
+        <w:t>Earlier wording, alternatives and picture transcripts · reference / check after trying</w:t>
       </w:r>
     </w:p>
     <w:p>
       <w:pPr>
-        <w:spacing w:line="336" w:lineRule="auto" w:after="180"/>
-      </w:pPr>
-      <w:r>
-        <w:rPr>
-          <w:b w:val="0"/>
-        </w:rPr>
-        <w:t>Identify an assumption or limitation and design a revealing follow-up</w:t>
+        <w:pStyle w:val="Heading3"/>
+      </w:pPr>
+      <w:r>
+        <w:t>Teach the learning cycle</w:t>
       </w:r>
     </w:p>
     <w:p>
@@ -614,83 +596,98 @@
         <w:pStyle w:val="Heading3"/>
       </w:pPr>
       <w:r>
-        <w:t>Preparation</w:t>
+        <w:t>Retrieval answer guidance</w:t>
       </w:r>
     </w:p>
     <w:p>
       <w:pPr>
-        <w:spacing w:line="336" w:lineRule="auto" w:after="180"/>
-      </w:pPr>
-      <w:r>
-        <w:rPr>
-          <w:b w:val="0"/>
-        </w:rPr>
-        <w:t>Lesson and workbook; paper and pencil</w:t>
+        <w:pStyle w:val="Heading3"/>
+      </w:pPr>
+      <w:r>
+        <w:t>Monitoring quality drift</w:t>
       </w:r>
     </w:p>
     <w:p>
       <w:pPr>
-        <w:spacing w:line="336" w:lineRule="auto" w:after="180"/>
-      </w:pPr>
-      <w:r>
-        <w:rPr>
-          <w:b w:val="0"/>
-        </w:rPr>
-        <w:t>Calculator and optional local Python 3 for arithmetic; no live API or private data</w:t>
+        <w:pStyle w:val="Heading3"/>
+      </w:pPr>
+      <w:r>
+        <w:t>Deployment environments</w:t>
       </w:r>
     </w:p>
     <w:p>
       <w:pPr>
-        <w:spacing w:line="336" w:lineRule="auto" w:after="180"/>
-      </w:pPr>
-      <w:r>
-        <w:rPr>
-          <w:b w:val="0"/>
-        </w:rPr>
-        <w:t>Prepare the fresh retry separately and withhold its solution until after collection</w:t>
+        <w:pStyle w:val="Heading3"/>
+      </w:pPr>
+      <w:r>
+        <w:t>Data retention and deletion</w:t>
       </w:r>
     </w:p>
     <w:p>
       <w:pPr>
-        <w:pStyle w:val="Heading3"/>
-      </w:pPr>
-      <w:r>
-        <w:t>Prerequisite answer</w:t>
+        <w:spacing w:line="336" w:lineRule="auto" w:after="180"/>
+      </w:pPr>
+      <w:r>
+        <w:rPr>
+          <w:b w:val="0"/>
+        </w:rPr>
+        <w:t xml:space="preserve">Use the three-session teaching cycle above, with extra time as needed. Incident investigation preserves a timeline and distinguishes </w:t>
+      </w:r>
+      <w:r>
+        <w:rPr>
+          <w:b/>
+        </w:rPr>
+        <w:t>observation</w:t>
+      </w:r>
+      <w:r>
+        <w:rPr>
+          <w:b w:val="0"/>
+        </w:rPr>
+        <w:t xml:space="preserve"> from hypothesis. Repair before </w:t>
+      </w:r>
+      <w:r>
+        <w:rPr>
+          <w:b/>
+        </w:rPr>
+        <w:t>evidence</w:t>
+      </w:r>
+      <w:r>
+        <w:rPr>
+          <w:b w:val="0"/>
+        </w:rPr>
+        <w:t xml:space="preserve"> collection can erase clues. Use the supplied constructed scenarios to make the </w:t>
+      </w:r>
+      <w:r>
+        <w:rPr>
+          <w:b/>
+        </w:rPr>
+        <w:t>mechanism</w:t>
+      </w:r>
+      <w:r>
+        <w:rPr>
+          <w:b w:val="0"/>
+        </w:rPr>
+        <w:t xml:space="preserve"> inspectable. Collect W4 before sharing solutions. Students should name intermediate </w:t>
+      </w:r>
+      <w:r>
+        <w:rPr>
+          <w:b/>
+        </w:rPr>
+        <w:t>evidence</w:t>
+      </w:r>
+      <w:r>
+        <w:rPr>
+          <w:b w:val="0"/>
+        </w:rPr>
+        <w:t xml:space="preserve"> and limitations; classroom pacing and learning effectiveness remain unvalidated.</w:t>
       </w:r>
     </w:p>
     <w:p>
       <w:pPr>
-        <w:spacing w:line="336" w:lineRule="auto" w:after="180"/>
-      </w:pPr>
-      <w:r>
-        <w:rPr>
-          <w:b w:val="0"/>
-        </w:rPr>
-        <w:t xml:space="preserve">A result depends on the </w:t>
-      </w:r>
-      <w:r>
-        <w:rPr>
-          <w:b/>
-        </w:rPr>
-        <w:t>input</w:t>
-      </w:r>
-      <w:r>
-        <w:rPr>
-          <w:b w:val="0"/>
-        </w:rPr>
-        <w:t xml:space="preserve">s, procedure and conditions that produced it. Preserve data roles and distinguish observed outcomes from </w:t>
-      </w:r>
-      <w:r>
-        <w:rPr>
-          <w:b/>
-        </w:rPr>
-        <w:t>prediction</w:t>
-      </w:r>
-      <w:r>
-        <w:rPr>
-          <w:b w:val="0"/>
-        </w:rPr>
-        <w:t>s or unmeasured conditions.</w:t>
+        <w:pStyle w:val="Heading3"/>
+      </w:pPr>
+      <w:r>
+        <w:t>Outcomes</w:t>
       </w:r>
     </w:p>
     <w:p>
@@ -701,15 +698,30 @@
         <w:rPr>
           <w:b w:val="0"/>
         </w:rPr>
-        <w:t>If the prior concept cannot be explained, use a short retrieval activity before this chapter.</w:t>
+        <w:t xml:space="preserve">Explain the </w:t>
+      </w:r>
+      <w:r>
+        <w:rPr>
+          <w:b/>
+        </w:rPr>
+        <w:t>mechanism</w:t>
+      </w:r>
+      <w:r>
+        <w:rPr>
+          <w:b w:val="0"/>
+        </w:rPr>
+        <w:t xml:space="preserve"> and terminology of incident investigation</w:t>
       </w:r>
     </w:p>
     <w:p>
       <w:pPr>
-        <w:pStyle w:val="Heading3"/>
-      </w:pPr>
-      <w:r>
-        <w:t>End goal for the pictorial case</w:t>
+        <w:spacing w:line="336" w:lineRule="auto" w:after="180"/>
+      </w:pPr>
+      <w:r>
+        <w:rPr>
+          <w:b w:val="0"/>
+        </w:rPr>
+        <w:t>Apply the stated procedure to a new case with a traceable result</w:t>
       </w:r>
     </w:p>
     <w:p>
@@ -720,31 +732,31 @@
         <w:rPr>
           <w:b w:val="0"/>
         </w:rPr>
-        <w:t>Explain incident investigation using the deciding step in this fictional service.</w:t>
+        <w:t>Identify an assumption or limitation and design a revealing follow-up</w:t>
       </w:r>
     </w:p>
     <w:p>
       <w:pPr>
-        <w:spacing w:line="336" w:lineRule="auto" w:after="180"/>
-      </w:pPr>
-      <w:r>
-        <w:rPr>
-          <w:b w:val="0"/>
-        </w:rPr>
-        <w:t>This added worked case illustrates the week’s main idea. Retain all original and connected topics; schedule its practice within the teaching cycle.</w:t>
+        <w:pStyle w:val="Heading3"/>
+      </w:pPr>
+      <w:r>
+        <w:t>Preparation</w:t>
       </w:r>
     </w:p>
     <w:p>
       <w:pPr>
-        <w:pStyle w:val="Heading1"/>
-      </w:pPr>
-      <w:r>
-        <w:t>02. Explain and model the mechanism</w:t>
+        <w:pStyle w:val="Heading3"/>
+      </w:pPr>
+      <w:r>
+        <w:t>Prerequisite answer</w:t>
       </w:r>
     </w:p>
     <w:p>
-      <w:r>
-        <w:t>Model Incident investigation using the supplied case, labelled mechanism and reasoning. Make the scope of each conclusion explicit.</w:t>
+      <w:pPr>
+        <w:pStyle w:val="Heading3"/>
+      </w:pPr>
+      <w:r>
+        <w:t>End goal for the pictorial case</w:t>
       </w:r>
     </w:p>
     <w:p>
@@ -755,61 +767,28 @@
         <w:rPr>
           <w:b w:val="0"/>
         </w:rPr>
-        <w:t xml:space="preserve">Incident investigation preserves a timeline and distinguishes </w:t>
-      </w:r>
-      <w:r>
-        <w:rPr>
-          <w:b/>
-        </w:rPr>
-        <w:t>observation</w:t>
-      </w:r>
-      <w:r>
-        <w:rPr>
-          <w:b w:val="0"/>
-        </w:rPr>
-        <w:t xml:space="preserve"> from hypothesis. Repair before </w:t>
-      </w:r>
-      <w:r>
-        <w:rPr>
-          <w:b/>
-        </w:rPr>
-        <w:t>evidence</w:t>
-      </w:r>
-      <w:r>
-        <w:rPr>
-          <w:b w:val="0"/>
-        </w:rPr>
-        <w:t xml:space="preserve"> collection can erase clues.</w:t>
+        <w:t>This added worked case illustrates the week’s main idea. Retain all original and connected topics; schedule its practice within the teaching cycle.</w:t>
       </w:r>
     </w:p>
     <w:p>
       <w:pPr>
-        <w:pStyle w:val="Heading3"/>
-      </w:pPr>
-      <w:r>
-        <w:t>Explain Incident investigation · 1</w:t>
+        <w:pStyle w:val="Heading1"/>
+      </w:pPr>
+      <w:r>
+        <w:t>02. Teach observations, hypotheses, containment and tests as distinct records</w:t>
       </w:r>
     </w:p>
     <w:p>
-      <w:pPr>
-        <w:spacing w:line="336" w:lineRule="auto" w:after="180"/>
-      </w:pPr>
-      <w:r>
-        <w:rPr>
-          <w:b w:val="0"/>
-        </w:rPr>
-        <w:t>Begin by writing the question the procedure is intended to answer. Identify the information already supplied, the information it will produce and the information still missing.</w:t>
+      <w:r>
+        <w:t>Do not turn a timeline or a mock reproduction into a proven live root cause.</w:t>
       </w:r>
     </w:p>
     <w:p>
       <w:pPr>
-        <w:spacing w:line="336" w:lineRule="auto" w:after="180"/>
-      </w:pPr>
-      <w:r>
-        <w:rPr>
-          <w:b w:val="0"/>
-        </w:rPr>
-        <w:t>These are constructed classroom examples; they do not require live accounts, private records or an external service. Do not treat a plausible explanation as a measured outcome.</w:t>
+        <w:pStyle w:val="Heading2"/>
+      </w:pPr>
+      <w:r>
+        <w:t>Definitions and complete fictional evidence contract</w:t>
       </w:r>
     </w:p>
     <w:p>
@@ -820,19 +799,19 @@
         <w:rPr>
           <w:b w:val="0"/>
         </w:rPr>
-        <w:t xml:space="preserve">Record timestamps, versions, requests, authorised actions and outcomes with minimised logs. Separate immediate </w:t>
+        <w:t xml:space="preserve">Incident investigation preserves a timeline and distinguishes </w:t>
       </w:r>
       <w:r>
         <w:rPr>
           <w:b/>
         </w:rPr>
-        <w:t>containment</w:t>
+        <w:t>observation</w:t>
       </w:r>
       <w:r>
         <w:rPr>
           <w:b w:val="0"/>
         </w:rPr>
-        <w:t xml:space="preserve"> from diagnosis. Compare candidate explanations against </w:t>
+        <w:t xml:space="preserve"> from hypothesis. Repair before </w:t>
       </w:r>
       <w:r>
         <w:rPr>
@@ -844,15 +823,1300 @@
         <w:rPr>
           <w:b w:val="0"/>
         </w:rPr>
-        <w:t>.</w:t>
+        <w:t xml:space="preserve"> collection can erase clues.</w:t>
       </w:r>
     </w:p>
     <w:p>
       <w:pPr>
+        <w:spacing w:line="336" w:lineRule="auto" w:after="180"/>
+      </w:pPr>
+      <w:r>
+        <w:rPr>
+          <w:b w:val="0"/>
+        </w:rPr>
+        <w:t xml:space="preserve">Record timestamps, versions, requests, authorised actions and outcomes with minimised logs. Separate immediate </w:t>
+      </w:r>
+      <w:r>
+        <w:rPr>
+          <w:b/>
+        </w:rPr>
+        <w:t>containment</w:t>
+      </w:r>
+      <w:r>
+        <w:rPr>
+          <w:b w:val="0"/>
+        </w:rPr>
+        <w:t xml:space="preserve"> from diagnosis. Compare candidate explanations against </w:t>
+      </w:r>
+      <w:r>
+        <w:rPr>
+          <w:b/>
+        </w:rPr>
+        <w:t>evidence</w:t>
+      </w:r>
+      <w:r>
+        <w:rPr>
+          <w:b w:val="0"/>
+        </w:rPr>
+        <w:t>.</w:t>
+      </w:r>
+    </w:p>
+    <w:tbl>
+      <w:tblPr>
+        <w:tblStyle w:val="LightShading-Accent1"/>
+        <w:tblW w:type="auto" w:w="0"/>
+        <w:tblLook w:firstColumn="1" w:firstRow="1" w:lastColumn="0" w:lastRow="0" w:noHBand="0" w:noVBand="1" w:val="04A0"/>
+      </w:tblPr>
+      <w:tblGrid>
+        <w:gridCol w:w="5112"/>
+        <w:gridCol w:w="5112"/>
+      </w:tblGrid>
+      <w:tr>
+        <w:trPr>
+          <w:tblHeader/>
+        </w:trPr>
+        <w:tc>
+          <w:tcPr>
+            <w:tcW w:type="dxa" w:w="5112"/>
+          </w:tcPr>
+          <w:p>
+            <w:r>
+              <w:t>Evidence or action</w:t>
+            </w:r>
+          </w:p>
+        </w:tc>
+        <w:tc>
+          <w:tcPr>
+            <w:tcW w:type="dxa" w:w="5112"/>
+          </w:tcPr>
+          <w:p>
+            <w:r>
+              <w:t>Complete classroom meaning</w:t>
+            </w:r>
+          </w:p>
+        </w:tc>
+      </w:tr>
+      <w:tr>
+        <w:tc>
+          <w:tcPr>
+            <w:tcW w:type="dxa" w:w="5112"/>
+          </w:tcPr>
+          <w:p>
+            <w:r>
+              <w:t>Observation</w:t>
+            </w:r>
+          </w:p>
+        </w:tc>
+        <w:tc>
+          <w:tcPr>
+            <w:tcW w:type="dxa" w:w="5112"/>
+          </w:tcPr>
+          <w:p>
+            <w:r>
+              <w:t>Supplied timestamp, version, trace field or outcome; preserve source and uncertainty</w:t>
+            </w:r>
+          </w:p>
+        </w:tc>
+      </w:tr>
+      <w:tr>
+        <w:tc>
+          <w:tcPr>
+            <w:tcW w:type="dxa" w:w="5112"/>
+          </w:tcPr>
+          <w:p>
+            <w:r>
+              <w:t>Hypothesis</w:t>
+            </w:r>
+          </w:p>
+        </w:tc>
+        <w:tc>
+          <w:tcPr>
+            <w:tcW w:type="dxa" w:w="5112"/>
+          </w:tcPr>
+          <w:p>
+            <w:r>
+              <w:t>Proposed explanation that must be compared with evidence</w:t>
+            </w:r>
+          </w:p>
+        </w:tc>
+      </w:tr>
+      <w:tr>
+        <w:tc>
+          <w:tcPr>
+            <w:tcW w:type="dxa" w:w="5112"/>
+          </w:tcPr>
+          <w:p>
+            <w:r>
+              <w:t>Main trusted version record</w:t>
+            </w:r>
+          </w:p>
+        </w:tc>
+        <w:tc>
+          <w:tcPr>
+            <w:tcW w:type="dxa" w:w="5112"/>
+          </w:tcPr>
+          <w:p>
+            <w:r>
+              <w:t>Weight version w7 before and at response; c2 published at 09:00, response uses c1 at 09:05</w:t>
+            </w:r>
+          </w:p>
+        </w:tc>
+      </w:tr>
+      <w:tr>
+        <w:tc>
+          <w:tcPr>
+            <w:tcW w:type="dxa" w:w="5112"/>
+          </w:tcPr>
+          <w:p>
+            <w:r>
+              <w:t>Containment</w:t>
+            </w:r>
+          </w:p>
+        </w:tc>
+        <w:tc>
+          <w:tcPr>
+            <w:tcW w:type="dxa" w:w="5112"/>
+          </w:tcPr>
+          <w:p>
+            <w:r>
+              <w:t>Cache disabled at 09:06 in the supplied incident record; limits exposure, does not establish cause</w:t>
+            </w:r>
+          </w:p>
+        </w:tc>
+      </w:tr>
+      <w:tr>
+        <w:tc>
+          <w:tcPr>
+            <w:tcW w:type="dxa" w:w="5112"/>
+          </w:tcPr>
+          <w:p>
+            <w:r>
+              <w:t>Candidate controlled test</w:t>
+            </w:r>
+          </w:p>
+        </w:tc>
+        <w:tc>
+          <w:tcPr>
+            <w:tcW w:type="dxa" w:w="5112"/>
+          </w:tcPr>
+          <w:p>
+            <w:r>
+              <w:t>Same query/source/weight fixture; vary only whether buggy query-only cache is used</w:t>
+            </w:r>
+          </w:p>
+        </w:tc>
+      </w:tr>
+      <w:tr>
+        <w:tc>
+          <w:tcPr>
+            <w:tcW w:type="dxa" w:w="5112"/>
+          </w:tcPr>
+          <w:p>
+            <w:r>
+              <w:t>Permitted investigation record</w:t>
+            </w:r>
+          </w:p>
+        </w:tc>
+        <w:tc>
+          <w:tcPr>
+            <w:tcW w:type="dxa" w:w="5112"/>
+          </w:tcPr>
+          <w:p>
+            <w:r>
+              <w:t>Fictional IDs, times, versions, actions and necessary outcome summaries; no unnecessary private content</w:t>
+            </w:r>
+          </w:p>
+        </w:tc>
+      </w:tr>
+      <w:tr>
+        <w:tc>
+          <w:tcPr>
+            <w:tcW w:type="dxa" w:w="5112"/>
+          </w:tcPr>
+          <w:p>
+            <w:r>
+              <w:t>Picture evidence localization</w:t>
+            </w:r>
+          </w:p>
+        </w:tc>
+        <w:tc>
+          <w:tcPr>
+            <w:tcW w:type="dxa" w:w="5112"/>
+          </w:tcPr>
+          <w:p>
+            <w:r>
+              <w:t>Old retrieval version versus current retrieval followed by wrong draft are different mismatches</w:t>
+            </w:r>
+          </w:p>
+        </w:tc>
+      </w:tr>
+      <w:tr>
+        <w:tc>
+          <w:tcPr>
+            <w:tcW w:type="dxa" w:w="5112"/>
+          </w:tcPr>
+          <w:p>
+            <w:r>
+              <w:t>Limits</w:t>
+            </w:r>
+          </w:p>
+        </w:tc>
+        <w:tc>
+          <w:tcPr>
+            <w:tcW w:type="dxa" w:w="5112"/>
+          </w:tcPr>
+          <w:p>
+            <w:r>
+              <w:t>Reliable declared metadata assumed; no live reproduction, complete timeline guarantee or causal proof from temporal order</w:t>
+            </w:r>
+          </w:p>
+        </w:tc>
+      </w:tr>
+    </w:tbl>
+    <w:p>
+      <w:pPr>
+        <w:pStyle w:val="Heading2"/>
+      </w:pPr>
+      <w:r>
+        <w:t>Main timeline ledger and checked reasoning</w:t>
+      </w:r>
+    </w:p>
+    <w:tbl>
+      <w:tblPr>
+        <w:tblStyle w:val="LightShading-Accent1"/>
+        <w:tblW w:type="auto" w:w="0"/>
+        <w:tblLook w:firstColumn="1" w:firstRow="1" w:lastColumn="0" w:lastRow="0" w:noHBand="0" w:noVBand="1" w:val="04A0"/>
+      </w:tblPr>
+      <w:tblGrid>
+        <w:gridCol w:w="3408"/>
+        <w:gridCol w:w="3408"/>
+        <w:gridCol w:w="3408"/>
+      </w:tblGrid>
+      <w:tr>
+        <w:trPr>
+          <w:tblHeader/>
+        </w:trPr>
+        <w:tc>
+          <w:tcPr>
+            <w:tcW w:type="dxa" w:w="3408"/>
+          </w:tcPr>
+          <w:p>
+            <w:r>
+              <w:t>Main supplied event</w:t>
+            </w:r>
+          </w:p>
+        </w:tc>
+        <w:tc>
+          <w:tcPr>
+            <w:tcW w:type="dxa" w:w="3408"/>
+          </w:tcPr>
+          <w:p>
+            <w:r>
+              <w:t>Observation</w:t>
+            </w:r>
+          </w:p>
+        </w:tc>
+        <w:tc>
+          <w:tcPr>
+            <w:tcW w:type="dxa" w:w="3408"/>
+          </w:tcPr>
+          <w:p>
+            <w:r>
+              <w:t>What it supports and does not prove</w:t>
+            </w:r>
+          </w:p>
+        </w:tc>
+      </w:tr>
+      <w:tr>
+        <w:tc>
+          <w:tcPr>
+            <w:tcW w:type="dxa" w:w="3408"/>
+          </w:tcPr>
+          <w:p>
+            <w:r>
+              <w:t>Before response</w:t>
+            </w:r>
+          </w:p>
+        </w:tc>
+        <w:tc>
+          <w:tcPr>
+            <w:tcW w:type="dxa" w:w="3408"/>
+          </w:tcPr>
+          <w:p>
+            <w:r>
+              <w:t>Weight version w7</w:t>
+            </w:r>
+          </w:p>
+        </w:tc>
+        <w:tc>
+          <w:tcPr>
+            <w:tcW w:type="dxa" w:w="3408"/>
+          </w:tcPr>
+          <w:p>
+            <w:r>
+              <w:t>Baseline under reliable supplied version metadata</w:t>
+            </w:r>
+          </w:p>
+        </w:tc>
+      </w:tr>
+      <w:tr>
+        <w:tc>
+          <w:tcPr>
+            <w:tcW w:type="dxa" w:w="3408"/>
+          </w:tcPr>
+          <w:p>
+            <w:r>
+              <w:t>09:00</w:t>
+            </w:r>
+          </w:p>
+        </w:tc>
+        <w:tc>
+          <w:tcPr>
+            <w:tcW w:type="dxa" w:w="3408"/>
+          </w:tcPr>
+          <w:p>
+            <w:r>
+              <w:t>Corpus c2 published</w:t>
+            </w:r>
+          </w:p>
+        </w:tc>
+        <w:tc>
+          <w:tcPr>
+            <w:tcW w:type="dxa" w:w="3408"/>
+          </w:tcPr>
+          <w:p>
+            <w:r>
+              <w:t>New source predates the stale response</w:t>
+            </w:r>
+          </w:p>
+        </w:tc>
+      </w:tr>
+      <w:tr>
+        <w:tc>
+          <w:tcPr>
+            <w:tcW w:type="dxa" w:w="3408"/>
+          </w:tcPr>
+          <w:p>
+            <w:r>
+              <w:t>09:05</w:t>
+            </w:r>
+          </w:p>
+        </w:tc>
+        <w:tc>
+          <w:tcPr>
+            <w:tcW w:type="dxa" w:w="3408"/>
+          </w:tcPr>
+          <w:p>
+            <w:r>
+              <w:t>Response uses old c1; weight version still w7</w:t>
+            </w:r>
+          </w:p>
+        </w:tc>
+        <w:tc>
+          <w:tcPr>
+            <w:tcW w:type="dxa" w:w="3408"/>
+          </w:tcPr>
+          <w:p>
+            <w:r>
+              <w:t>Stale evidence observed; reported weight-change explanation conflicts with declared metadata</w:t>
+            </w:r>
+          </w:p>
+        </w:tc>
+      </w:tr>
+      <w:tr>
+        <w:tc>
+          <w:tcPr>
+            <w:tcW w:type="dxa" w:w="3408"/>
+          </w:tcPr>
+          <w:p>
+            <w:r>
+              <w:t>09:06</w:t>
+            </w:r>
+          </w:p>
+        </w:tc>
+        <w:tc>
+          <w:tcPr>
+            <w:tcW w:type="dxa" w:w="3408"/>
+          </w:tcPr>
+          <w:p>
+            <w:r>
+              <w:t>Cache disabled</w:t>
+            </w:r>
+          </w:p>
+        </w:tc>
+        <w:tc>
+          <w:tcPr>
+            <w:tcW w:type="dxa" w:w="3408"/>
+          </w:tcPr>
+          <w:p>
+            <w:r>
+              <w:t>Containment action; no supplied later success rate</w:t>
+            </w:r>
+          </w:p>
+        </w:tc>
+      </w:tr>
+      <w:tr>
+        <w:tc>
+          <w:tcPr>
+            <w:tcW w:type="dxa" w:w="3408"/>
+          </w:tcPr>
+          <w:p>
+            <w:r>
+              <w:t>Added controlled fixture</w:t>
+            </w:r>
+          </w:p>
+        </w:tc>
+        <w:tc>
+          <w:tcPr>
+            <w:tcW w:type="dxa" w:w="3408"/>
+          </w:tcPr>
+          <w:p>
+            <w:r>
+              <w:t>Cache enabled gives c1; disabled gives c2</w:t>
+            </w:r>
+          </w:p>
+        </w:tc>
+        <w:tc>
+          <w:tcPr>
+            <w:tcW w:type="dxa" w:w="3408"/>
+          </w:tcPr>
+          <w:p>
+            <w:r>
+              <w:t>A buggy query-only cache can reproduce this pattern locally; exact real bug remains unproven</w:t>
+            </w:r>
+          </w:p>
+        </w:tc>
+      </w:tr>
+    </w:tbl>
+    <w:p>
+      <w:pPr>
+        <w:spacing w:line="336" w:lineRule="auto" w:after="180"/>
+      </w:pPr>
+      <w:r>
+        <w:rPr>
+          <w:b w:val="0"/>
+        </w:rPr>
+        <w:t>Main reliable metadata reports unchanged w7, so a claimed weight-version change conflicts with the supplied record. Old c1 response after c2 publication supports stale evidence as a candidate; chronology does not name the exact bug. The controlled deliberately buggy cache reproduces old/current fixture selection but is not a live diagnosis.</w:t>
+      </w:r>
+    </w:p>
+    <w:p>
+      <w:pPr>
+        <w:spacing w:line="336" w:lineRule="auto" w:after="180"/>
+      </w:pPr>
+      <w:r>
+        <w:rPr>
+          <w:b w:val="0"/>
+        </w:rPr>
+        <w:t>Picture afternoon events use version 5 room C after version 6 room D publishes; changed version 6 retrieval plus room C draft instead points to handoff/drafting/checking. Capture authorized minimized evidence while containing promptly; do not teach delaying needed containment or keeping unnecessary private content.</w:t>
+      </w:r>
+    </w:p>
+    <w:p>
+      <w:pPr>
+        <w:spacing w:line="336" w:lineRule="auto" w:after="180"/>
+      </w:pPr>
+      <w:r>
+        <w:rPr>
+          <w:b w:val="0"/>
+        </w:rPr>
+        <w:t>Selected permission-config incident needs an old/new configuration replay of allowed and denied fictional cases, with other settings fixed and expected access outcomes declared.</w:t>
+      </w:r>
+    </w:p>
+    <w:p>
+      <w:pPr>
         <w:pStyle w:val="Heading3"/>
       </w:pPr>
       <w:r>
-        <w:t>Explain Incident investigation · 2</w:t>
+        <w:t>Incident investigation — evidence trace</w:t>
+      </w:r>
+    </w:p>
+    <w:tbl>
+      <w:tblPr>
+        <w:tblStyle w:val="LightShading-Accent1"/>
+        <w:tblW w:type="auto" w:w="0"/>
+        <w:tblLook w:firstColumn="1" w:firstRow="1" w:lastColumn="0" w:lastRow="0" w:noHBand="0" w:noVBand="1" w:val="04A0"/>
+      </w:tblPr>
+      <w:tblGrid>
+        <w:gridCol w:w="3408"/>
+        <w:gridCol w:w="3408"/>
+        <w:gridCol w:w="3408"/>
+      </w:tblGrid>
+      <w:tr>
+        <w:trPr>
+          <w:tblHeader/>
+        </w:trPr>
+        <w:tc>
+          <w:tcPr>
+            <w:tcW w:type="dxa" w:w="3408"/>
+          </w:tcPr>
+          <w:p>
+            <w:r>
+              <w:t>Input and scope</w:t>
+            </w:r>
+          </w:p>
+        </w:tc>
+        <w:tc>
+          <w:tcPr>
+            <w:tcW w:type="dxa" w:w="3408"/>
+          </w:tcPr>
+          <w:p>
+            <w:r>
+              <w:t>Check or calculation</w:t>
+            </w:r>
+          </w:p>
+        </w:tc>
+        <w:tc>
+          <w:tcPr>
+            <w:tcW w:type="dxa" w:w="3408"/>
+          </w:tcPr>
+          <w:p>
+            <w:r>
+              <w:t>Conclusion and limit</w:t>
+            </w:r>
+          </w:p>
+        </w:tc>
+      </w:tr>
+      <w:tr>
+        <w:tc>
+          <w:tcPr>
+            <w:tcW w:type="dxa" w:w="3408"/>
+          </w:tcPr>
+          <w:p>
+            <w:r>
+              <w:t>At 09:00 corpus updates; 09:05 stale cache response; 09:06 cache disabled. Team says model weights changed, but weight version is unchanged.</w:t>
+            </w:r>
+          </w:p>
+        </w:tc>
+        <w:tc>
+          <w:tcPr>
+            <w:tcW w:type="dxa" w:w="3408"/>
+          </w:tcPr>
+          <w:p>
+            <w:r>
+              <w:t>Record timestamps, versions, requests, authorised actions and outcomes with minimised logs. Separate immediate containment from diagnosis. Compare candidate explanations against evidence.</w:t>
+            </w:r>
+          </w:p>
+        </w:tc>
+        <w:tc>
+          <w:tcPr>
+            <w:tcW w:type="dxa" w:w="3408"/>
+          </w:tcPr>
+          <w:p>
+            <w:r>
+              <w:t>Weight-change claim is contradicted by the version record. Stale cache is a supported candidate explanation; preserve timeline and test it with controlled reproduction.</w:t>
+            </w:r>
+          </w:p>
+        </w:tc>
+      </w:tr>
+    </w:tbl>
+    <w:p>
+      <w:r>
+        <w:t>The figure connects this chapter's worked input, declared procedure and result. Read the complete worked reasoning for qualifiers and intermediate steps; the abbreviated labels do not replace that reasoning.</w:t>
+      </w:r>
+    </w:p>
+    <w:p>
+      <w:pPr>
+        <w:spacing w:line="336" w:lineRule="auto" w:after="180"/>
+      </w:pPr>
+      <w:r>
+        <w:rPr>
+          <w:b w:val="0"/>
+        </w:rPr>
+        <w:t>Guided: Weight-change claim is contradicted by the version record. Stale cache is a supported candidate explanation; preserve timeline and test it with controlled reproduction.</w:t>
+      </w:r>
+    </w:p>
+    <w:p>
+      <w:pPr>
+        <w:spacing w:line="336" w:lineRule="auto" w:after="180"/>
+      </w:pPr>
+      <w:r>
+        <w:rPr>
+          <w:b w:val="0"/>
+        </w:rPr>
+        <w:t>Qualification: A plausible narrative needs controlled or record-based confirmation and must preserve unknowns.</w:t>
+      </w:r>
+    </w:p>
+    <w:p>
+      <w:pPr>
+        <w:spacing w:line="336" w:lineRule="auto" w:after="180"/>
+      </w:pPr>
+      <w:r>
+        <w:rPr>
+          <w:b w:val="0"/>
+        </w:rPr>
+        <w:t xml:space="preserve">Exit: accept a concrete variation with its predicted outcome and a stated condition that would challenge the </w:t>
+      </w:r>
+      <w:r>
+        <w:rPr>
+          <w:b/>
+        </w:rPr>
+        <w:t>mechanism</w:t>
+      </w:r>
+      <w:r>
+        <w:rPr>
+          <w:b w:val="0"/>
+        </w:rPr>
+        <w:t xml:space="preserve">; reject a claim resting on unmeasured </w:t>
+      </w:r>
+      <w:r>
+        <w:rPr>
+          <w:b/>
+        </w:rPr>
+        <w:t>evidence</w:t>
+      </w:r>
+      <w:r>
+        <w:rPr>
+          <w:b w:val="0"/>
+        </w:rPr>
+        <w:t>.</w:t>
+      </w:r>
+    </w:p>
+    <w:p>
+      <w:pPr>
+        <w:spacing w:line="336" w:lineRule="auto" w:after="180"/>
+      </w:pPr>
+      <w:r>
+        <w:rPr>
+          <w:b w:val="0"/>
+        </w:rPr>
+        <w:t>At 09:00 corpus updates; 09:05 stale cache response; 09:06 cache disabled. Team says model weights changed, but weight version is unchanged.</w:t>
+      </w:r>
+    </w:p>
+    <w:p>
+      <w:pPr>
+        <w:spacing w:line="336" w:lineRule="auto" w:after="180"/>
+      </w:pPr>
+      <w:r>
+        <w:rPr>
+          <w:b w:val="0"/>
+        </w:rPr>
+        <w:t>Weight-change claim is contradicted by the version record. Stale cache is a supported candidate explanation; preserve timeline and test it with controlled reproduction.</w:t>
+      </w:r>
+    </w:p>
+    <w:p>
+      <w:pPr>
+        <w:spacing w:line="336" w:lineRule="auto" w:after="180"/>
+      </w:pPr>
+      <w:r>
+        <w:rPr>
+          <w:b w:val="0"/>
+        </w:rPr>
+        <w:t xml:space="preserve">Compare the intermediate </w:t>
+      </w:r>
+      <w:r>
+        <w:rPr>
+          <w:b/>
+        </w:rPr>
+        <w:t>evidence</w:t>
+      </w:r>
+      <w:r>
+        <w:rPr>
+          <w:b w:val="0"/>
+        </w:rPr>
+        <w:t xml:space="preserve"> with the final statement. Explain why each number or decision follows from the stated </w:t>
+      </w:r>
+      <w:r>
+        <w:rPr>
+          <w:b/>
+        </w:rPr>
+        <w:t>input</w:t>
+      </w:r>
+      <w:r>
+        <w:rPr>
+          <w:b w:val="0"/>
+        </w:rPr>
+        <w:t xml:space="preserve">s. The conclusion belongs to this scenario and procedure; changing the </w:t>
+      </w:r>
+      <w:r>
+        <w:rPr>
+          <w:b/>
+        </w:rPr>
+        <w:t>input</w:t>
+      </w:r>
+      <w:r>
+        <w:rPr>
+          <w:b w:val="0"/>
+        </w:rPr>
+        <w:t xml:space="preserve">s, evaluation population or authority can change what it establishes. Retain only authorized, minimized </w:t>
+      </w:r>
+      <w:r>
+        <w:rPr>
+          <w:b/>
+        </w:rPr>
+        <w:t>evidence</w:t>
+      </w:r>
+      <w:r>
+        <w:rPr>
+          <w:b w:val="0"/>
+        </w:rPr>
+        <w:t xml:space="preserve"> without unnecessary private content so a later revision can be compared honestly.</w:t>
+      </w:r>
+    </w:p>
+    <w:p>
+      <w:pPr>
+        <w:pStyle w:val="Heading2"/>
+      </w:pPr>
+      <w:r>
+        <w:t>Evidence, privacy and containment probes</w:t>
+      </w:r>
+    </w:p>
+    <w:tbl>
+      <w:tblPr>
+        <w:tblStyle w:val="LightShading-Accent1"/>
+        <w:tblW w:type="auto" w:w="0"/>
+        <w:tblLook w:firstColumn="1" w:firstRow="1" w:lastColumn="0" w:lastRow="0" w:noHBand="0" w:noVBand="1" w:val="04A0"/>
+      </w:tblPr>
+      <w:tblGrid>
+        <w:gridCol w:w="5112"/>
+        <w:gridCol w:w="5112"/>
+      </w:tblGrid>
+      <w:tr>
+        <w:trPr>
+          <w:tblHeader/>
+        </w:trPr>
+        <w:tc>
+          <w:tcPr>
+            <w:tcW w:type="dxa" w:w="5112"/>
+          </w:tcPr>
+          <w:p>
+            <w:r>
+              <w:t>Investigation probe</w:t>
+            </w:r>
+          </w:p>
+        </w:tc>
+        <w:tc>
+          <w:tcPr>
+            <w:tcW w:type="dxa" w:w="5112"/>
+          </w:tcPr>
+          <w:p>
+            <w:r>
+              <w:t>Expected interpretation</w:t>
+            </w:r>
+          </w:p>
+        </w:tc>
+      </w:tr>
+      <w:tr>
+        <w:tc>
+          <w:tcPr>
+            <w:tcW w:type="dxa" w:w="5112"/>
+          </w:tcPr>
+          <w:p>
+            <w:r>
+              <w:t>Event B follows event A</w:t>
+            </w:r>
+          </w:p>
+        </w:tc>
+        <w:tc>
+          <w:tcPr>
+            <w:tcW w:type="dxa" w:w="5112"/>
+          </w:tcPr>
+          <w:p>
+            <w:r>
+              <w:t>Temporal order only; not sufficient causal proof</w:t>
+            </w:r>
+          </w:p>
+        </w:tc>
+      </w:tr>
+      <w:tr>
+        <w:tc>
+          <w:tcPr>
+            <w:tcW w:type="dxa" w:w="5112"/>
+          </w:tcPr>
+          <w:p>
+            <w:r>
+              <w:t>Trusted declared weight version unchanged</w:t>
+            </w:r>
+          </w:p>
+        </w:tc>
+        <w:tc>
+          <w:tcPr>
+            <w:tcW w:type="dxa" w:w="5112"/>
+          </w:tcPr>
+          <w:p>
+            <w:r>
+              <w:t>Contradicts a reported weight-version change under that metadata assumption</w:t>
+            </w:r>
+          </w:p>
+        </w:tc>
+      </w:tr>
+      <w:tr>
+        <w:tc>
+          <w:tcPr>
+            <w:tcW w:type="dxa" w:w="5112"/>
+          </w:tcPr>
+          <w:p>
+            <w:r>
+              <w:t>Old source version appears in trace</w:t>
+            </w:r>
+          </w:p>
+        </w:tc>
+        <w:tc>
+          <w:tcPr>
+            <w:tcW w:type="dxa" w:w="5112"/>
+          </w:tcPr>
+          <w:p>
+            <w:r>
+              <w:t>Evidence-selection mismatch; test version routing and cache candidates</w:t>
+            </w:r>
+          </w:p>
+        </w:tc>
+      </w:tr>
+      <w:tr>
+        <w:tc>
+          <w:tcPr>
+            <w:tcW w:type="dxa" w:w="5112"/>
+          </w:tcPr>
+          <w:p>
+            <w:r>
+              <w:t>Current source retrieved, incompatible room drafted</w:t>
+            </w:r>
+          </w:p>
+        </w:tc>
+        <w:tc>
+          <w:tcPr>
+            <w:tcW w:type="dxa" w:w="5112"/>
+          </w:tcPr>
+          <w:p>
+            <w:r>
+              <w:t>Inspect handoff/drafting/validation; do not label it old retrieval</w:t>
+            </w:r>
+          </w:p>
+        </w:tc>
+      </w:tr>
+      <w:tr>
+        <w:tc>
+          <w:tcPr>
+            <w:tcW w:type="dxa" w:w="5112"/>
+          </w:tcPr>
+          <w:p>
+            <w:r>
+              <w:t>Disabling cache recorded</w:t>
+            </w:r>
+          </w:p>
+        </w:tc>
+        <w:tc>
+          <w:tcPr>
+            <w:tcW w:type="dxa" w:w="5112"/>
+          </w:tcPr>
+          <w:p>
+            <w:r>
+              <w:t>Containment, not proof the incident is fully resolved</w:t>
+            </w:r>
+          </w:p>
+        </w:tc>
+      </w:tr>
+      <w:tr>
+        <w:tc>
+          <w:tcPr>
+            <w:tcW w:type="dxa" w:w="5112"/>
+          </w:tcPr>
+          <w:p>
+            <w:r>
+              <w:t>Candidate reproduced in a fictional harness</w:t>
+            </w:r>
+          </w:p>
+        </w:tc>
+        <w:tc>
+          <w:tcPr>
+            <w:tcW w:type="dxa" w:w="5112"/>
+          </w:tcPr>
+          <w:p>
+            <w:r>
+              <w:t>Supports possible mechanism in that harness; compare actual permitted incident evidence</w:t>
+            </w:r>
+          </w:p>
+        </w:tc>
+      </w:tr>
+      <w:tr>
+        <w:tc>
+          <w:tcPr>
+            <w:tcW w:type="dxa" w:w="5112"/>
+          </w:tcPr>
+          <w:p>
+            <w:r>
+              <w:t>Missing version or incomplete events</w:t>
+            </w:r>
+          </w:p>
+        </w:tc>
+        <w:tc>
+          <w:tcPr>
+            <w:tcW w:type="dxa" w:w="5112"/>
+          </w:tcPr>
+          <w:p>
+            <w:r>
+              <w:t>Mark evidence gap; do not invent it</w:t>
+            </w:r>
+          </w:p>
+        </w:tc>
+      </w:tr>
+      <w:tr>
+        <w:tc>
+          <w:tcPr>
+            <w:tcW w:type="dxa" w:w="5112"/>
+          </w:tcPr>
+          <w:p>
+            <w:r>
+              <w:t>Necessary containment is urgent</w:t>
+            </w:r>
+          </w:p>
+        </w:tc>
+        <w:tc>
+          <w:tcPr>
+            <w:tcW w:type="dxa" w:w="5112"/>
+          </w:tcPr>
+          <w:p>
+            <w:r>
+              <w:t>Proceed promptly while collecting authorized minimized evidence where feasible</w:t>
+            </w:r>
+          </w:p>
+        </w:tc>
+      </w:tr>
+      <w:tr>
+        <w:tc>
+          <w:tcPr>
+            <w:tcW w:type="dxa" w:w="5112"/>
+          </w:tcPr>
+          <w:p>
+            <w:r>
+              <w:t>Private payload unnecessary to analysis</w:t>
+            </w:r>
+          </w:p>
+        </w:tc>
+        <w:tc>
+          <w:tcPr>
+            <w:tcW w:type="dxa" w:w="5112"/>
+          </w:tcPr>
+          <w:p>
+            <w:r>
+              <w:t>Exclude it; preserve permitted metadata instead</w:t>
+            </w:r>
+          </w:p>
+        </w:tc>
+      </w:tr>
+    </w:tbl>
+    <w:p>
+      <w:pPr>
+        <w:pStyle w:val="Heading2"/>
+      </w:pPr>
+      <w:r>
+        <w:t>Separate afternoon timeline and changed trace</w:t>
+      </w:r>
+    </w:p>
+    <w:p>
+      <w:pPr>
+        <w:spacing w:line="336" w:lineRule="auto" w:after="180"/>
+      </w:pPr>
+      <w:r>
+        <w:rPr>
+          <w:b w:val="0"/>
+        </w:rPr>
+        <w:t xml:space="preserve">An </w:t>
+      </w:r>
+      <w:r>
+        <w:rPr>
+          <w:b/>
+        </w:rPr>
+        <w:t>incident timeline</w:t>
+      </w:r>
+      <w:r>
+        <w:rPr>
+          <w:b w:val="0"/>
+        </w:rPr>
+        <w:t>. After a schedule update, a service gives an old classroom location.</w:t>
+      </w:r>
+    </w:p>
+    <w:p>
+      <w:pPr>
+        <w:spacing w:line="336" w:lineRule="auto" w:after="180"/>
+      </w:pPr>
+      <w:r>
+        <w:rPr>
+          <w:b w:val="0"/>
+        </w:rPr>
+        <w:t>14:00 version 6 publishes room D; 14:05 answer uses version 5 room C; 14:06 user reports mismatch.</w:t>
+      </w:r>
+    </w:p>
+    <w:p>
+      <w:pPr>
+        <w:spacing w:line="336" w:lineRule="auto" w:after="180"/>
+      </w:pPr>
+      <w:r>
+        <w:rPr>
+          <w:b w:val="0"/>
+        </w:rPr>
+        <w:t>The picture is a separate afternoon incident: 14:00 version 6 publishes room D; 14:05 the trace uses version 5 and drafts room C; 14:06 a user reports the mismatch. This locates stale evidence selection, but does not identify the exact code defect. Controlled version-selection/cache tests are appropriate.</w:t>
+      </w:r>
+    </w:p>
+    <w:p>
+      <w:pPr>
+        <w:spacing w:line="336" w:lineRule="auto" w:after="180"/>
+      </w:pPr>
+      <w:r>
+        <w:rPr>
+          <w:b w:val="0"/>
+        </w:rPr>
+        <w:t>In the changed trace, version 6 was retrieved but room C was drafted; now inspect context handoff, answer construction and output checking rather than asserting old-source retrieval. It is still possible for a cache elsewhere in a system to matter; this trace alone does not diagnose every component. Missing events or unreliable metadata may change the account.</w:t>
+      </w:r>
+    </w:p>
+    <w:p>
+      <w:pPr>
+        <w:pStyle w:val="Heading2"/>
+      </w:pPr>
+      <w:r>
+        <w:t>Picture trace and evidence-localization key</w:t>
+      </w:r>
+    </w:p>
+    <w:p>
+      <w:r>
+        <w:drawing>
+          <wp:inline xmlns:a="http://schemas.openxmlformats.org/drawingml/2006/main" xmlns:pic="http://schemas.openxmlformats.org/drawingml/2006/picture">
+            <wp:extent cx="5486400" cy="3337560"/>
+            <wp:docPr id="1" name="Picture 1" descr="Order events: The new source predates the request and report. → Locate stale evidence: The answer trace identifies version 5 rather than current version 6. → Test explanation: Reproduce version selection with controlled fixtures before naming the exact bug."/>
+            <wp:cNvGraphicFramePr>
+              <a:graphicFrameLocks noChangeAspect="1"/>
+            </wp:cNvGraphicFramePr>
+            <a:graphic>
+              <a:graphicData uri="http://schemas.openxmlformats.org/drawingml/2006/picture">
+                <pic:pic>
+                  <pic:nvPicPr>
+                    <pic:cNvPr id="0" name="academy-story-ai-6-26-02.png"/>
+                    <pic:cNvPicPr/>
+                  </pic:nvPicPr>
+                  <pic:blipFill>
+                    <a:blip r:embed="rId9"/>
+                    <a:stretch>
+                      <a:fillRect/>
+                    </a:stretch>
+                  </pic:blipFill>
+                  <pic:spPr>
+                    <a:xfrm>
+                      <a:off x="0" y="0"/>
+                      <a:ext cx="5486400" cy="3337560"/>
+                    </a:xfrm>
+                    <a:prstGeom prst="rect"/>
+                  </pic:spPr>
+                </pic:pic>
+              </a:graphicData>
+            </a:graphic>
+          </wp:inline>
+        </w:drawing>
+      </w:r>
+    </w:p>
+    <w:p>
+      <w:pPr>
+        <w:pStyle w:val="Heading3"/>
+      </w:pPr>
+      <w:r>
+        <w:t>Read the picture one step at a time</w:t>
+      </w:r>
+    </w:p>
+    <w:tbl>
+      <w:tblPr>
+        <w:tblStyle w:val="LightShading-Accent1"/>
+        <w:tblW w:type="auto" w:w="0"/>
+        <w:tblLook w:firstColumn="1" w:firstRow="1" w:lastColumn="0" w:lastRow="0" w:noHBand="0" w:noVBand="1" w:val="04A0"/>
+      </w:tblPr>
+      <w:tblGrid>
+        <w:gridCol w:w="5112"/>
+        <w:gridCol w:w="5112"/>
+      </w:tblGrid>
+      <w:tr>
+        <w:trPr>
+          <w:tblHeader/>
+        </w:trPr>
+        <w:tc>
+          <w:tcPr>
+            <w:tcW w:type="dxa" w:w="5112"/>
+          </w:tcPr>
+          <w:p>
+            <w:r>
+              <w:t>Step</w:t>
+            </w:r>
+          </w:p>
+        </w:tc>
+        <w:tc>
+          <w:tcPr>
+            <w:tcW w:type="dxa" w:w="5112"/>
+          </w:tcPr>
+          <w:p>
+            <w:r>
+              <w:t>What happens and why</w:t>
+            </w:r>
+          </w:p>
+        </w:tc>
+      </w:tr>
+      <w:tr>
+        <w:tc>
+          <w:tcPr>
+            <w:tcW w:type="dxa" w:w="5112"/>
+          </w:tcPr>
+          <w:p>
+            <w:r>
+              <w:t>1. Order events</w:t>
+            </w:r>
+          </w:p>
+        </w:tc>
+        <w:tc>
+          <w:tcPr>
+            <w:tcW w:type="dxa" w:w="5112"/>
+          </w:tcPr>
+          <w:p>
+            <w:r>
+              <w:t>The new source predates the request and report.</w:t>
+            </w:r>
+          </w:p>
+        </w:tc>
+      </w:tr>
+      <w:tr>
+        <w:tc>
+          <w:tcPr>
+            <w:tcW w:type="dxa" w:w="5112"/>
+          </w:tcPr>
+          <w:p>
+            <w:r>
+              <w:t>2. Locate stale evidence</w:t>
+            </w:r>
+          </w:p>
+        </w:tc>
+        <w:tc>
+          <w:tcPr>
+            <w:tcW w:type="dxa" w:w="5112"/>
+          </w:tcPr>
+          <w:p>
+            <w:r>
+              <w:t>The answer trace identifies version 5 rather than current version 6.</w:t>
+            </w:r>
+          </w:p>
+        </w:tc>
+      </w:tr>
+      <w:tr>
+        <w:tc>
+          <w:tcPr>
+            <w:tcW w:type="dxa" w:w="5112"/>
+          </w:tcPr>
+          <w:p>
+            <w:r>
+              <w:t>3. Test explanation</w:t>
+            </w:r>
+          </w:p>
+        </w:tc>
+        <w:tc>
+          <w:tcPr>
+            <w:tcW w:type="dxa" w:w="5112"/>
+          </w:tcPr>
+          <w:p>
+            <w:r>
+              <w:t>Reproduce version selection with controlled fixtures before naming the exact bug.</w:t>
+            </w:r>
+          </w:p>
+        </w:tc>
+      </w:tr>
+    </w:tbl>
+    <w:p>
+      <w:r>
+        <w:t>Match each pictured step to the supplied facts. This is a worked teaching case, not an independent assessment.</w:t>
+      </w:r>
+    </w:p>
+    <w:p>
+      <w:pPr>
+        <w:spacing w:line="336" w:lineRule="auto" w:after="180"/>
+      </w:pPr>
+      <w:r>
+        <w:rPr>
+          <w:b w:val="0"/>
+        </w:rPr>
+        <w:t xml:space="preserve">A timeline separates observed events from a proposed cause. </w:t>
+      </w:r>
+      <w:r>
+        <w:rPr>
+          <w:b/>
+        </w:rPr>
+        <w:t>Evidence</w:t>
+      </w:r>
+      <w:r>
+        <w:rPr>
+          <w:b w:val="0"/>
+        </w:rPr>
+        <w:t xml:space="preserve"> can locate a mismatch without yet explaining why it happened.</w:t>
+      </w:r>
+    </w:p>
+    <w:p>
+      <w:pPr>
+        <w:spacing w:line="336" w:lineRule="auto" w:after="180"/>
+      </w:pPr>
+      <w:r>
+        <w:rPr>
+          <w:b w:val="0"/>
+        </w:rPr>
+        <w:t>Missing events may change the account; temporal order alone does not prove causation.</w:t>
+      </w:r>
+    </w:p>
+    <w:p>
+      <w:pPr>
+        <w:spacing w:line="336" w:lineRule="auto" w:after="180"/>
+      </w:pPr>
+      <w:r>
+        <w:rPr>
+          <w:b w:val="0"/>
+        </w:rPr>
+        <w:t>Change: Trace instead shows version 6 retrieved and room C drafted.</w:t>
+      </w:r>
+    </w:p>
+    <w:p>
+      <w:pPr>
+        <w:spacing w:line="336" w:lineRule="auto" w:after="180"/>
+      </w:pPr>
+      <w:r>
+        <w:rPr>
+          <w:b/>
+        </w:rPr>
+        <w:t>Prediction</w:t>
+      </w:r>
+      <w:r>
+        <w:rPr>
+          <w:b w:val="0"/>
+        </w:rPr>
+        <w:t>: Investigate drafting or validation before blaming caching.</w:t>
+      </w:r>
+    </w:p>
+    <w:p>
+      <w:pPr>
+        <w:spacing w:line="336" w:lineRule="auto" w:after="180"/>
+      </w:pPr>
+      <w:r>
+        <w:rPr>
+          <w:b w:val="0"/>
+        </w:rPr>
+        <w:t>Reason: The mismatch now appears after retrieval.</w:t>
+      </w:r>
+    </w:p>
+    <w:p>
+      <w:pPr>
+        <w:pStyle w:val="Heading2"/>
+      </w:pPr>
+      <w:r>
+        <w:t>Earlier wording, alternatives and picture transcripts · reference / check after trying</w:t>
+      </w:r>
+    </w:p>
+    <w:p>
+      <w:pPr>
+        <w:spacing w:line="336" w:lineRule="auto" w:after="180"/>
+      </w:pPr>
+      <w:r>
+        <w:rPr>
+          <w:b w:val="0"/>
+        </w:rPr>
+        <w:t>Begin by writing the question the procedure is intended to answer. Identify the information already supplied, the information it will produce and the information still missing.</w:t>
+      </w:r>
+    </w:p>
+    <w:p>
+      <w:pPr>
+        <w:spacing w:line="336" w:lineRule="auto" w:after="180"/>
+      </w:pPr>
+      <w:r>
+        <w:rPr>
+          <w:b w:val="0"/>
+        </w:rPr>
+        <w:t>These are constructed classroom examples; they do not require live accounts, private records or an external service. Do not treat a plausible explanation as a measured outcome.</w:t>
       </w:r>
     </w:p>
     <w:p>
@@ -1008,99 +2272,30 @@
         <w:pStyle w:val="Heading3"/>
       </w:pPr>
       <w:r>
-        <w:t>Incident investigation — evidence trace</w:t>
-      </w:r>
-    </w:p>
-    <w:tbl>
-      <w:tblPr>
-        <w:tblStyle w:val="LightShading-Accent1"/>
-        <w:tblW w:type="auto" w:w="0"/>
-        <w:tblLook w:firstColumn="1" w:firstRow="1" w:lastColumn="0" w:lastRow="0" w:noHBand="0" w:noVBand="1" w:val="04A0"/>
-      </w:tblPr>
-      <w:tblGrid>
-        <w:gridCol w:w="3408"/>
-        <w:gridCol w:w="3408"/>
-        <w:gridCol w:w="3408"/>
-      </w:tblGrid>
-      <w:tr>
-        <w:trPr>
-          <w:tblHeader/>
-        </w:trPr>
-        <w:tc>
-          <w:tcPr>
-            <w:tcW w:type="dxa" w:w="3408"/>
-          </w:tcPr>
-          <w:p>
-            <w:r>
-              <w:t>Input and scope</w:t>
-            </w:r>
-          </w:p>
-        </w:tc>
-        <w:tc>
-          <w:tcPr>
-            <w:tcW w:type="dxa" w:w="3408"/>
-          </w:tcPr>
-          <w:p>
-            <w:r>
-              <w:t>Check or calculation</w:t>
-            </w:r>
-          </w:p>
-        </w:tc>
-        <w:tc>
-          <w:tcPr>
-            <w:tcW w:type="dxa" w:w="3408"/>
-          </w:tcPr>
-          <w:p>
-            <w:r>
-              <w:t>Conclusion and limit</w:t>
-            </w:r>
-          </w:p>
-        </w:tc>
-      </w:tr>
-      <w:tr>
-        <w:tc>
-          <w:tcPr>
-            <w:tcW w:type="dxa" w:w="3408"/>
-          </w:tcPr>
-          <w:p>
-            <w:r>
-              <w:t>At09:00 corpus updates; 09:05 stale cache response; 09:06 cache disabled. Team says model weights changed, but weight version is unchanged.</w:t>
-            </w:r>
-          </w:p>
-        </w:tc>
-        <w:tc>
-          <w:tcPr>
-            <w:tcW w:type="dxa" w:w="3408"/>
-          </w:tcPr>
-          <w:p>
-            <w:r>
-              <w:t>Record timestamps, versions, requests, authorised actions and outcomes with minimised logs. Separate immediate containment from diagnosis. Compare candidate explanations against evidence.</w:t>
-            </w:r>
-          </w:p>
-        </w:tc>
-        <w:tc>
-          <w:tcPr>
-            <w:tcW w:type="dxa" w:w="3408"/>
-          </w:tcPr>
-          <w:p>
-            <w:r>
-              <w:t>Weight-change claim is contradicted by the version record. Stale cache is a supported candidate explanation; preserve timeline and test it with controlled reproduction.</w:t>
-            </w:r>
-          </w:p>
-        </w:tc>
-      </w:tr>
-    </w:tbl>
-    <w:p>
-      <w:r>
-        <w:t>The figure connects this chapter's worked input, declared procedure and result. Read the complete worked reasoning for qualifiers and intermediate steps; the abbreviated labels do not replace that reasoning.</w:t>
+        <w:t>Model the reasoning aloud</w:t>
       </w:r>
     </w:p>
     <w:p>
       <w:pPr>
-        <w:pStyle w:val="Heading3"/>
-      </w:pPr>
-      <w:r>
-        <w:t>Explain Incident investigation · 3</w:t>
+        <w:spacing w:line="336" w:lineRule="auto" w:after="180"/>
+      </w:pPr>
+      <w:r>
+        <w:rPr>
+          <w:b w:val="0"/>
+        </w:rPr>
+        <w:t xml:space="preserve">Use the complete worked example below before asking learners to complete W2. Reveal a small part, invite a </w:t>
+      </w:r>
+      <w:r>
+        <w:rPr>
+          <w:b/>
+        </w:rPr>
+        <w:t>prediction</w:t>
+      </w:r>
+      <w:r>
+        <w:rPr>
+          <w:b w:val="0"/>
+        </w:rPr>
+        <w:t>, then explain the deciding step.</w:t>
       </w:r>
     </w:p>
     <w:p>
@@ -1111,183 +2306,7 @@
         <w:rPr>
           <w:b w:val="0"/>
         </w:rPr>
-        <w:t>Guided: Weight-change claim is contradicted by the version record. Stale cache is a supported candidate explanation; preserve timeline and test it with controlled reproduction.</w:t>
-      </w:r>
-    </w:p>
-    <w:p>
-      <w:pPr>
-        <w:spacing w:line="336" w:lineRule="auto" w:after="180"/>
-      </w:pPr>
-      <w:r>
-        <w:rPr>
-          <w:b w:val="0"/>
-        </w:rPr>
-        <w:t>Qualification: A plausible narrative needs controlled or record-based confirmation and must preserve unknowns.</w:t>
-      </w:r>
-    </w:p>
-    <w:p>
-      <w:pPr>
-        <w:spacing w:line="336" w:lineRule="auto" w:after="180"/>
-      </w:pPr>
-      <w:r>
-        <w:rPr>
-          <w:b w:val="0"/>
-        </w:rPr>
-        <w:t xml:space="preserve">Exit: accept a concrete variation with its predicted outcome and a stated condition that would challenge the </w:t>
-      </w:r>
-      <w:r>
-        <w:rPr>
-          <w:b/>
-        </w:rPr>
-        <w:t>mechanism</w:t>
-      </w:r>
-      <w:r>
-        <w:rPr>
-          <w:b w:val="0"/>
-        </w:rPr>
-        <w:t xml:space="preserve">; reject a claim resting on unmeasured </w:t>
-      </w:r>
-      <w:r>
-        <w:rPr>
-          <w:b/>
-        </w:rPr>
-        <w:t>evidence</w:t>
-      </w:r>
-      <w:r>
-        <w:rPr>
-          <w:b w:val="0"/>
-        </w:rPr>
-        <w:t>.</w:t>
-      </w:r>
-    </w:p>
-    <w:p>
-      <w:pPr>
-        <w:pStyle w:val="Heading3"/>
-      </w:pPr>
-      <w:r>
-        <w:t>Model the reasoning aloud</w:t>
-      </w:r>
-    </w:p>
-    <w:p>
-      <w:pPr>
-        <w:spacing w:line="336" w:lineRule="auto" w:after="180"/>
-      </w:pPr>
-      <w:r>
-        <w:rPr>
-          <w:b w:val="0"/>
-        </w:rPr>
-        <w:t xml:space="preserve">Use the complete worked example below before asking learners to complete W2. Reveal a small part, invite a </w:t>
-      </w:r>
-      <w:r>
-        <w:rPr>
-          <w:b/>
-        </w:rPr>
-        <w:t>prediction</w:t>
-      </w:r>
-      <w:r>
-        <w:rPr>
-          <w:b w:val="0"/>
-        </w:rPr>
-        <w:t>, then explain the deciding step.</w:t>
-      </w:r>
-    </w:p>
-    <w:p>
-      <w:pPr>
-        <w:spacing w:line="336" w:lineRule="auto" w:after="180"/>
-      </w:pPr>
-      <w:r>
-        <w:rPr>
-          <w:b w:val="0"/>
-        </w:rPr>
         <w:t>These teacher notes contain solutions; do not reveal the independent case answer during modelling.</w:t>
-      </w:r>
-    </w:p>
-    <w:p>
-      <w:pPr>
-        <w:spacing w:line="336" w:lineRule="auto" w:after="180"/>
-      </w:pPr>
-      <w:r>
-        <w:rPr>
-          <w:b w:val="0"/>
-        </w:rPr>
-        <w:t>At09:00 corpus updates; 09:05 stale cache response; 09:06 cache disabled. Team says model weights changed, but weight version is unchanged.</w:t>
-      </w:r>
-    </w:p>
-    <w:p>
-      <w:pPr>
-        <w:spacing w:line="336" w:lineRule="auto" w:after="180"/>
-      </w:pPr>
-      <w:r>
-        <w:rPr>
-          <w:b w:val="0"/>
-        </w:rPr>
-        <w:t>Weight-change claim is contradicted by the version record. Stale cache is a supported candidate explanation; preserve timeline and test it with controlled reproduction.</w:t>
-      </w:r>
-    </w:p>
-    <w:p>
-      <w:pPr>
-        <w:pStyle w:val="Heading3"/>
-      </w:pPr>
-      <w:r>
-        <w:t>Model the reasoning aloud · 4</w:t>
-      </w:r>
-    </w:p>
-    <w:p>
-      <w:pPr>
-        <w:spacing w:line="336" w:lineRule="auto" w:after="180"/>
-      </w:pPr>
-      <w:r>
-        <w:rPr>
-          <w:b w:val="0"/>
-        </w:rPr>
-        <w:t xml:space="preserve">Compare the intermediate </w:t>
-      </w:r>
-      <w:r>
-        <w:rPr>
-          <w:b/>
-        </w:rPr>
-        <w:t>evidence</w:t>
-      </w:r>
-      <w:r>
-        <w:rPr>
-          <w:b w:val="0"/>
-        </w:rPr>
-        <w:t xml:space="preserve"> with the final statement. Explain why each number or decision follows from the stated </w:t>
-      </w:r>
-      <w:r>
-        <w:rPr>
-          <w:b/>
-        </w:rPr>
-        <w:t>input</w:t>
-      </w:r>
-      <w:r>
-        <w:rPr>
-          <w:b w:val="0"/>
-        </w:rPr>
-        <w:t>s.</w:t>
-      </w:r>
-    </w:p>
-    <w:p>
-      <w:pPr>
-        <w:spacing w:line="336" w:lineRule="auto" w:after="180"/>
-      </w:pPr>
-      <w:r>
-        <w:rPr>
-          <w:b w:val="0"/>
-        </w:rPr>
-        <w:t xml:space="preserve">The conclusion belongs to this scenario and procedure; changing the </w:t>
-      </w:r>
-      <w:r>
-        <w:rPr>
-          <w:b/>
-        </w:rPr>
-        <w:t>input</w:t>
-      </w:r>
-      <w:r>
-        <w:rPr>
-          <w:b w:val="0"/>
-        </w:rPr>
-        <w:t>s, evaluation population or authority can change what it establishes. Retain the raw record so a later revision can be compared honestly.</w:t>
       </w:r>
     </w:p>
     <w:tbl>
@@ -1413,53 +2432,10 @@
     </w:p>
     <w:p>
       <w:pPr>
-        <w:spacing w:line="336" w:lineRule="auto" w:after="180"/>
-      </w:pPr>
-      <w:r>
-        <w:rPr>
-          <w:b w:val="0"/>
-        </w:rPr>
-        <w:t xml:space="preserve">An </w:t>
-      </w:r>
-      <w:r>
-        <w:rPr>
-          <w:b/>
-        </w:rPr>
-        <w:t>incident timeline</w:t>
-      </w:r>
-      <w:r>
-        <w:rPr>
-          <w:b w:val="0"/>
-        </w:rPr>
-        <w:t>. After a schedule update, a service gives an old classroom location.</w:t>
-      </w:r>
-    </w:p>
-    <w:p>
-      <w:pPr>
         <w:pStyle w:val="Heading3"/>
       </w:pPr>
       <w:r>
         <w:t>The facts we will use</w:t>
-      </w:r>
-    </w:p>
-    <w:p>
-      <w:pPr>
-        <w:pStyle w:val="Heading3"/>
-      </w:pPr>
-      <w:r>
-        <w:t>Supplied facts</w:t>
-      </w:r>
-    </w:p>
-    <w:p>
-      <w:pPr>
-        <w:spacing w:line="336" w:lineRule="auto" w:after="180"/>
-        <w:shd w:fill="F1F6FC"/>
-      </w:pPr>
-      <w:r>
-        <w:rPr>
-          <w:b w:val="0"/>
-        </w:rPr>
-        <w:t>14:00 version 6 publishes room D; 14:05 answer uses version 5 room C; 14:06 user reports mismatch.</w:t>
       </w:r>
     </w:p>
     <w:p>
@@ -1467,7 +2443,7 @@
         <w:drawing>
           <wp:inline xmlns:a="http://schemas.openxmlformats.org/drawingml/2006/main" xmlns:pic="http://schemas.openxmlformats.org/drawingml/2006/picture">
             <wp:extent cx="5486400" cy="5225143"/>
-            <wp:docPr id="1" name="Picture 1" descr="Incident investigation. Order events: The new source predates the request and report.. Locate stale evidence: The answer trace identifies version 5 rather than current version 6.. Test explanation: Reproduce version selection with controlled fixtures before naming the exact bug."/>
+            <wp:docPr id="2" name="Picture 2" descr="Incident investigation. Order events: The new source predates the request and report.. Locate stale evidence: The answer trace identifies version 5 rather than current version 6.. Test explanation: Reproduce version selection with controlled fixtures before naming the exact bug."/>
             <wp:cNvGraphicFramePr>
               <a:graphicFrameLocks noChangeAspect="1"/>
             </wp:cNvGraphicFramePr>
@@ -1479,7 +2455,7 @@
                     <pic:cNvPicPr/>
                   </pic:nvPicPr>
                   <pic:blipFill>
-                    <a:blip r:embed="rId9"/>
+                    <a:blip r:embed="rId10"/>
                     <a:stretch>
                       <a:fillRect/>
                     </a:stretch>
@@ -1503,114 +2479,7 @@
         <w:pStyle w:val="Heading3"/>
       </w:pPr>
       <w:r>
-        <w:t>Read the picture one step at a time</w:t>
-      </w:r>
-    </w:p>
-    <w:tbl>
-      <w:tblPr>
-        <w:tblStyle w:val="LightShading-Accent1"/>
-        <w:tblW w:type="auto" w:w="0"/>
-        <w:tblLook w:firstColumn="1" w:firstRow="1" w:lastColumn="0" w:lastRow="0" w:noHBand="0" w:noVBand="1" w:val="04A0"/>
-      </w:tblPr>
-      <w:tblGrid>
-        <w:gridCol w:w="5112"/>
-        <w:gridCol w:w="5112"/>
-      </w:tblGrid>
-      <w:tr>
-        <w:trPr>
-          <w:tblHeader/>
-        </w:trPr>
-        <w:tc>
-          <w:tcPr>
-            <w:tcW w:type="dxa" w:w="5112"/>
-          </w:tcPr>
-          <w:p>
-            <w:r>
-              <w:t>Step</w:t>
-            </w:r>
-          </w:p>
-        </w:tc>
-        <w:tc>
-          <w:tcPr>
-            <w:tcW w:type="dxa" w:w="5112"/>
-          </w:tcPr>
-          <w:p>
-            <w:r>
-              <w:t>What happens and why</w:t>
-            </w:r>
-          </w:p>
-        </w:tc>
-      </w:tr>
-      <w:tr>
-        <w:tc>
-          <w:tcPr>
-            <w:tcW w:type="dxa" w:w="5112"/>
-          </w:tcPr>
-          <w:p>
-            <w:r>
-              <w:t>1. Order events</w:t>
-            </w:r>
-          </w:p>
-        </w:tc>
-        <w:tc>
-          <w:tcPr>
-            <w:tcW w:type="dxa" w:w="5112"/>
-          </w:tcPr>
-          <w:p>
-            <w:r>
-              <w:t>The new source predates the request and report.</w:t>
-            </w:r>
-          </w:p>
-        </w:tc>
-      </w:tr>
-      <w:tr>
-        <w:tc>
-          <w:tcPr>
-            <w:tcW w:type="dxa" w:w="5112"/>
-          </w:tcPr>
-          <w:p>
-            <w:r>
-              <w:t>2. Locate stale evidence</w:t>
-            </w:r>
-          </w:p>
-        </w:tc>
-        <w:tc>
-          <w:tcPr>
-            <w:tcW w:type="dxa" w:w="5112"/>
-          </w:tcPr>
-          <w:p>
-            <w:r>
-              <w:t>The answer trace identifies version 5 rather than current version 6.</w:t>
-            </w:r>
-          </w:p>
-        </w:tc>
-      </w:tr>
-      <w:tr>
-        <w:tc>
-          <w:tcPr>
-            <w:tcW w:type="dxa" w:w="5112"/>
-          </w:tcPr>
-          <w:p>
-            <w:r>
-              <w:t>3. Test explanation</w:t>
-            </w:r>
-          </w:p>
-        </w:tc>
-        <w:tc>
-          <w:tcPr>
-            <w:tcW w:type="dxa" w:w="5112"/>
-          </w:tcPr>
-          <w:p>
-            <w:r>
-              <w:t>Reproduce version selection with controlled fixtures before naming the exact bug.</w:t>
-            </w:r>
-          </w:p>
-        </w:tc>
-      </w:tr>
-    </w:tbl>
-    <w:p>
-      <w:r>
-        <w:t>Match each pictured step to the supplied facts. This is a worked teaching case, not an independent assessment.</w:t>
+        <w:t>Why this result follows</w:t>
       </w:r>
     </w:p>
     <w:p>
@@ -1618,7 +2487,7 @@
         <w:pStyle w:val="Heading3"/>
       </w:pPr>
       <w:r>
-        <w:t>Why this result follows</w:t>
+        <w:t>What this example does not establish</w:t>
       </w:r>
     </w:p>
     <w:p>
@@ -1626,149 +2495,168 @@
         <w:pStyle w:val="Heading3"/>
       </w:pPr>
       <w:r>
-        <w:t>Why the result follows</w:t>
+        <w:t>Change one thing in the pictured case</w:t>
       </w:r>
     </w:p>
     <w:p>
       <w:pPr>
-        <w:spacing w:line="336" w:lineRule="auto" w:after="180"/>
-        <w:shd w:fill="F1F6FC"/>
-      </w:pPr>
-      <w:r>
-        <w:rPr>
-          <w:b w:val="0"/>
-        </w:rPr>
-        <w:t xml:space="preserve">A timeline separates observed events from a proposed cause. </w:t>
-      </w:r>
-      <w:r>
-        <w:rPr>
-          <w:b/>
-        </w:rPr>
-        <w:t>Evidence</w:t>
-      </w:r>
-      <w:r>
-        <w:rPr>
-          <w:b w:val="0"/>
-        </w:rPr>
-        <w:t xml:space="preserve"> can locate a mismatch without yet explaining why it happened.</w:t>
+        <w:pStyle w:val="Heading3"/>
+      </w:pPr>
+      <w:r>
+        <w:t>Ask while showing the picture</w:t>
       </w:r>
     </w:p>
     <w:p>
       <w:pPr>
-        <w:pStyle w:val="Heading3"/>
-      </w:pPr>
-      <w:r>
-        <w:t>What this example does not establish</w:t>
+        <w:spacing w:line="336" w:lineRule="auto" w:after="180"/>
+      </w:pPr>
+      <w:r>
+        <w:rPr>
+          <w:b w:val="0"/>
+        </w:rPr>
+        <w:t xml:space="preserve">Cover the result. Ask learners to name the </w:t>
+      </w:r>
+      <w:r>
+        <w:rPr>
+          <w:b/>
+        </w:rPr>
+        <w:t>input</w:t>
+      </w:r>
+      <w:r>
+        <w:rPr>
+          <w:b w:val="0"/>
+        </w:rPr>
+        <w:t xml:space="preserve">s and predict the next step. Uncover one step, connect the icon to the actual procedure, and explain its </w:t>
+      </w:r>
+      <w:r>
+        <w:rPr>
+          <w:b/>
+        </w:rPr>
+        <w:t>evidence</w:t>
+      </w:r>
+      <w:r>
+        <w:rPr>
+          <w:b w:val="0"/>
+        </w:rPr>
+        <w:t>. Then change the supplied condition and compare.</w:t>
       </w:r>
     </w:p>
     <w:p>
       <w:pPr>
-        <w:pStyle w:val="Heading3"/>
-      </w:pPr>
-      <w:r>
-        <w:t>Keep the stated limit</w:t>
+        <w:spacing w:line="336" w:lineRule="auto" w:after="180"/>
+      </w:pPr>
+      <w:r>
+        <w:rPr>
+          <w:b w:val="0"/>
+        </w:rPr>
+        <w:t>The picture is a representation; it does not document execution of a real AI model.</w:t>
       </w:r>
     </w:p>
     <w:p>
       <w:pPr>
-        <w:spacing w:line="336" w:lineRule="auto" w:after="180"/>
-        <w:shd w:fill="FFF5E6"/>
-      </w:pPr>
-      <w:r>
-        <w:rPr>
-          <w:b w:val="0"/>
-        </w:rPr>
-        <w:t>Missing events may change the account; temporal order alone does not prove causation.</w:t>
+        <w:pStyle w:val="Heading1"/>
+      </w:pPr>
+      <w:r>
+        <w:t>03. Model a step,then remove help</w:t>
       </w:r>
     </w:p>
     <w:p>
-      <w:pPr>
-        <w:pStyle w:val="Heading3"/>
-      </w:pPr>
-      <w:r>
-        <w:t>Change one thing in the pictured case</w:t>
+      <w:r>
+        <w:t>Collect each learner’s reasoning before showing a key.</w:t>
       </w:r>
     </w:p>
     <w:p>
       <w:pPr>
-        <w:pStyle w:val="Heading3"/>
-      </w:pPr>
-      <w:r>
-        <w:t>Change one thing</w:t>
+        <w:pStyle w:val="Heading2"/>
+      </w:pPr>
+      <w:r>
+        <w:t>Current completion task and checked reasoning</w:t>
       </w:r>
     </w:p>
     <w:p>
       <w:pPr>
         <w:spacing w:line="336" w:lineRule="auto" w:after="180"/>
-        <w:shd w:fill="F5F1FB"/>
       </w:pPr>
       <w:r>
         <w:rPr>
           <w:b w:val="0"/>
         </w:rPr>
-        <w:t>Change: Trace instead shows version 6 retrieved and room C drafted.</w:t>
+        <w:t>Completion task: At 09:00 corpus updates; 09:05 stale cache response; 09:06 cache disabled. Team says model weights changed, but weight version is unchanged. Show the intermediate steps and give the conclusion with its scope.</w:t>
       </w:r>
     </w:p>
     <w:p>
       <w:pPr>
-        <w:pStyle w:val="Heading3"/>
-      </w:pPr>
-      <w:r>
-        <w:t>Predicted result</w:t>
+        <w:spacing w:line="336" w:lineRule="auto" w:after="180"/>
+      </w:pPr>
+      <w:r>
+        <w:rPr>
+          <w:b w:val="0"/>
+        </w:rPr>
+        <w:t>Teacher check: Teacher explanation: Weight-change claim is contradicted by the version record. Stale cache is a supported candidate explanation; preserve timeline and test it with controlled reproduction.</w:t>
       </w:r>
     </w:p>
     <w:p>
       <w:pPr>
         <w:spacing w:line="336" w:lineRule="auto" w:after="180"/>
-        <w:shd w:fill="F1F6FC"/>
-      </w:pPr>
+      </w:pPr>
+      <w:r>
+        <w:rPr>
+          <w:b w:val="0"/>
+        </w:rPr>
+        <w:t xml:space="preserve">Start by identifying the given </w:t>
+      </w:r>
       <w:r>
         <w:rPr>
           <w:b/>
         </w:rPr>
-        <w:t>Prediction</w:t>
+        <w:t>input</w:t>
       </w:r>
       <w:r>
         <w:rPr>
           <w:b w:val="0"/>
         </w:rPr>
-        <w:t>: Investigate drafting or validation before blaming caching.</w:t>
+        <w:t>s together. Leave the intermediate steps blank. If needed, model one step, then withdraw that help on the next step. Move to a full trace only when the partial trace is understood.</w:t>
       </w:r>
     </w:p>
     <w:p>
       <w:pPr>
-        <w:pStyle w:val="Heading3"/>
-      </w:pPr>
-      <w:r>
-        <w:t>Why the result follows</w:t>
+        <w:spacing w:line="336" w:lineRule="auto" w:after="180"/>
+      </w:pPr>
+      <w:r>
+        <w:rPr>
+          <w:b w:val="0"/>
+        </w:rPr>
+        <w:t>For partners, alternate explainer and checker; collect a response from every learner before discussion.</w:t>
       </w:r>
     </w:p>
     <w:p>
       <w:pPr>
-        <w:spacing w:line="336" w:lineRule="auto" w:after="180"/>
-        <w:shd w:fill="F1F6FC"/>
-      </w:pPr>
-      <w:r>
-        <w:rPr>
-          <w:b w:val="0"/>
-        </w:rPr>
-        <w:t>Reason: The mismatch now appears after retrieval.</w:t>
+        <w:pStyle w:val="Heading2"/>
+      </w:pPr>
+      <w:r>
+        <w:t>Individual misconception check</w:t>
       </w:r>
     </w:p>
     <w:p>
       <w:pPr>
-        <w:pStyle w:val="Heading3"/>
-      </w:pPr>
-      <w:r>
-        <w:t>Ask while showing the picture</w:t>
+        <w:spacing w:line="336" w:lineRule="auto" w:after="180"/>
+      </w:pPr>
+      <w:r>
+        <w:rPr>
+          <w:b w:val="0"/>
+        </w:rPr>
+        <w:t>Use the worked case for Incident investigation. Proposed explanation: “The worked result establishes every future case”. Decide whether this explanation is supported.</w:t>
       </w:r>
     </w:p>
     <w:p>
       <w:pPr>
-        <w:pStyle w:val="Heading3"/>
-      </w:pPr>
-      <w:r>
-        <w:t>Ask while showing the picture · 5</w:t>
+        <w:spacing w:line="336" w:lineRule="auto" w:after="180"/>
+      </w:pPr>
+      <w:r>
+        <w:rPr>
+          <w:b w:val="0"/>
+        </w:rPr>
+        <w:t>Point to the step or supplied fact that decides; explain your repair if needed.</w:t>
       </w:r>
     </w:p>
     <w:p>
@@ -1779,31 +2667,7 @@
         <w:rPr>
           <w:b w:val="0"/>
         </w:rPr>
-        <w:t xml:space="preserve">Cover the result. Ask learners to name the </w:t>
-      </w:r>
-      <w:r>
-        <w:rPr>
-          <w:b/>
-        </w:rPr>
-        <w:t>input</w:t>
-      </w:r>
-      <w:r>
-        <w:rPr>
-          <w:b w:val="0"/>
-        </w:rPr>
-        <w:t xml:space="preserve">s and predict the next step. Uncover one step, connect the icon to the actual procedure, and explain its </w:t>
-      </w:r>
-      <w:r>
-        <w:rPr>
-          <w:b/>
-        </w:rPr>
-        <w:t>evidence</w:t>
-      </w:r>
-      <w:r>
-        <w:rPr>
-          <w:b w:val="0"/>
-        </w:rPr>
-        <w:t>. Then change the supplied condition and compare.</w:t>
+        <w:t>Expected correction: A plausible narrative needs controlled or record-based confirmation and must preserve unknowns.</w:t>
       </w:r>
     </w:p>
     <w:p>
@@ -1814,20 +2678,202 @@
         <w:rPr>
           <w:b w:val="0"/>
         </w:rPr>
-        <w:t>The picture is a representation; it does not document execution of a real AI model.</w:t>
+        <w:t>Collect explanations, not only yes/no votes. If a misunderstanding is common, re-model the relevant step for the class.</w:t>
       </w:r>
     </w:p>
     <w:p>
       <w:pPr>
-        <w:pStyle w:val="Heading1"/>
-      </w:pPr>
-      <w:r>
-        <w:t>03. Demonstrate and guide practice</w:t>
+        <w:spacing w:line="336" w:lineRule="auto" w:after="180"/>
+      </w:pPr>
+      <w:r>
+        <w:rPr>
+          <w:b w:val="0"/>
+        </w:rPr>
+        <w:t>If it affects a few learners, give a short targeted group explanation while others solve a more demanding variation.</w:t>
       </w:r>
     </w:p>
     <w:p>
-      <w:r>
-        <w:t>Demonstrate Incident investigation, reduce support deliberately and check individual reasoning before discussing answers.</w:t>
+      <w:pPr>
+        <w:pStyle w:val="Heading2"/>
+      </w:pPr>
+      <w:r>
+        <w:t>Pictured reasoning and changed case</w:t>
+      </w:r>
+    </w:p>
+    <w:p>
+      <w:pPr>
+        <w:spacing w:line="336" w:lineRule="auto" w:after="180"/>
+      </w:pPr>
+      <w:r>
+        <w:rPr>
+          <w:b w:val="0"/>
+        </w:rPr>
+        <w:t xml:space="preserve">Order the three incident records and locate the old </w:t>
+      </w:r>
+      <w:r>
+        <w:rPr>
+          <w:b/>
+        </w:rPr>
+        <w:t>evidence</w:t>
+      </w:r>
+      <w:r>
+        <w:rPr>
+          <w:b w:val="0"/>
+        </w:rPr>
+        <w:t xml:space="preserve"> version. How does the investigation change if the trace instead retrieves version 6 but drafts room C?</w:t>
+      </w:r>
+    </w:p>
+    <w:p>
+      <w:pPr>
+        <w:spacing w:line="336" w:lineRule="auto" w:after="180"/>
+      </w:pPr>
+      <w:r>
+        <w:rPr>
+          <w:b w:val="0"/>
+        </w:rPr>
+        <w:t>The new source predates the request and report. The answer trace identifies version 5 rather than current version 6. Reproduce version selection with controlled fixtures before naming the exact bug.</w:t>
+      </w:r>
+    </w:p>
+    <w:p>
+      <w:pPr>
+        <w:spacing w:line="336" w:lineRule="auto" w:after="180"/>
+      </w:pPr>
+      <w:r>
+        <w:rPr>
+          <w:b w:val="0"/>
+        </w:rPr>
+        <w:t>Changed case: Investigate drafting or validation before blaming caching. The mismatch now appears after retrieval.</w:t>
+      </w:r>
+    </w:p>
+    <w:p>
+      <w:pPr>
+        <w:spacing w:line="336" w:lineRule="auto" w:after="180"/>
+      </w:pPr>
+      <w:r>
+        <w:rPr>
+          <w:b w:val="0"/>
+        </w:rPr>
+        <w:t>Changed-case reasoning: Investigate drafting or validation before blaming caching. The mismatch now appears after retrieval.</w:t>
+      </w:r>
+    </w:p>
+    <w:p>
+      <w:pPr>
+        <w:spacing w:line="336" w:lineRule="auto" w:after="180"/>
+      </w:pPr>
+      <w:r>
+        <w:rPr>
+          <w:b w:val="0"/>
+        </w:rPr>
+        <w:t xml:space="preserve">Collect each learner’s explanation before discussion. Use the first missing connection between </w:t>
+      </w:r>
+      <w:r>
+        <w:rPr>
+          <w:b/>
+        </w:rPr>
+        <w:t>input</w:t>
+      </w:r>
+      <w:r>
+        <w:rPr>
+          <w:b w:val="0"/>
+        </w:rPr>
+        <w:t xml:space="preserve">, deciding step and result to choose support. This question is worked-case practice, not fresh mastery </w:t>
+      </w:r>
+      <w:r>
+        <w:rPr>
+          <w:b/>
+        </w:rPr>
+        <w:t>evidence</w:t>
+      </w:r>
+      <w:r>
+        <w:rPr>
+          <w:b w:val="0"/>
+        </w:rPr>
+        <w:t>.</w:t>
+      </w:r>
+    </w:p>
+    <w:p>
+      <w:pPr>
+        <w:pStyle w:val="Heading2"/>
+      </w:pPr>
+      <w:r>
+        <w:t>Accessible support and extension</w:t>
+      </w:r>
+    </w:p>
+    <w:p>
+      <w:pPr>
+        <w:spacing w:line="336" w:lineRule="auto" w:after="180"/>
+      </w:pPr>
+      <w:r>
+        <w:rPr>
+          <w:b w:val="0"/>
+        </w:rPr>
+        <w:t xml:space="preserve">Use See how it works and Follow a worked example. Collect a </w:t>
+      </w:r>
+      <w:r>
+        <w:rPr>
+          <w:b/>
+        </w:rPr>
+        <w:t>prediction</w:t>
+      </w:r>
+      <w:r>
+        <w:rPr>
+          <w:b w:val="0"/>
+        </w:rPr>
+        <w:t xml:space="preserve"> before revealing its result; ask the learner to point to each intermediate fact.</w:t>
+      </w:r>
+    </w:p>
+    <w:p>
+      <w:pPr>
+        <w:spacing w:line="336" w:lineRule="auto" w:after="180"/>
+      </w:pPr>
+      <w:r>
+        <w:rPr>
+          <w:b w:val="0"/>
+        </w:rPr>
+        <w:t xml:space="preserve">Provide an </w:t>
+      </w:r>
+      <w:r>
+        <w:rPr>
+          <w:b/>
+        </w:rPr>
+        <w:t>input</w:t>
+      </w:r>
+      <w:r>
+        <w:rPr>
+          <w:b w:val="0"/>
+        </w:rPr>
+        <w:t>/procedure/result/limit frame and a calculator when needed. Ask students to identify the first step before completing the whole trace.</w:t>
+      </w:r>
+    </w:p>
+    <w:p>
+      <w:pPr>
+        <w:spacing w:line="336" w:lineRule="auto" w:after="180"/>
+      </w:pPr>
+      <w:r>
+        <w:rPr>
+          <w:b w:val="0"/>
+        </w:rPr>
+        <w:t xml:space="preserve">Extension: compare two concrete variants of this </w:t>
+      </w:r>
+      <w:r>
+        <w:rPr>
+          <w:b/>
+        </w:rPr>
+        <w:t>mechanism</w:t>
+      </w:r>
+      <w:r>
+        <w:rPr>
+          <w:b w:val="0"/>
+        </w:rPr>
+        <w:t xml:space="preserve"> while holding unrelated conditions fixed; report both successful and unsuccessful outcomes.</w:t>
+      </w:r>
+    </w:p>
+    <w:p>
+      <w:pPr>
+        <w:pStyle w:val="Heading2"/>
+      </w:pPr>
+      <w:r>
+        <w:t>Earlier wording, alternatives and picture transcripts · reference / check after trying</w:t>
       </w:r>
     </w:p>
     <w:tbl>
@@ -2044,71 +3090,26 @@
     </w:tbl>
     <w:p>
       <w:pPr>
-        <w:spacing w:line="336" w:lineRule="auto" w:after="180"/>
-      </w:pPr>
-      <w:r>
-        <w:rPr>
-          <w:b w:val="0"/>
-        </w:rPr>
-        <w:t xml:space="preserve">Use See how it works and Follow a worked example. Collect a </w:t>
-      </w:r>
-      <w:r>
-        <w:rPr>
-          <w:b/>
-        </w:rPr>
-        <w:t>prediction</w:t>
-      </w:r>
-      <w:r>
-        <w:rPr>
-          <w:b w:val="0"/>
-        </w:rPr>
-        <w:t xml:space="preserve"> before revealing its result; ask the learner to point to each intermediate fact.</w:t>
+        <w:pStyle w:val="Heading3"/>
+      </w:pPr>
+      <w:r>
+        <w:t>Reduce help deliberately</w:t>
       </w:r>
     </w:p>
     <w:p>
       <w:pPr>
-        <w:spacing w:line="336" w:lineRule="auto" w:after="180"/>
-      </w:pPr>
-      <w:r>
-        <w:rPr>
-          <w:b w:val="0"/>
-        </w:rPr>
-        <w:t xml:space="preserve">Provide an </w:t>
-      </w:r>
-      <w:r>
-        <w:rPr>
-          <w:b/>
-        </w:rPr>
-        <w:t>input</w:t>
-      </w:r>
-      <w:r>
-        <w:rPr>
-          <w:b w:val="0"/>
-        </w:rPr>
-        <w:t>/procedure/result/limit frame and a calculator when needed. Ask students to identify the first step before completing the whole trace.</w:t>
+        <w:pStyle w:val="Heading3"/>
+      </w:pPr>
+      <w:r>
+        <w:t>Individual reasoning check</w:t>
       </w:r>
     </w:p>
     <w:p>
       <w:pPr>
-        <w:spacing w:line="336" w:lineRule="auto" w:after="180"/>
-      </w:pPr>
-      <w:r>
-        <w:rPr>
-          <w:b w:val="0"/>
-        </w:rPr>
-        <w:t xml:space="preserve">Extension: compare two concrete variants of this </w:t>
-      </w:r>
-      <w:r>
-        <w:rPr>
-          <w:b/>
-        </w:rPr>
-        <w:t>mechanism</w:t>
-      </w:r>
-      <w:r>
-        <w:rPr>
-          <w:b w:val="0"/>
-        </w:rPr>
-        <w:t xml:space="preserve"> while holding unrelated conditions fixed; report both successful and unsuccessful outcomes.</w:t>
+        <w:pStyle w:val="Heading3"/>
+      </w:pPr>
+      <w:r>
+        <w:t>Pictorial practice question</w:t>
       </w:r>
     </w:p>
     <w:p>
@@ -2116,47 +3117,39 @@
         <w:pStyle w:val="Heading3"/>
       </w:pPr>
       <w:r>
-        <w:t>Reduce help deliberately</w:t>
+        <w:t>Reasoned teacher answer</w:t>
       </w:r>
     </w:p>
     <w:p>
       <w:pPr>
-        <w:pStyle w:val="Heading3"/>
-      </w:pPr>
-      <w:r>
-        <w:t>Completion practice</w:t>
+        <w:pStyle w:val="Heading1"/>
+      </w:pPr>
+      <w:r>
+        <w:t>04. Run the complete supplied investigation</w:t>
       </w:r>
     </w:p>
     <w:p>
-      <w:pPr>
-        <w:spacing w:line="336" w:lineRule="auto" w:after="180"/>
-        <w:shd w:fill="F5F1FB"/>
-      </w:pPr>
-      <w:r>
-        <w:rPr>
-          <w:b w:val="0"/>
-        </w:rPr>
-        <w:t>Completion task: At09:00 corpus updates; 09:05 stale cache response; 09:06 cache disabled. Team says model weights changed, but weight version is unchanged. Show the intermediate steps and give the conclusion with its scope.</w:t>
+      <w:r>
+        <w:t>Separate predictions,actual runs and paper traces.</w:t>
       </w:r>
     </w:p>
     <w:p>
       <w:pPr>
-        <w:pStyle w:val="Heading3"/>
-      </w:pPr>
-      <w:r>
-        <w:t>Reasoning to listen for</w:t>
+        <w:pStyle w:val="Heading2"/>
+      </w:pPr>
+      <w:r>
+        <w:t>Complete inputs,expected results and limits</w:t>
       </w:r>
     </w:p>
     <w:p>
       <w:pPr>
         <w:spacing w:line="336" w:lineRule="auto" w:after="180"/>
-        <w:shd w:fill="F1F6FC"/>
       </w:pPr>
       <w:r>
         <w:rPr>
           <w:b w:val="0"/>
         </w:rPr>
-        <w:t>Teacher check: Teacher explanation: Weight-change claim is contradicted by the version record. Stale cache is a supported candidate explanation; preserve timeline and test it with controlled reproduction.</w:t>
+        <w:t>Main unchanged declared weight version challenges a weight-change claim; stale cache is a candidate to test, not a proven cause. Picture old version 5 supports evidence-selection investigation; current version 6 with room C draft changes focus to handoff/drafting/checks.</w:t>
       </w:r>
     </w:p>
     <w:p>
@@ -2167,38 +3160,26 @@
         <w:rPr>
           <w:b w:val="0"/>
         </w:rPr>
-        <w:t xml:space="preserve">Start by identifying the given </w:t>
-      </w:r>
-      <w:r>
-        <w:rPr>
-          <w:b/>
-        </w:rPr>
-        <w:t>input</w:t>
-      </w:r>
-      <w:r>
-        <w:rPr>
-          <w:b w:val="0"/>
-        </w:rPr>
-        <w:t>s together. Leave the intermediate steps blank. If needed, model one step, then withdraw that help on the next step. Move to a full trace only when the partial trace is understood.</w:t>
+        <w:t>Selected 10:00 permission-config change and 10:03 restricted read: investigate configuration as a plausible candidate; replay authorized and denied fictional cases against old/new configurations with other settings fixed, expected outcomes recorded and no real restricted content exposed. Temporal sequence is insufficient proof.</w:t>
       </w:r>
     </w:p>
     <w:p>
       <w:pPr>
-        <w:spacing w:line="336" w:lineRule="auto" w:after="180"/>
-      </w:pPr>
-      <w:r>
-        <w:rPr>
-          <w:b w:val="0"/>
-        </w:rPr>
-        <w:t>For partners, alternate explainer and checker; collect a response from every learner before discussion.</w:t>
+        <w:pStyle w:val="Heading2"/>
+      </w:pPr>
+      <w:r>
+        <w:t>Diagnose the current misconceptions</w:t>
       </w:r>
     </w:p>
     <w:p>
       <w:pPr>
-        <w:pStyle w:val="Heading3"/>
-      </w:pPr>
-      <w:r>
-        <w:t>Individual reasoning check</w:t>
+        <w:spacing w:line="336" w:lineRule="auto" w:after="180"/>
+      </w:pPr>
+      <w:r>
+        <w:rPr>
+          <w:b w:val="0"/>
+        </w:rPr>
+        <w:t>The worked result establishes every future case: A plausible narrative needs controlled or record-based confirmation and must preserve unknowns.</w:t>
       </w:r>
     </w:p>
     <w:p>
@@ -2209,7 +3190,31 @@
         <w:rPr>
           <w:b w:val="0"/>
         </w:rPr>
-        <w:t>Use the worked case for Incident investigation. Proposed explanation: “The worked result establishes every future case”. Decide whether this explanation is supported.</w:t>
+        <w:t xml:space="preserve">A missing </w:t>
+      </w:r>
+      <w:r>
+        <w:rPr>
+          <w:b/>
+        </w:rPr>
+        <w:t>input</w:t>
+      </w:r>
+      <w:r>
+        <w:rPr>
+          <w:b w:val="0"/>
+        </w:rPr>
+        <w:t xml:space="preserve"> may be replaced without recording the change: A replacement changes the </w:t>
+      </w:r>
+      <w:r>
+        <w:rPr>
+          <w:b/>
+        </w:rPr>
+        <w:t>evidence</w:t>
+      </w:r>
+      <w:r>
+        <w:rPr>
+          <w:b w:val="0"/>
+        </w:rPr>
+        <w:t xml:space="preserve"> or contract. Record the change and its justification; do not silently turn unknown into a measured value.</w:t>
       </w:r>
     </w:p>
     <w:p>
@@ -2220,282 +3225,62 @@
         <w:rPr>
           <w:b w:val="0"/>
         </w:rPr>
-        <w:t>Point to the step or supplied fact that decides; explain your repair if needed.</w:t>
+        <w:t xml:space="preserve">Repeating an assessed case is new independent </w:t>
+      </w:r>
+      <w:r>
+        <w:rPr>
+          <w:b/>
+        </w:rPr>
+        <w:t>evidence</w:t>
+      </w:r>
+      <w:r>
+        <w:rPr>
+          <w:b w:val="0"/>
+        </w:rPr>
+        <w:t>: A replay checks consistency. An example used for feedback or revision cannot later be described as untouched final evaluation.</w:t>
       </w:r>
     </w:p>
     <w:p>
       <w:pPr>
-        <w:pStyle w:val="Heading3"/>
-      </w:pPr>
-      <w:r>
-        <w:t>Expected repair</w:t>
+        <w:spacing w:line="336" w:lineRule="auto" w:after="180"/>
+      </w:pPr>
+      <w:r>
+        <w:rPr>
+          <w:b w:val="0"/>
+        </w:rPr>
+        <w:t xml:space="preserve">Use Run the investigation for the </w:t>
+      </w:r>
+      <w:r>
+        <w:rPr>
+          <w:b/>
+        </w:rPr>
+        <w:t>evidence</w:t>
+      </w:r>
+      <w:r>
+        <w:rPr>
+          <w:b w:val="0"/>
+        </w:rPr>
+        <w:t xml:space="preserve"> ledger. Add a boundary or missing-</w:t>
+      </w:r>
+      <w:r>
+        <w:rPr>
+          <w:b/>
+        </w:rPr>
+        <w:t>input</w:t>
+      </w:r>
+      <w:r>
+        <w:rPr>
+          <w:b w:val="0"/>
+        </w:rPr>
+        <w:t xml:space="preserve"> case and record the expected response before checking. More successful repeats of one case do not establish wider coverage.</w:t>
       </w:r>
     </w:p>
     <w:p>
       <w:pPr>
-        <w:spacing w:line="336" w:lineRule="auto" w:after="180"/>
-        <w:shd w:fill="F1F6FC"/>
-      </w:pPr>
-      <w:r>
-        <w:rPr>
-          <w:b w:val="0"/>
-        </w:rPr>
-        <w:t>Expected correction: A plausible narrative needs controlled or record-based confirmation and must preserve unknowns.</w:t>
-      </w:r>
-    </w:p>
-    <w:p>
-      <w:pPr>
-        <w:spacing w:line="336" w:lineRule="auto" w:after="180"/>
-      </w:pPr>
-      <w:r>
-        <w:rPr>
-          <w:b w:val="0"/>
-        </w:rPr>
-        <w:t>Collect explanations, not only yes/no votes. If a misunderstanding is common, re-model the relevant step for the class.</w:t>
-      </w:r>
-    </w:p>
-    <w:p>
-      <w:pPr>
-        <w:spacing w:line="336" w:lineRule="auto" w:after="180"/>
-      </w:pPr>
-      <w:r>
-        <w:rPr>
-          <w:b w:val="0"/>
-        </w:rPr>
-        <w:t>If it affects a few learners, give a short targeted group explanation while others solve a more demanding variation.</w:t>
-      </w:r>
-    </w:p>
-    <w:p>
-      <w:pPr>
-        <w:pStyle w:val="Heading3"/>
-      </w:pPr>
-      <w:r>
-        <w:t>Pictorial practice question</w:t>
-      </w:r>
-    </w:p>
-    <w:p>
-      <w:pPr>
-        <w:spacing w:line="336" w:lineRule="auto" w:after="180"/>
-        <w:shd w:fill="F5F1FB"/>
-      </w:pPr>
-      <w:r>
-        <w:rPr>
-          <w:b w:val="0"/>
-        </w:rPr>
-        <w:t xml:space="preserve">Order the three incident records and locate the old </w:t>
-      </w:r>
-      <w:r>
-        <w:rPr>
-          <w:b/>
-        </w:rPr>
-        <w:t>evidence</w:t>
-      </w:r>
-      <w:r>
-        <w:rPr>
-          <w:b w:val="0"/>
-        </w:rPr>
-        <w:t xml:space="preserve"> version. How does the investigation change if the trace instead retrieves version 6 but drafts room C?</w:t>
-      </w:r>
-    </w:p>
-    <w:p>
-      <w:pPr>
-        <w:pStyle w:val="Heading3"/>
-      </w:pPr>
-      <w:r>
-        <w:t>Reasoned teacher answer</w:t>
-      </w:r>
-    </w:p>
-    <w:p>
-      <w:pPr>
-        <w:spacing w:line="336" w:lineRule="auto" w:after="180"/>
-      </w:pPr>
-      <w:r>
-        <w:rPr>
-          <w:b w:val="0"/>
-        </w:rPr>
-        <w:t>The new source predates the request and report. The answer trace identifies version 5 rather than current version 6. Reproduce version selection with controlled fixtures before naming the exact bug.</w:t>
-      </w:r>
-    </w:p>
-    <w:p>
-      <w:pPr>
-        <w:spacing w:line="336" w:lineRule="auto" w:after="180"/>
-      </w:pPr>
-      <w:r>
-        <w:rPr>
-          <w:b w:val="0"/>
-        </w:rPr>
-        <w:t>Changed case: Investigate drafting or validation before blaming caching. The mismatch now appears after retrieval.</w:t>
-      </w:r>
-    </w:p>
-    <w:p>
-      <w:pPr>
-        <w:spacing w:line="336" w:lineRule="auto" w:after="180"/>
-      </w:pPr>
-      <w:r>
-        <w:rPr>
-          <w:b w:val="0"/>
-        </w:rPr>
-        <w:t>Changed-case reasoning: Investigate drafting or validation before blaming caching. The mismatch now appears after retrieval.</w:t>
-      </w:r>
-    </w:p>
-    <w:p>
-      <w:pPr>
-        <w:spacing w:line="336" w:lineRule="auto" w:after="180"/>
-      </w:pPr>
-      <w:r>
-        <w:rPr>
-          <w:b w:val="0"/>
-        </w:rPr>
-        <w:t xml:space="preserve">Collect each learner’s explanation before discussion. Use the first missing connection between </w:t>
-      </w:r>
-      <w:r>
-        <w:rPr>
-          <w:b/>
-        </w:rPr>
-        <w:t>input</w:t>
-      </w:r>
-      <w:r>
-        <w:rPr>
-          <w:b w:val="0"/>
-        </w:rPr>
-        <w:t xml:space="preserve">, deciding step and result to choose support. This question is worked-case practice, not fresh mastery </w:t>
-      </w:r>
-      <w:r>
-        <w:rPr>
-          <w:b/>
-        </w:rPr>
-        <w:t>evidence</w:t>
-      </w:r>
-      <w:r>
-        <w:rPr>
-          <w:b w:val="0"/>
-        </w:rPr>
-        <w:t>.</w:t>
-      </w:r>
-    </w:p>
-    <w:p>
-      <w:pPr>
-        <w:pStyle w:val="Heading1"/>
-      </w:pPr>
-      <w:r>
-        <w:t>04. Run the investigation and diagnose misconceptions</w:t>
-      </w:r>
-    </w:p>
-    <w:p>
-      <w:r>
-        <w:t>Run the Incident investigation investigation and use the first unsupported step to choose a teaching response.</w:t>
-      </w:r>
-    </w:p>
-    <w:p>
-      <w:pPr>
-        <w:spacing w:line="336" w:lineRule="auto" w:after="180"/>
-      </w:pPr>
-      <w:r>
-        <w:rPr>
-          <w:b w:val="0"/>
-        </w:rPr>
-        <w:t>The worked result establishes every future case: A plausible narrative needs controlled or record-based confirmation and must preserve unknowns.</w:t>
-      </w:r>
-    </w:p>
-    <w:p>
-      <w:pPr>
-        <w:spacing w:line="336" w:lineRule="auto" w:after="180"/>
-      </w:pPr>
-      <w:r>
-        <w:rPr>
-          <w:b w:val="0"/>
-        </w:rPr>
-        <w:t xml:space="preserve">A missing </w:t>
-      </w:r>
-      <w:r>
-        <w:rPr>
-          <w:b/>
-        </w:rPr>
-        <w:t>input</w:t>
-      </w:r>
-      <w:r>
-        <w:rPr>
-          <w:b w:val="0"/>
-        </w:rPr>
-        <w:t xml:space="preserve"> may be replaced without recording the change: A replacement changes the </w:t>
-      </w:r>
-      <w:r>
-        <w:rPr>
-          <w:b/>
-        </w:rPr>
-        <w:t>evidence</w:t>
-      </w:r>
-      <w:r>
-        <w:rPr>
-          <w:b w:val="0"/>
-        </w:rPr>
-        <w:t xml:space="preserve"> or contract. Record the change and its justification; do not silently turn unknown into a measured value.</w:t>
-      </w:r>
-    </w:p>
-    <w:p>
-      <w:pPr>
-        <w:spacing w:line="336" w:lineRule="auto" w:after="180"/>
-      </w:pPr>
-      <w:r>
-        <w:rPr>
-          <w:b w:val="0"/>
-        </w:rPr>
-        <w:t xml:space="preserve">Repeating an assessed case is new independent </w:t>
-      </w:r>
-      <w:r>
-        <w:rPr>
-          <w:b/>
-        </w:rPr>
-        <w:t>evidence</w:t>
-      </w:r>
-      <w:r>
-        <w:rPr>
-          <w:b w:val="0"/>
-        </w:rPr>
-        <w:t>: A replay checks consistency. An example used for feedback or revision cannot later be described as untouched final evaluation.</w:t>
-      </w:r>
-    </w:p>
-    <w:p>
-      <w:pPr>
-        <w:spacing w:line="336" w:lineRule="auto" w:after="180"/>
-      </w:pPr>
-      <w:r>
-        <w:rPr>
-          <w:b w:val="0"/>
-        </w:rPr>
-        <w:t xml:space="preserve">Use Run the investigation for the </w:t>
-      </w:r>
-      <w:r>
-        <w:rPr>
-          <w:b/>
-        </w:rPr>
-        <w:t>evidence</w:t>
-      </w:r>
-      <w:r>
-        <w:rPr>
-          <w:b w:val="0"/>
-        </w:rPr>
-        <w:t xml:space="preserve"> ledger. Add a boundary or missing-</w:t>
-      </w:r>
-      <w:r>
-        <w:rPr>
-          <w:b/>
-        </w:rPr>
-        <w:t>input</w:t>
-      </w:r>
-      <w:r>
-        <w:rPr>
-          <w:b w:val="0"/>
-        </w:rPr>
-        <w:t xml:space="preserve"> case and record the expected response before checking. More successful repeats of one case do not establish wider coverage.</w:t>
-      </w:r>
-    </w:p>
-    <w:p>
-      <w:pPr>
-        <w:pStyle w:val="Heading3"/>
-      </w:pPr>
-      <w:r>
-        <w:t>Match the support to the first error</w:t>
+        <w:pStyle w:val="Heading2"/>
+      </w:pPr>
+      <w:r>
+        <w:t>Choose accessible support</w:t>
       </w:r>
     </w:p>
     <w:tbl>
@@ -2668,45 +3453,39 @@
     </w:p>
     <w:p>
       <w:pPr>
-        <w:pStyle w:val="Heading1"/>
-      </w:pPr>
-      <w:r>
-        <w:t>05. Assess and explain the answers</w:t>
+        <w:pStyle w:val="Heading2"/>
+      </w:pPr>
+      <w:r>
+        <w:t>Earlier wording, alternatives and picture transcripts · reference / check after trying</w:t>
       </w:r>
     </w:p>
     <w:p>
-      <w:r>
-        <w:t>Use the Incident investigation questions, teacher keys and criteria after the relevant attempts. Previously discussed cases are practice; protect the separately selected independent task.</w:t>
+      <w:pPr>
+        <w:pStyle w:val="Heading3"/>
+      </w:pPr>
+      <w:r>
+        <w:t>Match the support to the first error</w:t>
       </w:r>
     </w:p>
     <w:p>
       <w:pPr>
-        <w:pStyle w:val="Heading3"/>
-      </w:pPr>
-      <w:r>
-        <w:t>Guided and exit questions</w:t>
+        <w:pStyle w:val="Heading1"/>
+      </w:pPr>
+      <w:r>
+        <w:t>05. Assess the new service scenario</w:t>
       </w:r>
     </w:p>
     <w:p>
-      <w:pPr>
-        <w:spacing w:line="336" w:lineRule="auto" w:after="180"/>
-      </w:pPr>
-      <w:r>
-        <w:rPr>
-          <w:b w:val="0"/>
-        </w:rPr>
-        <w:t>Guided: Weight-change claim is contradicted by the version record. Stale cache is a supported candidate explanation; preserve timeline and test it with controlled reproduction.</w:t>
+      <w:r>
+        <w:t>Keep the selected answer private until after a first attempt.</w:t>
       </w:r>
     </w:p>
     <w:p>
       <w:pPr>
-        <w:spacing w:line="336" w:lineRule="auto" w:after="180"/>
-      </w:pPr>
-      <w:r>
-        <w:rPr>
-          <w:b w:val="0"/>
-        </w:rPr>
-        <w:t>Qualification: A plausible narrative needs controlled or record-based confirmation and must preserve unknowns.</w:t>
+        <w:pStyle w:val="Heading2"/>
+      </w:pPr>
+      <w:r>
+        <w:t>Selected independent task and checked answer</w:t>
       </w:r>
     </w:p>
     <w:p>
@@ -2717,595 +3496,26 @@
         <w:rPr>
           <w:b w:val="0"/>
         </w:rPr>
-        <w:t xml:space="preserve">Exit: accept a concrete variation with its predicted outcome and a stated condition that would challenge the </w:t>
-      </w:r>
-      <w:r>
-        <w:rPr>
-          <w:b/>
-        </w:rPr>
-        <w:t>mechanism</w:t>
-      </w:r>
-      <w:r>
-        <w:rPr>
-          <w:b w:val="0"/>
-        </w:rPr>
-        <w:t xml:space="preserve">; reject a claim resting on unmeasured </w:t>
-      </w:r>
-      <w:r>
-        <w:rPr>
-          <w:b/>
-        </w:rPr>
-        <w:t>evidence</w:t>
-      </w:r>
-      <w:r>
-        <w:rPr>
-          <w:b w:val="0"/>
-        </w:rPr>
-        <w:t>.</w:t>
+        <w:t>Selected case: 10:00 permissions config changes; 10:03 restricted read; model version unchanged. Name a plausible cause and one test.</w:t>
       </w:r>
     </w:p>
     <w:p>
       <w:pPr>
-        <w:pStyle w:val="Heading3"/>
-      </w:pPr>
-      <w:r>
-        <w:t>W1 Explain the mechanism</w:t>
+        <w:spacing w:line="336" w:lineRule="auto" w:after="180"/>
+      </w:pPr>
+      <w:r>
+        <w:rPr>
+          <w:b w:val="0"/>
+        </w:rPr>
+        <w:t>Teacher explanation: Investigate permission/config change; replay authorised and denied cases against old/new config without exposing real restricted content. Temporal order alone is not proof.</w:t>
       </w:r>
     </w:p>
     <w:p>
       <w:pPr>
-        <w:pStyle w:val="Heading3"/>
-      </w:pPr>
-      <w:r>
-        <w:t>Workbook question · W1</w:t>
-      </w:r>
-    </w:p>
-    <w:p>
-      <w:pPr>
-        <w:spacing w:line="336" w:lineRule="auto" w:after="180"/>
-        <w:shd w:fill="F5F1FB"/>
-      </w:pPr>
-      <w:r>
-        <w:rPr>
-          <w:b w:val="0"/>
-        </w:rPr>
-        <w:t xml:space="preserve">Explain the weekly </w:t>
-      </w:r>
-      <w:r>
-        <w:rPr>
-          <w:b/>
-        </w:rPr>
-        <w:t>mechanism</w:t>
-      </w:r>
-      <w:r>
-        <w:rPr>
-          <w:b w:val="0"/>
-        </w:rPr>
-        <w:t xml:space="preserve"> in your own words. Use the worked scenario to name its </w:t>
-      </w:r>
-      <w:r>
-        <w:rPr>
-          <w:b/>
-        </w:rPr>
-        <w:t>input</w:t>
-      </w:r>
-      <w:r>
-        <w:rPr>
-          <w:b w:val="0"/>
-        </w:rPr>
-        <w:t xml:space="preserve">, decision rule and </w:t>
-      </w:r>
-      <w:r>
-        <w:rPr>
-          <w:b/>
-        </w:rPr>
-        <w:t>output</w:t>
-      </w:r>
-      <w:r>
-        <w:rPr>
-          <w:b w:val="0"/>
-        </w:rPr>
-        <w:t>.</w:t>
-      </w:r>
-    </w:p>
-    <w:p>
-      <w:pPr>
-        <w:pStyle w:val="Heading3"/>
-      </w:pPr>
-      <w:r>
-        <w:t>Teacher reasoning · W1</w:t>
-      </w:r>
-    </w:p>
-    <w:p>
-      <w:pPr>
-        <w:spacing w:line="336" w:lineRule="auto" w:after="180"/>
-        <w:shd w:fill="F1F6FC"/>
-      </w:pPr>
-      <w:r>
-        <w:rPr>
-          <w:b w:val="0"/>
-        </w:rPr>
-        <w:t xml:space="preserve">Teacher explanation: Incident investigation preserves a timeline and distinguishes </w:t>
-      </w:r>
-      <w:r>
-        <w:rPr>
-          <w:b/>
-        </w:rPr>
-        <w:t>observation</w:t>
-      </w:r>
-      <w:r>
-        <w:rPr>
-          <w:b w:val="0"/>
-        </w:rPr>
-        <w:t xml:space="preserve"> from hypothesis. Repair before </w:t>
-      </w:r>
-      <w:r>
-        <w:rPr>
-          <w:b/>
-        </w:rPr>
-        <w:t>evidence</w:t>
-      </w:r>
-      <w:r>
-        <w:rPr>
-          <w:b w:val="0"/>
-        </w:rPr>
-        <w:t xml:space="preserve"> collection can erase clues.</w:t>
-      </w:r>
-    </w:p>
-    <w:p>
-      <w:pPr>
-        <w:spacing w:line="336" w:lineRule="auto" w:after="180"/>
-        <w:shd w:fill="F1F6FC"/>
-      </w:pPr>
-      <w:r>
-        <w:rPr>
-          <w:b w:val="0"/>
-        </w:rPr>
-        <w:t xml:space="preserve">Record timestamps, versions, requests, authorised actions and outcomes with minimised logs. Separate immediate </w:t>
-      </w:r>
-      <w:r>
-        <w:rPr>
-          <w:b/>
-        </w:rPr>
-        <w:t>containment</w:t>
-      </w:r>
-      <w:r>
-        <w:rPr>
-          <w:b w:val="0"/>
-        </w:rPr>
-        <w:t xml:space="preserve"> from diagnosis. Compare candidate explanations against </w:t>
-      </w:r>
-      <w:r>
-        <w:rPr>
-          <w:b/>
-        </w:rPr>
-        <w:t>evidence</w:t>
-      </w:r>
-      <w:r>
-        <w:rPr>
-          <w:b w:val="0"/>
-        </w:rPr>
-        <w:t>.</w:t>
-      </w:r>
-    </w:p>
-    <w:p>
-      <w:pPr>
-        <w:pStyle w:val="Heading3"/>
-      </w:pPr>
-      <w:r>
-        <w:t>W2 Trace the worked case</w:t>
-      </w:r>
-    </w:p>
-    <w:p>
-      <w:pPr>
-        <w:pStyle w:val="Heading3"/>
-      </w:pPr>
-      <w:r>
-        <w:t>Workbook question · W2</w:t>
-      </w:r>
-    </w:p>
-    <w:p>
-      <w:pPr>
-        <w:spacing w:line="336" w:lineRule="auto" w:after="180"/>
-        <w:shd w:fill="F5F1FB"/>
-      </w:pPr>
-      <w:r>
-        <w:rPr>
-          <w:b w:val="0"/>
-        </w:rPr>
-        <w:t>At09:00 corpus updates; 09:05 stale cache response; 09:06 cache disabled. Team says model weights changed, but weight version is unchanged. Show the intermediate steps and give the conclusion with its scope.</w:t>
-      </w:r>
-    </w:p>
-    <w:p>
-      <w:pPr>
-        <w:pStyle w:val="Heading3"/>
-      </w:pPr>
-      <w:r>
-        <w:t>Teacher reasoning · W2</w:t>
-      </w:r>
-    </w:p>
-    <w:p>
-      <w:pPr>
-        <w:spacing w:line="336" w:lineRule="auto" w:after="180"/>
-        <w:shd w:fill="F1F6FC"/>
-      </w:pPr>
-      <w:r>
-        <w:rPr>
-          <w:b w:val="0"/>
-        </w:rPr>
-        <w:t>Teacher explanation: Weight-change claim is contradicted by the version record. Stale cache is a supported candidate explanation; preserve timeline and test it with controlled reproduction.</w:t>
-      </w:r>
-    </w:p>
-    <w:p>
-      <w:pPr>
-        <w:pStyle w:val="Heading3"/>
-      </w:pPr>
-      <w:r>
-        <w:t>W3 Audit the limit</w:t>
-      </w:r>
-    </w:p>
-    <w:p>
-      <w:pPr>
-        <w:pStyle w:val="Heading3"/>
-      </w:pPr>
-      <w:r>
-        <w:t>Workbook question · W3</w:t>
-      </w:r>
-    </w:p>
-    <w:p>
-      <w:pPr>
-        <w:spacing w:line="336" w:lineRule="auto" w:after="180"/>
-        <w:shd w:fill="F5F1FB"/>
-      </w:pPr>
-      <w:r>
-        <w:rPr>
-          <w:b w:val="0"/>
-        </w:rPr>
-        <w:t>A report omits this qualification: A plausible narrative needs controlled or record-based confirmation and must preserve unknowns.</w:t>
-      </w:r>
-    </w:p>
-    <w:p>
-      <w:pPr>
-        <w:spacing w:line="336" w:lineRule="auto" w:after="180"/>
-        <w:shd w:fill="F5F1FB"/>
-      </w:pPr>
-      <w:r>
-        <w:rPr>
-          <w:b w:val="0"/>
-        </w:rPr>
-        <w:t>Explain how omitting it could change a reader's interpretation, and write an accurate replacement.</w:t>
-      </w:r>
-    </w:p>
-    <w:p>
-      <w:pPr>
-        <w:pStyle w:val="Heading3"/>
-      </w:pPr>
-      <w:r>
-        <w:t>Teacher reasoning · W3</w:t>
-      </w:r>
-    </w:p>
-    <w:p>
-      <w:pPr>
-        <w:spacing w:line="336" w:lineRule="auto" w:after="180"/>
-        <w:shd w:fill="F1F6FC"/>
-      </w:pPr>
-      <w:r>
-        <w:rPr>
-          <w:b w:val="0"/>
-        </w:rPr>
-        <w:t>Teacher explanation: A plausible narrative needs controlled or record-based confirmation and must preserve unknowns.</w:t>
-      </w:r>
-    </w:p>
-    <w:p>
-      <w:pPr>
-        <w:spacing w:line="336" w:lineRule="auto" w:after="180"/>
-        <w:shd w:fill="F1F6FC"/>
-      </w:pPr>
-      <w:r>
-        <w:rPr>
-          <w:b w:val="0"/>
-        </w:rPr>
-        <w:t xml:space="preserve">State the observed result separately from the unverified or out-of-scope claim; preserve the original </w:t>
-      </w:r>
-      <w:r>
-        <w:rPr>
-          <w:b/>
-        </w:rPr>
-        <w:t>evidence</w:t>
-      </w:r>
-      <w:r>
-        <w:rPr>
-          <w:b w:val="0"/>
-        </w:rPr>
-        <w:t xml:space="preserve"> rather than inventing a missing fact.</w:t>
-      </w:r>
-    </w:p>
-    <w:p>
-      <w:pPr>
-        <w:pStyle w:val="Heading3"/>
-      </w:pPr>
-      <w:r>
-        <w:t>W4 Apply a new case independently</w:t>
-      </w:r>
-    </w:p>
-    <w:p>
-      <w:pPr>
-        <w:pStyle w:val="Heading3"/>
-      </w:pPr>
-      <w:r>
-        <w:t>Workbook question · W4</w:t>
-      </w:r>
-    </w:p>
-    <w:p>
-      <w:pPr>
-        <w:spacing w:line="336" w:lineRule="auto" w:after="180"/>
-        <w:shd w:fill="F5F1FB"/>
-      </w:pPr>
-      <w:r>
-        <w:rPr>
-          <w:b w:val="0"/>
-        </w:rPr>
-        <w:t>10:00 permissions config changes; 10:03 restricted read; model version unchanged. Name a plausible cause and one test.</w:t>
-      </w:r>
-    </w:p>
-    <w:p>
-      <w:pPr>
-        <w:pStyle w:val="Heading3"/>
-      </w:pPr>
-      <w:r>
-        <w:t>Teacher reasoning · W4</w:t>
-      </w:r>
-    </w:p>
-    <w:p>
-      <w:pPr>
-        <w:spacing w:line="336" w:lineRule="auto" w:after="180"/>
-        <w:shd w:fill="F1F6FC"/>
-      </w:pPr>
-      <w:r>
-        <w:rPr>
-          <w:b w:val="0"/>
-        </w:rPr>
-        <w:t>Teacher explanation: Investigate permission/config change; replay authorised and denied cases against old/new config without exposing real restricted content. Temporal order alone is not proof.</w:t>
-      </w:r>
-    </w:p>
-    <w:p>
-      <w:pPr>
-        <w:pStyle w:val="Heading3"/>
-      </w:pPr>
-      <w:r>
-        <w:t>W5 Design a revealing follow-up</w:t>
-      </w:r>
-    </w:p>
-    <w:p>
-      <w:pPr>
-        <w:pStyle w:val="Heading3"/>
-      </w:pPr>
-      <w:r>
-        <w:t>Workbook question · W5</w:t>
-      </w:r>
-    </w:p>
-    <w:p>
-      <w:pPr>
-        <w:spacing w:line="336" w:lineRule="auto" w:after="180"/>
-        <w:shd w:fill="F5F1FB"/>
-      </w:pPr>
-      <w:r>
-        <w:rPr>
-          <w:b w:val="0"/>
-        </w:rPr>
-        <w:t>For the worked scenario, propose one additional case that could reveal a failure, describe its expected outcome before running it, and explain what would need to remain fixed for a fair comparison.</w:t>
-      </w:r>
-    </w:p>
-    <w:p>
-      <w:pPr>
-        <w:spacing w:line="336" w:lineRule="auto" w:after="180"/>
-        <w:shd w:fill="F5F1FB"/>
-      </w:pPr>
-      <w:r>
-        <w:rPr>
-          <w:b w:val="0"/>
-        </w:rPr>
-        <w:t>Do not reuse W4 as a new final test after receiving feedback.</w:t>
-      </w:r>
-    </w:p>
-    <w:p>
-      <w:pPr>
-        <w:pStyle w:val="Heading3"/>
-      </w:pPr>
-      <w:r>
-        <w:t>Teacher reasoning · W5</w:t>
-      </w:r>
-    </w:p>
-    <w:p>
-      <w:pPr>
-        <w:spacing w:line="336" w:lineRule="auto" w:after="180"/>
-        <w:shd w:fill="F1F6FC"/>
-      </w:pPr>
-      <w:r>
-        <w:rPr>
-          <w:b w:val="0"/>
-        </w:rPr>
-        <w:t xml:space="preserve">Teacher explanation: Accept a concrete variant of the worked </w:t>
-      </w:r>
-      <w:r>
-        <w:rPr>
-          <w:b/>
-        </w:rPr>
-        <w:t>input</w:t>
-      </w:r>
-      <w:r>
-        <w:rPr>
-          <w:b w:val="0"/>
-        </w:rPr>
-        <w:t xml:space="preserve"> or a missing/conflicting/boundary condition, with an expectation derived from the declared procedure.</w:t>
-      </w:r>
-    </w:p>
-    <w:p>
-      <w:pPr>
-        <w:spacing w:line="336" w:lineRule="auto" w:after="180"/>
-        <w:shd w:fill="F1F6FC"/>
-      </w:pPr>
-      <w:r>
-        <w:rPr>
-          <w:b w:val="0"/>
-        </w:rPr>
-        <w:t xml:space="preserve">Require preserved settings, original </w:t>
-      </w:r>
-      <w:r>
-        <w:rPr>
-          <w:b/>
-        </w:rPr>
-        <w:t>output</w:t>
-      </w:r>
-      <w:r>
-        <w:rPr>
-          <w:b w:val="0"/>
-        </w:rPr>
-        <w:t>s and data roles. A plausible narrative needs controlled or record-based confirmation and must preserve unknowns.</w:t>
-      </w:r>
-    </w:p>
-    <w:p>
-      <w:pPr>
-        <w:spacing w:line="336" w:lineRule="auto" w:after="180"/>
-        <w:shd w:fill="F1F6FC"/>
-      </w:pPr>
-      <w:r>
-        <w:rPr>
-          <w:b w:val="0"/>
-        </w:rPr>
-        <w:t xml:space="preserve">The new case should test this particular </w:t>
-      </w:r>
-      <w:r>
-        <w:rPr>
-          <w:b/>
-        </w:rPr>
-        <w:t>mechanism</w:t>
-      </w:r>
-      <w:r>
-        <w:rPr>
-          <w:b w:val="0"/>
-        </w:rPr>
-        <w:t xml:space="preserve"> rather than merely restate the original result.</w:t>
-      </w:r>
-    </w:p>
-    <w:p>
-      <w:pPr>
-        <w:pStyle w:val="Heading3"/>
-      </w:pPr>
-      <w:r>
-        <w:t>Independent assessment and fresh retry</w:t>
-      </w:r>
-    </w:p>
-    <w:p>
-      <w:pPr>
-        <w:pStyle w:val="Heading3"/>
-      </w:pPr>
-      <w:r>
-        <w:t>Teacher key · Independent assessment and fresh retry</w:t>
-      </w:r>
-    </w:p>
-    <w:p>
-      <w:pPr>
-        <w:spacing w:line="336" w:lineRule="auto" w:after="180"/>
-        <w:shd w:fill="F1F6FC"/>
-      </w:pPr>
-      <w:r>
-        <w:rPr>
-          <w:b w:val="0"/>
-        </w:rPr>
-        <w:t>W4: Investigate permission/config change; replay authorised and denied cases against old/new config without exposing real restricted content. Temporal order alone is not proof.</w:t>
-      </w:r>
-    </w:p>
-    <w:p>
-      <w:pPr>
-        <w:spacing w:line="336" w:lineRule="auto" w:after="180"/>
-        <w:shd w:fill="F1F6FC"/>
-      </w:pPr>
-      <w:r>
-        <w:rPr>
-          <w:b w:val="0"/>
-        </w:rPr>
-        <w:t>Require intermediate reasoning and the stated scope. Fresh retry: A queue redelivery follows a crash after commit. Two effects appear.</w:t>
-      </w:r>
-    </w:p>
-    <w:p>
-      <w:pPr>
-        <w:spacing w:line="336" w:lineRule="auto" w:after="180"/>
-        <w:shd w:fill="F1F6FC"/>
-      </w:pPr>
-      <w:r>
-        <w:rPr>
-          <w:b w:val="0"/>
-        </w:rPr>
-        <w:t>Expected reasoning: Inspect operation-ID deduplication and durable status; timeline supports investigation, not an assumed complete cause.</w:t>
-      </w:r>
-    </w:p>
-    <w:p>
-      <w:pPr>
-        <w:spacing w:line="336" w:lineRule="auto" w:after="180"/>
-        <w:shd w:fill="F1F6FC"/>
-      </w:pPr>
-      <w:r>
-        <w:rPr>
-          <w:b w:val="0"/>
-        </w:rPr>
-        <w:t>If students need support, record it and reassess with another new case rather than awarding independence to a copied answer.</w:t>
-      </w:r>
-    </w:p>
-    <w:p>
-      <w:pPr>
-        <w:pStyle w:val="Heading3"/>
-      </w:pPr>
-      <w:r>
-        <w:t>Assess independent transfer</w:t>
-      </w:r>
-    </w:p>
-    <w:p>
-      <w:pPr>
-        <w:pStyle w:val="Heading3"/>
-      </w:pPr>
-      <w:r>
-        <w:t>Independent question · withhold the key</w:t>
-      </w:r>
-    </w:p>
-    <w:p>
-      <w:pPr>
-        <w:spacing w:line="336" w:lineRule="auto" w:after="180"/>
-        <w:shd w:fill="F5F1FB"/>
-      </w:pPr>
-      <w:r>
-        <w:rPr>
-          <w:b w:val="0"/>
-        </w:rPr>
-        <w:t>Selected case: 10:00 permissions config changes; 10:03 restricted read; model version unchanged. Name a plausible cause and one test.</w:t>
-      </w:r>
-    </w:p>
-    <w:p>
-      <w:pPr>
-        <w:pStyle w:val="Heading3"/>
-      </w:pPr>
-      <w:r>
-        <w:t>Selected case answer</w:t>
-      </w:r>
-    </w:p>
-    <w:p>
-      <w:pPr>
-        <w:pStyle w:val="Heading3"/>
-      </w:pPr>
-      <w:r>
-        <w:t>Teacher key · Selected case answer</w:t>
-      </w:r>
-    </w:p>
-    <w:p>
-      <w:pPr>
-        <w:spacing w:line="336" w:lineRule="auto" w:after="180"/>
-        <w:shd w:fill="F1F6FC"/>
-      </w:pPr>
-      <w:r>
-        <w:rPr>
-          <w:b w:val="0"/>
-        </w:rPr>
-        <w:t>Teacher explanation: Investigate permission/config change; replay authorised and denied cases against old/new config without exposing real restricted content. Temporal order alone is not proof.</w:t>
+        <w:pStyle w:val="Heading2"/>
+      </w:pPr>
+      <w:r>
+        <w:t>Judge explanation,trace and limits</w:t>
       </w:r>
     </w:p>
     <w:tbl>
@@ -3412,54 +3622,55 @@
     </w:tbl>
     <w:p>
       <w:pPr>
-        <w:pStyle w:val="Heading3"/>
-      </w:pPr>
-      <w:r>
-        <w:t>Teacher key · Selected case answer</w:t>
+        <w:spacing w:line="336" w:lineRule="auto" w:after="180"/>
+      </w:pPr>
+      <w:r>
+        <w:rPr>
+          <w:b w:val="0"/>
+        </w:rPr>
+        <w:t>Record each dimension as not yet, with support, or independent. Accept a valid alternative procedure with a defensible trace.</w:t>
       </w:r>
     </w:p>
     <w:p>
       <w:pPr>
         <w:spacing w:line="336" w:lineRule="auto" w:after="180"/>
-        <w:shd w:fill="F1F6FC"/>
       </w:pPr>
       <w:r>
         <w:rPr>
           <w:b w:val="0"/>
         </w:rPr>
-        <w:t>Record each dimension as not yet, with support, or independent. Accept a valid alternative procedure with a defensible trace.</w:t>
+        <w:t xml:space="preserve">Do not penalise an honestly recorded model failure if the learner correctly explains its </w:t>
+      </w:r>
+      <w:r>
+        <w:rPr>
+          <w:b/>
+        </w:rPr>
+        <w:t>evidence</w:t>
+      </w:r>
+      <w:r>
+        <w:rPr>
+          <w:b w:val="0"/>
+        </w:rPr>
+        <w:t xml:space="preserve"> and limits.</w:t>
       </w:r>
     </w:p>
     <w:p>
       <w:pPr>
-        <w:spacing w:line="336" w:lineRule="auto" w:after="180"/>
-        <w:shd w:fill="F1F6FC"/>
-      </w:pPr>
-      <w:r>
-        <w:rPr>
-          <w:b w:val="0"/>
-        </w:rPr>
-        <w:t xml:space="preserve">Do not penalise an honestly recorded model failure if the learner correctly explains its </w:t>
-      </w:r>
-      <w:r>
-        <w:rPr>
-          <w:b/>
-        </w:rPr>
-        <w:t>evidence</w:t>
-      </w:r>
-      <w:r>
-        <w:rPr>
-          <w:b w:val="0"/>
-        </w:rPr>
-        <w:t xml:space="preserve"> and limits.</w:t>
+        <w:pStyle w:val="Heading2"/>
+      </w:pPr>
+      <w:r>
+        <w:t>Give one usable repair</w:t>
       </w:r>
     </w:p>
     <w:p>
       <w:pPr>
-        <w:pStyle w:val="Heading3"/>
-      </w:pPr>
-      <w:r>
-        <w:t>Feedback that the learner uses</w:t>
+        <w:spacing w:line="336" w:lineRule="auto" w:after="180"/>
+      </w:pPr>
+      <w:r>
+        <w:rPr>
+          <w:b w:val="0"/>
+        </w:rPr>
+        <w:t>Name the earliest unsupported step and give one action to repair it. Have the learner make that repair now and explain why. Then assess the relevant skill on a fresh, fully specified case.</w:t>
       </w:r>
     </w:p>
     <w:p>
@@ -3470,31 +3681,97 @@
         <w:rPr>
           <w:b w:val="0"/>
         </w:rPr>
-        <w:t>Name the earliest unsupported step and give one action to repair it. Have the learner make that repair now and explain why. Then assess the relevant skill on a fresh, fully specified case.</w:t>
+        <w:t>Confirm it was not previously practised with feedback; solve and check the new case before assigning it. A follow-up design prompt is a starting brief, not automatically an equivalent test.</w:t>
       </w:r>
     </w:p>
     <w:p>
       <w:pPr>
-        <w:spacing w:line="336" w:lineRule="auto" w:after="180"/>
-      </w:pPr>
-      <w:r>
-        <w:rPr>
-          <w:b w:val="0"/>
-        </w:rPr>
-        <w:t>Confirm it was not previously practised with feedback; solve and check the new case before assigning it. A follow-up design prompt is a starting brief, not automatically an equivalent test.</w:t>
+        <w:pStyle w:val="Heading2"/>
+      </w:pPr>
+      <w:r>
+        <w:t>W1 Explain the mechanism</w:t>
       </w:r>
     </w:p>
     <w:p>
       <w:pPr>
-        <w:pStyle w:val="Heading1"/>
-      </w:pPr>
-      <w:r>
-        <w:t>06. Connect the project, support and next lesson</w:t>
+        <w:spacing w:line="336" w:lineRule="auto" w:after="180"/>
+      </w:pPr>
+      <w:r>
+        <w:rPr>
+          <w:b w:val="0"/>
+        </w:rPr>
+        <w:t xml:space="preserve">Explain the weekly </w:t>
+      </w:r>
+      <w:r>
+        <w:rPr>
+          <w:b/>
+        </w:rPr>
+        <w:t>mechanism</w:t>
+      </w:r>
+      <w:r>
+        <w:rPr>
+          <w:b w:val="0"/>
+        </w:rPr>
+        <w:t xml:space="preserve"> in your own words. Use the worked scenario to name its </w:t>
+      </w:r>
+      <w:r>
+        <w:rPr>
+          <w:b/>
+        </w:rPr>
+        <w:t>input</w:t>
+      </w:r>
+      <w:r>
+        <w:rPr>
+          <w:b w:val="0"/>
+        </w:rPr>
+        <w:t xml:space="preserve">, decision rule and </w:t>
+      </w:r>
+      <w:r>
+        <w:rPr>
+          <w:b/>
+        </w:rPr>
+        <w:t>output</w:t>
+      </w:r>
+      <w:r>
+        <w:rPr>
+          <w:b w:val="0"/>
+        </w:rPr>
+        <w:t>.</w:t>
       </w:r>
     </w:p>
     <w:p>
-      <w:r>
-        <w:t>Connect Incident investigation to Grounded Learning Service, adapt support and plan a later changed-case check.</w:t>
+      <w:pPr>
+        <w:spacing w:line="336" w:lineRule="auto" w:after="180"/>
+      </w:pPr>
+      <w:r>
+        <w:rPr>
+          <w:b w:val="0"/>
+        </w:rPr>
+        <w:t xml:space="preserve">Teacher explanation: Incident investigation preserves a timeline and distinguishes </w:t>
+      </w:r>
+      <w:r>
+        <w:rPr>
+          <w:b/>
+        </w:rPr>
+        <w:t>observation</w:t>
+      </w:r>
+      <w:r>
+        <w:rPr>
+          <w:b w:val="0"/>
+        </w:rPr>
+        <w:t xml:space="preserve"> from hypothesis. Repair before </w:t>
+      </w:r>
+      <w:r>
+        <w:rPr>
+          <w:b/>
+        </w:rPr>
+        <w:t>evidence</w:t>
+      </w:r>
+      <w:r>
+        <w:rPr>
+          <w:b w:val="0"/>
+        </w:rPr>
+        <w:t xml:space="preserve"> collection can erase clues.</w:t>
       </w:r>
     </w:p>
     <w:p>
@@ -3505,66 +3782,39 @@
         <w:rPr>
           <w:b w:val="0"/>
         </w:rPr>
-        <w:t xml:space="preserve">Add a labelled incident investigation </w:t>
+        <w:t xml:space="preserve">Record timestamps, versions, requests, authorised actions and outcomes with minimised logs. Separate immediate </w:t>
       </w:r>
       <w:r>
         <w:rPr>
           <w:b/>
         </w:rPr>
+        <w:t>containment</w:t>
+      </w:r>
+      <w:r>
+        <w:rPr>
+          <w:b w:val="0"/>
+        </w:rPr>
+        <w:t xml:space="preserve"> from diagnosis. Compare candidate explanations against </w:t>
+      </w:r>
+      <w:r>
+        <w:rPr>
+          <w:b/>
+        </w:rPr>
         <w:t>evidence</w:t>
       </w:r>
       <w:r>
         <w:rPr>
           <w:b w:val="0"/>
         </w:rPr>
-        <w:t xml:space="preserve"> sheet to Grounded Learning Service. Show how you can explain the </w:t>
-      </w:r>
-      <w:r>
-        <w:rPr>
-          <w:b/>
-        </w:rPr>
-        <w:t>mechanism</w:t>
-      </w:r>
-      <w:r>
-        <w:rPr>
-          <w:b w:val="0"/>
-        </w:rPr>
-        <w:t xml:space="preserve"> and terminology of incident investigation.</w:t>
+        <w:t>.</w:t>
       </w:r>
     </w:p>
     <w:p>
       <w:pPr>
-        <w:spacing w:line="336" w:lineRule="auto" w:after="180"/>
-      </w:pPr>
-      <w:r>
-        <w:rPr>
-          <w:b w:val="0"/>
-        </w:rPr>
-        <w:t xml:space="preserve">Use the supplied fictional case and keep its </w:t>
-      </w:r>
-      <w:r>
-        <w:rPr>
-          <w:b/>
-        </w:rPr>
-        <w:t>input</w:t>
-      </w:r>
-      <w:r>
-        <w:rPr>
-          <w:b w:val="0"/>
-        </w:rPr>
-        <w:t xml:space="preserve">s, intermediate steps, calculation or </w:t>
-      </w:r>
-      <w:r>
-        <w:rPr>
-          <w:b/>
-        </w:rPr>
-        <w:t>prediction</w:t>
-      </w:r>
-      <w:r>
-        <w:rPr>
-          <w:b w:val="0"/>
-        </w:rPr>
-        <w:t>, and limitation. Connect this record to last week’s record; a matching answer without a trace is insufficient.</w:t>
+        <w:pStyle w:val="Heading2"/>
+      </w:pPr>
+      <w:r>
+        <w:t>W2 Trace the worked case</w:t>
       </w:r>
     </w:p>
     <w:p>
@@ -3575,19 +3825,7 @@
         <w:rPr>
           <w:b w:val="0"/>
         </w:rPr>
-        <w:t xml:space="preserve">Provide an </w:t>
-      </w:r>
-      <w:r>
-        <w:rPr>
-          <w:b/>
-        </w:rPr>
-        <w:t>input</w:t>
-      </w:r>
-      <w:r>
-        <w:rPr>
-          <w:b w:val="0"/>
-        </w:rPr>
-        <w:t>/procedure/result/limit frame and a calculator when needed. Ask students to identify the first step before completing the whole trace.</w:t>
+        <w:t>At 09:00 corpus updates; 09:05 stale cache response; 09:06 cache disabled. Team says model weights changed, but weight version is unchanged. Show the intermediate steps and give the conclusion with its scope.</w:t>
       </w:r>
     </w:p>
     <w:p>
@@ -3598,42 +3836,15 @@
         <w:rPr>
           <w:b w:val="0"/>
         </w:rPr>
-        <w:t xml:space="preserve">Extension: compare two concrete variants of this </w:t>
-      </w:r>
-      <w:r>
-        <w:rPr>
-          <w:b/>
-        </w:rPr>
-        <w:t>mechanism</w:t>
-      </w:r>
-      <w:r>
-        <w:rPr>
-          <w:b w:val="0"/>
-        </w:rPr>
-        <w:t xml:space="preserve"> while holding unrelated conditions fixed; report both successful and unsuccessful outcomes.</w:t>
+        <w:t>Teacher explanation: Weight-change claim is contradicted by the version record. Stale cache is a supported candidate explanation; preserve timeline and test it with controlled reproduction.</w:t>
       </w:r>
     </w:p>
     <w:p>
       <w:pPr>
-        <w:spacing w:line="336" w:lineRule="auto" w:after="180"/>
-      </w:pPr>
-      <w:r>
-        <w:rPr>
-          <w:b w:val="0"/>
-        </w:rPr>
-        <w:t xml:space="preserve">Next connection: Human escalation workflows. Preserve the current case record and retrieve its </w:t>
-      </w:r>
-      <w:r>
-        <w:rPr>
-          <w:b/>
-        </w:rPr>
-        <w:t>evidence</w:t>
-      </w:r>
-      <w:r>
-        <w:rPr>
-          <w:b w:val="0"/>
-        </w:rPr>
-        <w:t xml:space="preserve"> boundary before moving on.</w:t>
+        <w:pStyle w:val="Heading2"/>
+      </w:pPr>
+      <w:r>
+        <w:t>W3 Audit the limit</w:t>
       </w:r>
     </w:p>
     <w:p>
@@ -3644,15 +3855,564 @@
         <w:rPr>
           <w:b w:val="0"/>
         </w:rPr>
-        <w:t>Retain the project ledger and assess a changed case after support. Check the relevant prerequisite before carrying this component forward.</w:t>
+        <w:t>A report omits this qualification: A plausible narrative needs controlled or record-based confirmation and must preserve unknowns.</w:t>
       </w:r>
     </w:p>
     <w:p>
       <w:pPr>
+        <w:spacing w:line="336" w:lineRule="auto" w:after="180"/>
+      </w:pPr>
+      <w:r>
+        <w:rPr>
+          <w:b w:val="0"/>
+        </w:rPr>
+        <w:t>Explain how omitting it could change a reader's interpretation, and write an accurate replacement.</w:t>
+      </w:r>
+    </w:p>
+    <w:p>
+      <w:pPr>
+        <w:spacing w:line="336" w:lineRule="auto" w:after="180"/>
+      </w:pPr>
+      <w:r>
+        <w:rPr>
+          <w:b w:val="0"/>
+        </w:rPr>
+        <w:t>Teacher explanation: A plausible narrative needs controlled or record-based confirmation and must preserve unknowns.</w:t>
+      </w:r>
+    </w:p>
+    <w:p>
+      <w:pPr>
+        <w:spacing w:line="336" w:lineRule="auto" w:after="180"/>
+      </w:pPr>
+      <w:r>
+        <w:rPr>
+          <w:b w:val="0"/>
+        </w:rPr>
+        <w:t xml:space="preserve">State the observed result separately from the unverified or out-of-scope claim; preserve the original </w:t>
+      </w:r>
+      <w:r>
+        <w:rPr>
+          <w:b/>
+        </w:rPr>
+        <w:t>evidence</w:t>
+      </w:r>
+      <w:r>
+        <w:rPr>
+          <w:b w:val="0"/>
+        </w:rPr>
+        <w:t xml:space="preserve"> rather than inventing a missing fact.</w:t>
+      </w:r>
+    </w:p>
+    <w:p>
+      <w:pPr>
+        <w:pStyle w:val="Heading2"/>
+      </w:pPr>
+      <w:r>
+        <w:t>W5 Design a revealing follow-up</w:t>
+      </w:r>
+    </w:p>
+    <w:p>
+      <w:pPr>
+        <w:spacing w:line="336" w:lineRule="auto" w:after="180"/>
+      </w:pPr>
+      <w:r>
+        <w:rPr>
+          <w:b w:val="0"/>
+        </w:rPr>
+        <w:t>For the worked scenario, propose one additional case that could reveal a failure, describe its expected outcome before running it, and explain what would need to remain fixed for a fair comparison.</w:t>
+      </w:r>
+    </w:p>
+    <w:p>
+      <w:pPr>
+        <w:spacing w:line="336" w:lineRule="auto" w:after="180"/>
+      </w:pPr>
+      <w:r>
+        <w:rPr>
+          <w:b w:val="0"/>
+        </w:rPr>
+        <w:t>Do not reuse W4 as a new final test after receiving feedback.</w:t>
+      </w:r>
+    </w:p>
+    <w:p>
+      <w:pPr>
+        <w:spacing w:line="336" w:lineRule="auto" w:after="180"/>
+      </w:pPr>
+      <w:r>
+        <w:rPr>
+          <w:b w:val="0"/>
+        </w:rPr>
+        <w:t xml:space="preserve">Teacher explanation: Accept a concrete variant of the worked </w:t>
+      </w:r>
+      <w:r>
+        <w:rPr>
+          <w:b/>
+        </w:rPr>
+        <w:t>input</w:t>
+      </w:r>
+      <w:r>
+        <w:rPr>
+          <w:b w:val="0"/>
+        </w:rPr>
+        <w:t xml:space="preserve"> or a missing/conflicting/boundary condition, with an expectation derived from the declared procedure.</w:t>
+      </w:r>
+    </w:p>
+    <w:p>
+      <w:pPr>
+        <w:spacing w:line="336" w:lineRule="auto" w:after="180"/>
+      </w:pPr>
+      <w:r>
+        <w:rPr>
+          <w:b w:val="0"/>
+        </w:rPr>
+        <w:t xml:space="preserve">Require preserved settings, original </w:t>
+      </w:r>
+      <w:r>
+        <w:rPr>
+          <w:b/>
+        </w:rPr>
+        <w:t>output</w:t>
+      </w:r>
+      <w:r>
+        <w:rPr>
+          <w:b w:val="0"/>
+        </w:rPr>
+        <w:t>s and data roles. A plausible narrative needs controlled or record-based confirmation and must preserve unknowns.</w:t>
+      </w:r>
+    </w:p>
+    <w:p>
+      <w:pPr>
+        <w:spacing w:line="336" w:lineRule="auto" w:after="180"/>
+      </w:pPr>
+      <w:r>
+        <w:rPr>
+          <w:b w:val="0"/>
+        </w:rPr>
+        <w:t xml:space="preserve">The new case should test this particular </w:t>
+      </w:r>
+      <w:r>
+        <w:rPr>
+          <w:b/>
+        </w:rPr>
+        <w:t>mechanism</w:t>
+      </w:r>
+      <w:r>
+        <w:rPr>
+          <w:b w:val="0"/>
+        </w:rPr>
+        <w:t xml:space="preserve"> rather than merely restate the original result.</w:t>
+      </w:r>
+    </w:p>
+    <w:p>
+      <w:pPr>
+        <w:pStyle w:val="Heading2"/>
+      </w:pPr>
+      <w:r>
+        <w:t>Earlier wording, alternatives and picture transcripts · reference / check after trying</w:t>
+      </w:r>
+    </w:p>
+    <w:p>
+      <w:pPr>
         <w:pStyle w:val="Heading3"/>
       </w:pPr>
       <w:r>
-        <w:t>Plan the delayed return</w:t>
+        <w:t>Guided and exit questions</w:t>
+      </w:r>
+    </w:p>
+    <w:p>
+      <w:pPr>
+        <w:spacing w:line="336" w:lineRule="auto" w:after="180"/>
+      </w:pPr>
+      <w:r>
+        <w:rPr>
+          <w:b w:val="0"/>
+        </w:rPr>
+        <w:t>Guided: Weight-change claim is contradicted by the version record. Stale cache is a supported candidate explanation; preserve timeline and test it with controlled reproduction.</w:t>
+      </w:r>
+    </w:p>
+    <w:p>
+      <w:pPr>
+        <w:spacing w:line="336" w:lineRule="auto" w:after="180"/>
+      </w:pPr>
+      <w:r>
+        <w:rPr>
+          <w:b w:val="0"/>
+        </w:rPr>
+        <w:t>Qualification: A plausible narrative needs controlled or record-based confirmation and must preserve unknowns.</w:t>
+      </w:r>
+    </w:p>
+    <w:p>
+      <w:pPr>
+        <w:spacing w:line="336" w:lineRule="auto" w:after="180"/>
+      </w:pPr>
+      <w:r>
+        <w:rPr>
+          <w:b w:val="0"/>
+        </w:rPr>
+        <w:t xml:space="preserve">Exit: accept a concrete variation with its predicted outcome and a stated condition that would challenge the </w:t>
+      </w:r>
+      <w:r>
+        <w:rPr>
+          <w:b/>
+        </w:rPr>
+        <w:t>mechanism</w:t>
+      </w:r>
+      <w:r>
+        <w:rPr>
+          <w:b w:val="0"/>
+        </w:rPr>
+        <w:t xml:space="preserve">; reject a claim resting on unmeasured </w:t>
+      </w:r>
+      <w:r>
+        <w:rPr>
+          <w:b/>
+        </w:rPr>
+        <w:t>evidence</w:t>
+      </w:r>
+      <w:r>
+        <w:rPr>
+          <w:b w:val="0"/>
+        </w:rPr>
+        <w:t>.</w:t>
+      </w:r>
+    </w:p>
+    <w:p>
+      <w:pPr>
+        <w:pStyle w:val="Heading3"/>
+      </w:pPr>
+      <w:r>
+        <w:t>W1 Explain the mechanism</w:t>
+      </w:r>
+    </w:p>
+    <w:p>
+      <w:pPr>
+        <w:pStyle w:val="Heading3"/>
+      </w:pPr>
+      <w:r>
+        <w:t>W2 Trace the worked case</w:t>
+      </w:r>
+    </w:p>
+    <w:p>
+      <w:pPr>
+        <w:pStyle w:val="Heading3"/>
+      </w:pPr>
+      <w:r>
+        <w:t>W3 Audit the limit</w:t>
+      </w:r>
+    </w:p>
+    <w:p>
+      <w:pPr>
+        <w:pStyle w:val="Heading3"/>
+      </w:pPr>
+      <w:r>
+        <w:t>W4 Apply a new case independently</w:t>
+      </w:r>
+    </w:p>
+    <w:p>
+      <w:pPr>
+        <w:spacing w:line="336" w:lineRule="auto" w:after="180"/>
+      </w:pPr>
+      <w:r>
+        <w:rPr>
+          <w:b w:val="0"/>
+        </w:rPr>
+        <w:t>10:00 permissions config changes; 10:03 restricted read; model version unchanged. Name a plausible cause and one test.</w:t>
+      </w:r>
+    </w:p>
+    <w:p>
+      <w:pPr>
+        <w:spacing w:line="336" w:lineRule="auto" w:after="180"/>
+      </w:pPr>
+      <w:r>
+        <w:rPr>
+          <w:b w:val="0"/>
+        </w:rPr>
+        <w:t>Teacher explanation: Investigate permission/config change; replay authorised and denied cases against old/new config without exposing real restricted content. Temporal order alone is not proof.</w:t>
+      </w:r>
+    </w:p>
+    <w:p>
+      <w:pPr>
+        <w:pStyle w:val="Heading3"/>
+      </w:pPr>
+      <w:r>
+        <w:t>W5 Design a revealing follow-up</w:t>
+      </w:r>
+    </w:p>
+    <w:p>
+      <w:pPr>
+        <w:pStyle w:val="Heading3"/>
+      </w:pPr>
+      <w:r>
+        <w:t>Independent assessment and fresh retry</w:t>
+      </w:r>
+    </w:p>
+    <w:p>
+      <w:pPr>
+        <w:spacing w:line="336" w:lineRule="auto" w:after="180"/>
+      </w:pPr>
+      <w:r>
+        <w:rPr>
+          <w:b w:val="0"/>
+        </w:rPr>
+        <w:t>W4: Investigate permission/config change; replay authorised and denied cases against old/new config without exposing real restricted content. Temporal order alone is not proof.</w:t>
+      </w:r>
+    </w:p>
+    <w:p>
+      <w:pPr>
+        <w:spacing w:line="336" w:lineRule="auto" w:after="180"/>
+      </w:pPr>
+      <w:r>
+        <w:rPr>
+          <w:b w:val="0"/>
+        </w:rPr>
+        <w:t>Require intermediate reasoning and the stated scope. Fresh retry: A queue redelivery follows a crash after commit. Two effects appear.</w:t>
+      </w:r>
+    </w:p>
+    <w:p>
+      <w:pPr>
+        <w:spacing w:line="336" w:lineRule="auto" w:after="180"/>
+      </w:pPr>
+      <w:r>
+        <w:rPr>
+          <w:b w:val="0"/>
+        </w:rPr>
+        <w:t>Expected reasoning: Inspect operation-ID deduplication and durable status; timeline supports investigation, not an assumed complete cause.</w:t>
+      </w:r>
+    </w:p>
+    <w:p>
+      <w:pPr>
+        <w:spacing w:line="336" w:lineRule="auto" w:after="180"/>
+      </w:pPr>
+      <w:r>
+        <w:rPr>
+          <w:b w:val="0"/>
+        </w:rPr>
+        <w:t>If students need support, record it and reassess with another new case rather than awarding independence to a copied answer.</w:t>
+      </w:r>
+    </w:p>
+    <w:p>
+      <w:pPr>
+        <w:pStyle w:val="Heading3"/>
+      </w:pPr>
+      <w:r>
+        <w:t>Assess independent transfer</w:t>
+      </w:r>
+    </w:p>
+    <w:p>
+      <w:pPr>
+        <w:pStyle w:val="Heading3"/>
+      </w:pPr>
+      <w:r>
+        <w:t>Selected case answer</w:t>
+      </w:r>
+    </w:p>
+    <w:p>
+      <w:pPr>
+        <w:pStyle w:val="Heading3"/>
+      </w:pPr>
+      <w:r>
+        <w:t>Feedback that the learner uses</w:t>
+      </w:r>
+    </w:p>
+    <w:p>
+      <w:pPr>
+        <w:pStyle w:val="Heading1"/>
+      </w:pPr>
+      <w:r>
+        <w:t>06. Connect, support and revisit service design</w:t>
+      </w:r>
+    </w:p>
+    <w:p>
+      <w:r>
+        <w:t>Use saved evidence and boundary decisions to choose the next step.</w:t>
+      </w:r>
+    </w:p>
+    <w:p>
+      <w:pPr>
+        <w:pStyle w:val="Heading2"/>
+      </w:pPr>
+      <w:r>
+        <w:t>Project and next-week bridge</w:t>
+      </w:r>
+    </w:p>
+    <w:p>
+      <w:pPr>
+        <w:spacing w:line="336" w:lineRule="auto" w:after="180"/>
+      </w:pPr>
+      <w:r>
+        <w:rPr>
+          <w:b w:val="0"/>
+        </w:rPr>
+        <w:t xml:space="preserve">Add a labelled incident investigation </w:t>
+      </w:r>
+      <w:r>
+        <w:rPr>
+          <w:b/>
+        </w:rPr>
+        <w:t>evidence</w:t>
+      </w:r>
+      <w:r>
+        <w:rPr>
+          <w:b w:val="0"/>
+        </w:rPr>
+        <w:t xml:space="preserve"> sheet to Grounded Learning Service. Show how you can explain the </w:t>
+      </w:r>
+      <w:r>
+        <w:rPr>
+          <w:b/>
+        </w:rPr>
+        <w:t>mechanism</w:t>
+      </w:r>
+      <w:r>
+        <w:rPr>
+          <w:b w:val="0"/>
+        </w:rPr>
+        <w:t xml:space="preserve"> and terminology of incident investigation.</w:t>
+      </w:r>
+    </w:p>
+    <w:p>
+      <w:pPr>
+        <w:spacing w:line="336" w:lineRule="auto" w:after="180"/>
+      </w:pPr>
+      <w:r>
+        <w:rPr>
+          <w:b w:val="0"/>
+        </w:rPr>
+        <w:t xml:space="preserve">Use the supplied fictional case and keep its </w:t>
+      </w:r>
+      <w:r>
+        <w:rPr>
+          <w:b/>
+        </w:rPr>
+        <w:t>input</w:t>
+      </w:r>
+      <w:r>
+        <w:rPr>
+          <w:b w:val="0"/>
+        </w:rPr>
+        <w:t xml:space="preserve">s, intermediate steps, calculation or </w:t>
+      </w:r>
+      <w:r>
+        <w:rPr>
+          <w:b/>
+        </w:rPr>
+        <w:t>prediction</w:t>
+      </w:r>
+      <w:r>
+        <w:rPr>
+          <w:b w:val="0"/>
+        </w:rPr>
+        <w:t>, and limitation. Connect this record to last week’s record; a matching answer without a trace is insufficient.</w:t>
+      </w:r>
+    </w:p>
+    <w:p>
+      <w:pPr>
+        <w:spacing w:line="336" w:lineRule="auto" w:after="180"/>
+      </w:pPr>
+      <w:r>
+        <w:rPr>
+          <w:b w:val="0"/>
+        </w:rPr>
+        <w:t xml:space="preserve">Provide an </w:t>
+      </w:r>
+      <w:r>
+        <w:rPr>
+          <w:b/>
+        </w:rPr>
+        <w:t>input</w:t>
+      </w:r>
+      <w:r>
+        <w:rPr>
+          <w:b w:val="0"/>
+        </w:rPr>
+        <w:t>/procedure/result/limit frame and a calculator when needed. Ask students to identify the first step before completing the whole trace.</w:t>
+      </w:r>
+    </w:p>
+    <w:p>
+      <w:pPr>
+        <w:spacing w:line="336" w:lineRule="auto" w:after="180"/>
+      </w:pPr>
+      <w:r>
+        <w:rPr>
+          <w:b w:val="0"/>
+        </w:rPr>
+        <w:t xml:space="preserve">Extension: compare two concrete variants of this </w:t>
+      </w:r>
+      <w:r>
+        <w:rPr>
+          <w:b/>
+        </w:rPr>
+        <w:t>mechanism</w:t>
+      </w:r>
+      <w:r>
+        <w:rPr>
+          <w:b w:val="0"/>
+        </w:rPr>
+        <w:t xml:space="preserve"> while holding unrelated conditions fixed; report both successful and unsuccessful outcomes.</w:t>
+      </w:r>
+    </w:p>
+    <w:p>
+      <w:pPr>
+        <w:spacing w:line="336" w:lineRule="auto" w:after="180"/>
+      </w:pPr>
+      <w:r>
+        <w:rPr>
+          <w:b w:val="0"/>
+        </w:rPr>
+        <w:t xml:space="preserve">Next connection: Human escalation workflows. Preserve the current case record and retrieve its </w:t>
+      </w:r>
+      <w:r>
+        <w:rPr>
+          <w:b/>
+        </w:rPr>
+        <w:t>evidence</w:t>
+      </w:r>
+      <w:r>
+        <w:rPr>
+          <w:b w:val="0"/>
+        </w:rPr>
+        <w:t xml:space="preserve"> boundary before moving on.</w:t>
+      </w:r>
+    </w:p>
+    <w:p>
+      <w:pPr>
+        <w:spacing w:line="336" w:lineRule="auto" w:after="180"/>
+      </w:pPr>
+      <w:r>
+        <w:rPr>
+          <w:b w:val="0"/>
+        </w:rPr>
+        <w:t>Retain the project ledger and assess a changed case after support. Check the relevant prerequisite before carrying this component forward.</w:t>
+      </w:r>
+    </w:p>
+    <w:p>
+      <w:pPr>
+        <w:spacing w:line="336" w:lineRule="auto" w:after="180"/>
+      </w:pPr>
+      <w:r>
+        <w:rPr>
+          <w:b w:val="0"/>
+        </w:rPr>
+        <w:t xml:space="preserve">For the Grounded Learning Service, retain an annotated trace and the changed-case result. Name the contract or </w:t>
+      </w:r>
+      <w:r>
+        <w:rPr>
+          <w:b/>
+        </w:rPr>
+        <w:t>evidence</w:t>
+      </w:r>
+      <w:r>
+        <w:rPr>
+          <w:b w:val="0"/>
+        </w:rPr>
+        <w:t xml:space="preserve"> that makes the deciding step valid, so another team can review it.</w:t>
+      </w:r>
+    </w:p>
+    <w:p>
+      <w:pPr>
+        <w:pStyle w:val="Heading2"/>
+      </w:pPr>
+      <w:r>
+        <w:t>Delayed return and support record</w:t>
       </w:r>
     </w:p>
     <w:p>
@@ -3869,60 +4629,60 @@
     </w:p>
     <w:p>
       <w:pPr>
-        <w:pStyle w:val="Heading3"/>
-      </w:pPr>
-      <w:r>
-        <w:t>Project evidence from this case</w:t>
+        <w:pStyle w:val="Heading2"/>
+      </w:pPr>
+      <w:r>
+        <w:t>Earlier wording, alternatives and picture transcripts · reference / check after trying</w:t>
       </w:r>
     </w:p>
     <w:p>
       <w:pPr>
-        <w:spacing w:line="336" w:lineRule="auto" w:after="180"/>
-      </w:pPr>
-      <w:r>
-        <w:rPr>
-          <w:b w:val="0"/>
-        </w:rPr>
-        <w:t xml:space="preserve">For the Grounded Learning Service, retain an annotated trace and the changed-case result. Name the contract or </w:t>
-      </w:r>
-      <w:r>
-        <w:rPr>
-          <w:b/>
-        </w:rPr>
-        <w:t>evidence</w:t>
-      </w:r>
-      <w:r>
-        <w:rPr>
-          <w:b w:val="0"/>
-        </w:rPr>
-        <w:t xml:space="preserve"> that makes the deciding step valid, so another team can review it.</w:t>
+        <w:pStyle w:val="Heading3"/>
+      </w:pPr>
+      <w:r>
+        <w:t>Plan the delayed return</w:t>
       </w:r>
     </w:p>
     <w:p>
       <w:pPr>
-        <w:pStyle w:val="Heading1"/>
-      </w:pPr>
-      <w:r>
-        <w:t>07. Prepare, teach and assess</w:t>
+        <w:pStyle w:val="Heading3"/>
+      </w:pPr>
+      <w:r>
+        <w:t>Project evidence from this case</w:t>
       </w:r>
     </w:p>
     <w:p>
-      <w:r>
-        <w:t>Use this preparation summary alongside the detailed Incident investigation lesson; it is a checklist rather than a replacement for the full sequence.</w:t>
+      <w:pPr>
+        <w:pStyle w:val="Heading1"/>
+      </w:pPr>
+      <w:r>
+        <w:t>Reference bank and extra practice</w:t>
       </w:r>
     </w:p>
     <w:p>
       <w:pPr>
-        <w:pStyle w:val="Heading3"/>
-      </w:pPr>
-      <w:r>
-        <w:t>Teaching target</w:t>
+        <w:pStyle w:val="Heading1"/>
+      </w:pPr>
+      <w:r>
+        <w:t>07. Reference · Alternative planning checklist</w:t>
       </w:r>
     </w:p>
     <w:p>
+      <w:r>
+        <w:t>Use alongside the main route when helpful.</w:t>
+      </w:r>
+    </w:p>
+    <w:p>
+      <w:pPr>
+        <w:pStyle w:val="Heading2"/>
+      </w:pPr>
+      <w:r>
+        <w:t>Planning,assessment and project reminders</w:t>
+      </w:r>
+    </w:p>
+    <w:p>
       <w:pPr>
         <w:spacing w:line="336" w:lineRule="auto" w:after="180"/>
-        <w:shd w:fill="EDF7F3"/>
       </w:pPr>
       <w:r>
         <w:rPr>
@@ -4117,7 +4877,7 @@
         <w:rPr>
           <w:b w:val="0"/>
         </w:rPr>
-        <w:t>Before class, solve the supported practice: At09:00 corpus updates; 09:05 stale cache response; 09:06 cache disabled. Team says model weights changed, but weight version is unchanged.</w:t>
+        <w:t>Before class, solve the supported practice: At 09:00 corpus updates; 09:05 stale cache response; 09:06 cache disabled. Team says model weights changed, but weight version is unchanged. Show the intermediate steps and give the conclusion with its scope.</w:t>
       </w:r>
     </w:p>
     <w:p>
@@ -4128,27 +4888,29 @@
         <w:rPr>
           <w:b w:val="0"/>
         </w:rPr>
-        <w:t>Show the intermediate steps and give the conclusion with its scope.</w:t>
+        <w:t>Reasoned practice answer: Teacher explanation: Weight-change claim is contradicted by the version record. Stale cache is a supported candidate explanation; preserve timeline and test it with controlled reproduction.</w:t>
       </w:r>
     </w:p>
     <w:p>
       <w:pPr>
-        <w:pStyle w:val="Heading3"/>
-      </w:pPr>
-      <w:r>
-        <w:t>Supported practice answer</w:t>
+        <w:spacing w:line="336" w:lineRule="auto" w:after="180"/>
+      </w:pPr>
+      <w:r>
+        <w:rPr>
+          <w:b w:val="0"/>
+        </w:rPr>
+        <w:t>Check every learner before discussion: Use the worked case for Incident investigation. Proposed explanation: “The worked result establishes every future case”. Decide whether this explanation is supported.</w:t>
       </w:r>
     </w:p>
     <w:p>
       <w:pPr>
         <w:spacing w:line="336" w:lineRule="auto" w:after="180"/>
-        <w:shd w:fill="F1F6FC"/>
       </w:pPr>
       <w:r>
         <w:rPr>
           <w:b w:val="0"/>
         </w:rPr>
-        <w:t>Reasoned practice answer: Teacher explanation: Weight-change claim is contradicted by the version record. Stale cache is a supported candidate explanation; preserve timeline and test it with controlled reproduction.</w:t>
+        <w:t>Point to the step or supplied fact that decides; explain your repair if needed.</w:t>
       </w:r>
     </w:p>
     <w:p>
@@ -4159,7 +4921,7 @@
         <w:rPr>
           <w:b w:val="0"/>
         </w:rPr>
-        <w:t>Check every learner before discussion: Use the worked case for Incident investigation. Proposed explanation: “The worked result establishes every future case”. Decide whether this explanation is supported.</w:t>
+        <w:t>Misconception repair: A plausible narrative needs controlled or record-based confirmation and must preserve unknowns.</w:t>
       </w:r>
     </w:p>
     <w:p>
@@ -4170,117 +4932,58 @@
         <w:rPr>
           <w:b w:val="0"/>
         </w:rPr>
-        <w:t>Point to the step or supplied fact that decides; explain your repair if needed.</w:t>
+        <w:t xml:space="preserve">Support: read the exact case aloud, enlarge the labelled picture, supply </w:t>
+      </w:r>
+      <w:r>
+        <w:rPr>
+          <w:b/>
+        </w:rPr>
+        <w:t>input</w:t>
+      </w:r>
+      <w:r>
+        <w:rPr>
+          <w:b w:val="0"/>
+        </w:rPr>
+        <w:t xml:space="preserve"> cards and model only the first deciding step. Accept a spoken explanation or drawing; retain the reasoning goal.</w:t>
       </w:r>
     </w:p>
     <w:p>
       <w:pPr>
-        <w:pStyle w:val="Heading3"/>
-      </w:pPr>
-      <w:r>
-        <w:t>Repair the misconception</w:t>
+        <w:spacing w:line="336" w:lineRule="auto" w:after="180"/>
+      </w:pPr>
+      <w:r>
+        <w:rPr>
+          <w:b w:val="0"/>
+        </w:rPr>
+        <w:t xml:space="preserve">Extension: Trace instead shows version 6 retrieved and room C drafted. Require a </w:t>
+      </w:r>
+      <w:r>
+        <w:rPr>
+          <w:b/>
+        </w:rPr>
+        <w:t>prediction</w:t>
+      </w:r>
+      <w:r>
+        <w:rPr>
+          <w:b w:val="0"/>
+        </w:rPr>
+        <w:t xml:space="preserve"> and a reason before comparing. Expected result: Investigate drafting or validation before blaming caching.</w:t>
       </w:r>
     </w:p>
     <w:p>
       <w:pPr>
         <w:spacing w:line="336" w:lineRule="auto" w:after="180"/>
-        <w:shd w:fill="FFF5E6"/>
       </w:pPr>
       <w:r>
         <w:rPr>
           <w:b w:val="0"/>
         </w:rPr>
-        <w:t>Misconception repair: A plausible narrative needs controlled or record-based confirmation and must preserve unknowns.</w:t>
+        <w:t>Reason: The mismatch now appears after retrieval.</w:t>
       </w:r>
     </w:p>
     <w:p>
       <w:pPr>
-        <w:pStyle w:val="Heading3"/>
-      </w:pPr>
-      <w:r>
-        <w:t>Support without giving away the answer</w:t>
-      </w:r>
-    </w:p>
-    <w:p>
-      <w:pPr>
         <w:spacing w:line="336" w:lineRule="auto" w:after="180"/>
-        <w:shd w:fill="F1F6F8"/>
-      </w:pPr>
-      <w:r>
-        <w:rPr>
-          <w:b w:val="0"/>
-        </w:rPr>
-        <w:t xml:space="preserve">Support: read the exact case aloud, enlarge the labelled picture, supply </w:t>
-      </w:r>
-      <w:r>
-        <w:rPr>
-          <w:b/>
-        </w:rPr>
-        <w:t>input</w:t>
-      </w:r>
-      <w:r>
-        <w:rPr>
-          <w:b w:val="0"/>
-        </w:rPr>
-        <w:t xml:space="preserve"> cards and model only the first deciding step. Accept a spoken explanation or drawing; retain the reasoning goal.</w:t>
-      </w:r>
-    </w:p>
-    <w:p>
-      <w:pPr>
-        <w:pStyle w:val="Heading3"/>
-      </w:pPr>
-      <w:r>
-        <w:t>Extend the reasoning</w:t>
-      </w:r>
-    </w:p>
-    <w:p>
-      <w:pPr>
-        <w:spacing w:line="336" w:lineRule="auto" w:after="180"/>
-        <w:shd w:fill="F5F1FB"/>
-      </w:pPr>
-      <w:r>
-        <w:rPr>
-          <w:b w:val="0"/>
-        </w:rPr>
-        <w:t xml:space="preserve">Extension: Trace instead shows version 6 retrieved and room C drafted. Require a </w:t>
-      </w:r>
-      <w:r>
-        <w:rPr>
-          <w:b/>
-        </w:rPr>
-        <w:t>prediction</w:t>
-      </w:r>
-      <w:r>
-        <w:rPr>
-          <w:b w:val="0"/>
-        </w:rPr>
-        <w:t xml:space="preserve"> and a reason before comparing. Expected result: Investigate drafting or validation before blaming caching.</w:t>
-      </w:r>
-    </w:p>
-    <w:p>
-      <w:pPr>
-        <w:spacing w:line="336" w:lineRule="auto" w:after="180"/>
-        <w:shd w:fill="F5F1FB"/>
-      </w:pPr>
-      <w:r>
-        <w:rPr>
-          <w:b w:val="0"/>
-        </w:rPr>
-        <w:t>Reason: The mismatch now appears after retrieval.</w:t>
-      </w:r>
-    </w:p>
-    <w:p>
-      <w:pPr>
-        <w:pStyle w:val="Heading3"/>
-      </w:pPr>
-      <w:r>
-        <w:t>Protect the independent attempt</w:t>
-      </w:r>
-    </w:p>
-    <w:p>
-      <w:pPr>
-        <w:spacing w:line="336" w:lineRule="auto" w:after="180"/>
-        <w:shd w:fill="FFF5E6"/>
       </w:pPr>
       <w:r>
         <w:rPr>
@@ -4475,22 +5178,36 @@
     </w:tbl>
     <w:p>
       <w:pPr>
-        <w:pStyle w:val="Heading3"/>
-      </w:pPr>
-      <w:r>
-        <w:t>Project checkpoint</w:t>
+        <w:spacing w:line="336" w:lineRule="auto" w:after="180"/>
+      </w:pPr>
+      <w:r>
+        <w:rPr>
+          <w:b w:val="0"/>
+        </w:rPr>
+        <w:t xml:space="preserve">Project checkpoint: Prepare the demonstration. Gather reproducible instructions, </w:t>
+      </w:r>
+      <w:r>
+        <w:rPr>
+          <w:b/>
+        </w:rPr>
+        <w:t>evidence</w:t>
+      </w:r>
+      <w:r>
+        <w:rPr>
+          <w:b w:val="0"/>
+        </w:rPr>
+        <w:t>, access checks and remaining limitations.</w:t>
       </w:r>
     </w:p>
     <w:p>
       <w:pPr>
         <w:spacing w:line="336" w:lineRule="auto" w:after="180"/>
-        <w:shd w:fill="EDF7F3"/>
       </w:pPr>
       <w:r>
         <w:rPr>
           <w:b w:val="0"/>
         </w:rPr>
-        <w:t xml:space="preserve">Project checkpoint: Prepare the demonstration. Gather reproducible instructions, </w:t>
+        <w:t xml:space="preserve">Use the weekly teacher answer for topic-specific reasoning. A saved progress tick is an activity record; judge mastery from the learner’s explanation and </w:t>
       </w:r>
       <w:r>
         <w:rPr>
@@ -4502,43 +5219,28 @@
         <w:rPr>
           <w:b w:val="0"/>
         </w:rPr>
-        <w:t>, access checks and remaining limitations.</w:t>
+        <w:t>.</w:t>
       </w:r>
     </w:p>
     <w:p>
       <w:pPr>
-        <w:spacing w:line="336" w:lineRule="auto" w:after="180"/>
-      </w:pPr>
-      <w:r>
-        <w:rPr>
-          <w:b w:val="0"/>
-        </w:rPr>
-        <w:t xml:space="preserve">Use the weekly teacher answer for topic-specific reasoning. A saved progress tick is an activity record; judge mastery from the learner’s explanation and </w:t>
-      </w:r>
-      <w:r>
-        <w:rPr>
-          <w:b/>
-        </w:rPr>
-        <w:t>evidence</w:t>
-      </w:r>
-      <w:r>
-        <w:rPr>
-          <w:b w:val="0"/>
-        </w:rPr>
-        <w:t>.</w:t>
+        <w:pStyle w:val="Heading1"/>
+      </w:pPr>
+      <w:r>
+        <w:t>08. Reference · Feedback,labs and repair paths</w:t>
       </w:r>
     </w:p>
     <w:p>
-      <w:pPr>
-        <w:pStyle w:val="Heading1"/>
-      </w:pPr>
-      <w:r>
-        <w:t>08. Use feedback, labs and repair paths</w:t>
+      <w:r>
+        <w:t>Retain the first attempt and the evidence used for a repair.</w:t>
       </w:r>
     </w:p>
     <w:p>
-      <w:r>
-        <w:t>Use feedback, earlier review and portfolios purposefully. Apply the coding routine only when this lesson has an executable lab.</w:t>
+      <w:pPr>
+        <w:pStyle w:val="Heading2"/>
+      </w:pPr>
+      <w:r>
+        <w:t>Feedback and record guidance</w:t>
       </w:r>
     </w:p>
     <w:p>
@@ -4576,40 +5278,42 @@
       </w:r>
     </w:p>
     <w:p>
-      <w:pPr>
-        <w:pStyle w:val="Heading3"/>
-      </w:pPr>
-      <w:r>
-        <w:t>For later coding lessons</w:t>
+      <w:r>
+        <w:t>This week has no code block. Use this routine when a later lesson includes an executable lab.</w:t>
       </w:r>
     </w:p>
     <w:p>
-      <w:r>
-        <w:t>This week has no code block. Use this routine when a later lesson includes an executable lab.</w:t>
+      <w:pPr>
+        <w:spacing w:line="336" w:lineRule="auto" w:after="180"/>
+      </w:pPr>
+      <w:r>
+        <w:rPr>
+          <w:b w:val="0"/>
+        </w:rPr>
+        <w:t xml:space="preserve">Ask students to predict before running code. Preserve errors and actual </w:t>
+      </w:r>
+      <w:r>
+        <w:rPr>
+          <w:b/>
+        </w:rPr>
+        <w:t>output</w:t>
+      </w:r>
+      <w:r>
+        <w:rPr>
+          <w:b w:val="0"/>
+        </w:rPr>
+        <w:t>s; collect a changed test and an explanation. The branch-boundary and indexing lessons deliberately include failure cases.</w:t>
       </w:r>
     </w:p>
     <w:p>
       <w:pPr>
         <w:spacing w:line="336" w:lineRule="auto" w:after="180"/>
-        <w:shd w:fill="F1F6F8"/>
       </w:pPr>
       <w:r>
         <w:rPr>
           <w:b w:val="0"/>
         </w:rPr>
-        <w:t xml:space="preserve">Ask students to predict before running code. Preserve errors and actual </w:t>
-      </w:r>
-      <w:r>
-        <w:rPr>
-          <w:b/>
-        </w:rPr>
-        <w:t>output</w:t>
-      </w:r>
-      <w:r>
-        <w:rPr>
-          <w:b w:val="0"/>
-        </w:rPr>
-        <w:t>s; collect a changed test and an explanation. The branch-boundary and indexing lessons deliberately include failure cases.</w:t>
+        <w:t>Use the earlier worked-explanation links to address a specific missing building block, then return to the current question. Adapt this suggestion after observing the learner; it is not an automatic diagnosis.</w:t>
       </w:r>
     </w:p>
     <w:p>
@@ -4620,71 +5324,37 @@
         <w:rPr>
           <w:b w:val="0"/>
         </w:rPr>
-        <w:t>Use the earlier worked-explanation links to address a specific missing building block, then return to the current question. Adapt this suggestion after observing the learner; it is not an automatic diagnosis.</w:t>
+        <w:t xml:space="preserve">Collect the completed-work portfolio as </w:t>
+      </w:r>
+      <w:r>
+        <w:rPr>
+          <w:b/>
+        </w:rPr>
+        <w:t>evidence</w:t>
+      </w:r>
+      <w:r>
+        <w:rPr>
+          <w:b w:val="0"/>
+        </w:rPr>
+        <w:t>. Record support separately from correctness, and assess explanation, trace/test and limitations. Progress ticks and quiz selections alone do not establish mastery.</w:t>
       </w:r>
     </w:p>
     <w:p>
       <w:pPr>
-        <w:spacing w:line="336" w:lineRule="auto" w:after="180"/>
-      </w:pPr>
-      <w:r>
-        <w:rPr>
-          <w:b w:val="0"/>
-        </w:rPr>
-        <w:t xml:space="preserve">Collect the completed-work portfolio as </w:t>
-      </w:r>
-      <w:r>
-        <w:rPr>
-          <w:b/>
-        </w:rPr>
-        <w:t>evidence</w:t>
-      </w:r>
-      <w:r>
-        <w:rPr>
-          <w:b w:val="0"/>
-        </w:rPr>
-        <w:t>. Record support separately from correctness, and assess explanation, trace/test and limitations. Progress ticks and quiz selections alone do not establish mastery.</w:t>
+        <w:pStyle w:val="Heading1"/>
+      </w:pPr>
+      <w:r>
+        <w:t>09. Reference · Teach with the six pictures</w:t>
       </w:r>
     </w:p>
     <w:p>
-      <w:pPr>
-        <w:pStyle w:val="Heading1"/>
-      </w:pPr>
-      <w:r>
-        <w:t>09. Visual concept journey</w:t>
+      <w:r>
+        <w:t>Choose one picture for a particular reasoning move.</w:t>
       </w:r>
     </w:p>
     <w:p>
-      <w:r>
-        <w:t>Show one Incident investigation graphic at a time, request a prediction and discuss its trace before the independent assessment.</w:t>
-      </w:r>
-    </w:p>
-    <w:p>
-      <w:pPr>
-        <w:spacing w:line="336" w:lineRule="auto" w:after="180"/>
-      </w:pPr>
-      <w:r>
-        <w:rPr>
-          <w:b w:val="0"/>
-        </w:rPr>
-        <w:t xml:space="preserve">Use one picture at a time. Hide a worked result before asking for a </w:t>
-      </w:r>
-      <w:r>
-        <w:rPr>
-          <w:b/>
-        </w:rPr>
-        <w:t>prediction</w:t>
-      </w:r>
-      <w:r>
-        <w:rPr>
-          <w:b w:val="0"/>
-        </w:rPr>
-        <w:t>, then reveal it for feedback. These are supported teaching cases; retain the separate independent assessment for a fresh first attempt.</w:t>
-      </w:r>
-    </w:p>
-    <w:p>
-      <w:pPr>
-        <w:pStyle w:val="Heading3"/>
+      <w:pPr>
+        <w:pStyle w:val="Heading2"/>
       </w:pPr>
       <w:r>
         <w:t>01. Incident investigation: the case</w:t>
@@ -4695,7 +5365,7 @@
         <w:drawing>
           <wp:inline xmlns:a="http://schemas.openxmlformats.org/drawingml/2006/main" xmlns:pic="http://schemas.openxmlformats.org/drawingml/2006/picture">
             <wp:extent cx="5486400" cy="2834640"/>
-            <wp:docPr id="2" name="Picture 2" descr="An incident timeline. After a schedule update, a service gives an old classroom location. Supplied facts: 14:00 version 6 publishes room D; 14:05 answer uses version 5 room C; 14:06 user reports mismatch."/>
+            <wp:docPr id="3" name="Picture 3" descr="An incident timeline. After a schedule update, a service gives an old classroom location. Supplied facts: 14:00 version 6 publishes room D; 14:05 answer uses version 5 room C; 14:06 user reports mismatch."/>
             <wp:cNvGraphicFramePr>
               <a:graphicFrameLocks noChangeAspect="1"/>
             </wp:cNvGraphicFramePr>
@@ -4707,7 +5377,7 @@
                     <pic:cNvPicPr/>
                   </pic:nvPicPr>
                   <pic:blipFill>
-                    <a:blip r:embed="rId10"/>
+                    <a:blip r:embed="rId11"/>
                     <a:stretch>
                       <a:fillRect/>
                     </a:stretch>
@@ -4752,7 +5422,6 @@
     <w:p>
       <w:pPr>
         <w:spacing w:line="336" w:lineRule="auto" w:after="180"/>
-        <w:shd w:fill="F5F1FB"/>
       </w:pPr>
       <w:r>
         <w:rPr>
@@ -4763,27 +5432,18 @@
     </w:p>
     <w:p>
       <w:pPr>
-        <w:pStyle w:val="Heading3"/>
-      </w:pPr>
-      <w:r>
-        <w:t>Discuss while showing the picture</w:t>
+        <w:spacing w:line="336" w:lineRule="auto" w:after="180"/>
+      </w:pPr>
+      <w:r>
+        <w:rPr>
+          <w:b w:val="0"/>
+        </w:rPr>
+        <w:t>Teacher prompt: Point to the given fact that matters most. Explain why it matters. Ask learners to describe one label or arrow in ordinary words. Use the adjacent transcript if the image is difficult to see.</w:t>
       </w:r>
     </w:p>
     <w:p>
       <w:pPr>
-        <w:spacing w:line="336" w:lineRule="auto" w:after="180"/>
-        <w:shd w:fill="F1F6F8"/>
-      </w:pPr>
-      <w:r>
-        <w:rPr>
-          <w:b w:val="0"/>
-        </w:rPr>
-        <w:t>Teacher prompt: Point to the given fact that matters most. Explain why it matters. Ask learners to describe one label or arrow in ordinary words. Use the adjacent transcript if the image is difficult to see.</w:t>
-      </w:r>
-    </w:p>
-    <w:p>
-      <w:pPr>
-        <w:pStyle w:val="Heading3"/>
+        <w:pStyle w:val="Heading2"/>
       </w:pPr>
       <w:r>
         <w:t>02. Follow the deciding steps</w:t>
@@ -4794,7 +5454,7 @@
         <w:drawing>
           <wp:inline xmlns:a="http://schemas.openxmlformats.org/drawingml/2006/main" xmlns:pic="http://schemas.openxmlformats.org/drawingml/2006/picture">
             <wp:extent cx="5486400" cy="3337560"/>
-            <wp:docPr id="3" name="Picture 3" descr="Order events: The new source predates the request and report. → Locate stale evidence: The answer trace identifies version 5 rather than current version 6. → Test explanation: Reproduce version selection with controlled fixtures before naming the exact bug."/>
+            <wp:docPr id="4" name="Picture 4" descr="Order events: The new source predates the request and report. → Locate stale evidence: The answer trace identifies version 5 rather than current version 6. → Test explanation: Reproduce version selection with controlled fixtures before naming the exact bug."/>
             <wp:cNvGraphicFramePr>
               <a:graphicFrameLocks noChangeAspect="1"/>
             </wp:cNvGraphicFramePr>
@@ -4806,7 +5466,7 @@
                     <pic:cNvPicPr/>
                   </pic:nvPicPr>
                   <pic:blipFill>
-                    <a:blip r:embed="rId11"/>
+                    <a:blip r:embed="rId9"/>
                     <a:stretch>
                       <a:fillRect/>
                     </a:stretch>
@@ -4851,7 +5511,6 @@
     <w:p>
       <w:pPr>
         <w:spacing w:line="336" w:lineRule="auto" w:after="180"/>
-        <w:shd w:fill="F5F1FB"/>
       </w:pPr>
       <w:r>
         <w:rPr>
@@ -4874,39 +5533,30 @@
     </w:p>
     <w:p>
       <w:pPr>
-        <w:pStyle w:val="Heading3"/>
-      </w:pPr>
-      <w:r>
-        <w:t>Discuss while showing the picture</w:t>
+        <w:spacing w:line="336" w:lineRule="auto" w:after="180"/>
+      </w:pPr>
+      <w:r>
+        <w:rPr>
+          <w:b w:val="0"/>
+        </w:rPr>
+        <w:t xml:space="preserve">Teacher prompt: Point to each numbered stage and explain which recorded </w:t>
+      </w:r>
+      <w:r>
+        <w:rPr>
+          <w:b/>
+        </w:rPr>
+        <w:t>input</w:t>
+      </w:r>
+      <w:r>
+        <w:rPr>
+          <w:b w:val="0"/>
+        </w:rPr>
+        <w:t xml:space="preserve"> it uses. Ask learners to describe one label or arrow in ordinary words. Use the adjacent transcript if the image is difficult to see.</w:t>
       </w:r>
     </w:p>
     <w:p>
       <w:pPr>
-        <w:spacing w:line="336" w:lineRule="auto" w:after="180"/>
-        <w:shd w:fill="F1F6F8"/>
-      </w:pPr>
-      <w:r>
-        <w:rPr>
-          <w:b w:val="0"/>
-        </w:rPr>
-        <w:t xml:space="preserve">Teacher prompt: Point to each numbered stage and explain which recorded </w:t>
-      </w:r>
-      <w:r>
-        <w:rPr>
-          <w:b/>
-        </w:rPr>
-        <w:t>input</w:t>
-      </w:r>
-      <w:r>
-        <w:rPr>
-          <w:b w:val="0"/>
-        </w:rPr>
-        <w:t xml:space="preserve"> it uses. Ask learners to describe one label or arrow in ordinary words. Use the adjacent transcript if the image is difficult to see.</w:t>
-      </w:r>
-    </w:p>
-    <w:p>
-      <w:pPr>
-        <w:pStyle w:val="Heading3"/>
+        <w:pStyle w:val="Heading2"/>
       </w:pPr>
       <w:r>
         <w:t>03. Incident investigation — evidence trace</w:t>
@@ -4917,7 +5567,7 @@
         <w:drawing>
           <wp:inline xmlns:a="http://schemas.openxmlformats.org/drawingml/2006/main" xmlns:pic="http://schemas.openxmlformats.org/drawingml/2006/picture">
             <wp:extent cx="5486400" cy="2996184"/>
-            <wp:docPr id="4" name="Picture 4" descr="Incident investigation — evidence trace. At09:00 corpus updates; 09:05 stale cache response; 09:06 cache disabled. Team says model weights changed, but weight version is unchanged. | Record timestamps, versions, requests, authorised actions and outcomes with minimised logs. Separate immediate containment from diagnosis. Compare candidate explanations against evidence. | Weight-change claim is contradicted by the version record. Stale cache is a supported candidate explanation; preserve timeline and test it with controlled reproduction."/>
+            <wp:docPr id="5" name="Picture 5" descr="Incident investigation — evidence trace. At 09:00 corpus updates; 09:05 stale cache response; 09:06 cache disabled. Team says model weights changed, but weight version is unchanged. | Record timestamps, versions, requests, authorised actions and outcomes with minimised logs. Separate immediate containment from diagnosis. Compare candidate explanations against evidence. | Weight-change claim is contradicted by the version record. Stale cache is a supported candidate explanation; preserve timeline and test it with controlled reproduction."/>
             <wp:cNvGraphicFramePr>
               <a:graphicFrameLocks noChangeAspect="1"/>
             </wp:cNvGraphicFramePr>
@@ -4968,7 +5618,31 @@
         <w:rPr>
           <w:b w:val="0"/>
         </w:rPr>
-        <w:t xml:space="preserve"> trace. At09:00 corpus updates; 09:05 stale cache response; 09:06 cache disabled.</w:t>
+        <w:t xml:space="preserve"> trace. At 09:00 corpus updates; 09:05 stale cache response; 09:06 cache disabled. Team says model weights changed, but weight version is unchanged. | Record timestamps, versions, requests, authorised actions and outcomes with minimised logs. Separate immediate </w:t>
+      </w:r>
+      <w:r>
+        <w:rPr>
+          <w:b/>
+        </w:rPr>
+        <w:t>containment</w:t>
+      </w:r>
+      <w:r>
+        <w:rPr>
+          <w:b w:val="0"/>
+        </w:rPr>
+        <w:t xml:space="preserve"> from diagnosis. Compare candidate explanations against </w:t>
+      </w:r>
+      <w:r>
+        <w:rPr>
+          <w:b/>
+        </w:rPr>
+        <w:t>evidence</w:t>
+      </w:r>
+      <w:r>
+        <w:rPr>
+          <w:b w:val="0"/>
+        </w:rPr>
+        <w:t>. | Weight-change claim is contradicted by the version record. Stale cache is a supported candidate explanation; preserve timeline and test it with controlled reproduction.</w:t>
       </w:r>
     </w:p>
     <w:p>
@@ -4979,19 +5653,7 @@
         <w:rPr>
           <w:b w:val="0"/>
         </w:rPr>
-        <w:t xml:space="preserve">Team says model weights changed, but weight version is unchanged. | Record timestamps, versions, requests, authorised actions and outcomes with minimised logs. Separate immediate </w:t>
-      </w:r>
-      <w:r>
-        <w:rPr>
-          <w:b/>
-        </w:rPr>
-        <w:t>containment</w:t>
-      </w:r>
-      <w:r>
-        <w:rPr>
-          <w:b w:val="0"/>
-        </w:rPr>
-        <w:t xml:space="preserve"> from diagnosis.</w:t>
+        <w:t>Read the labels and values. Explain the relationship the model shows.</w:t>
       </w:r>
     </w:p>
     <w:p>
@@ -5002,56 +5664,12 @@
         <w:rPr>
           <w:b w:val="0"/>
         </w:rPr>
-        <w:t xml:space="preserve">Compare candidate explanations against </w:t>
-      </w:r>
-      <w:r>
-        <w:rPr>
-          <w:b/>
-        </w:rPr>
-        <w:t>evidence</w:t>
-      </w:r>
-      <w:r>
-        <w:rPr>
-          <w:b w:val="0"/>
-        </w:rPr>
-        <w:t>. | Weight-change claim is contradicted by the version record. Stale cache is a supported candidate explanation; preserve timeline and test it with controlled reproduction.</w:t>
+        <w:t>Teacher prompt: Read the labels and values. Explain the relationship the model shows. Ask learners to describe one label or arrow in ordinary words. Use the adjacent transcript if the image is difficult to see.</w:t>
       </w:r>
     </w:p>
     <w:p>
       <w:pPr>
-        <w:spacing w:line="336" w:lineRule="auto" w:after="180"/>
-        <w:shd w:fill="F5F1FB"/>
-      </w:pPr>
-      <w:r>
-        <w:rPr>
-          <w:b w:val="0"/>
-        </w:rPr>
-        <w:t>Read the labels and values. Explain the relationship the model shows.</w:t>
-      </w:r>
-    </w:p>
-    <w:p>
-      <w:pPr>
-        <w:pStyle w:val="Heading3"/>
-      </w:pPr>
-      <w:r>
-        <w:t>Discuss while showing the picture</w:t>
-      </w:r>
-    </w:p>
-    <w:p>
-      <w:pPr>
-        <w:spacing w:line="336" w:lineRule="auto" w:after="180"/>
-        <w:shd w:fill="F1F6F8"/>
-      </w:pPr>
-      <w:r>
-        <w:rPr>
-          <w:b w:val="0"/>
-        </w:rPr>
-        <w:t>Teacher prompt: Read the labels and values. Explain the relationship the model shows. Ask learners to describe one label or arrow in ordinary words. Use the adjacent transcript if the image is difficult to see.</w:t>
-      </w:r>
-    </w:p>
-    <w:p>
-      <w:pPr>
-        <w:pStyle w:val="Heading3"/>
+        <w:pStyle w:val="Heading2"/>
       </w:pPr>
       <w:r>
         <w:t>04. Change one thing. Trace what follows.</w:t>
@@ -5062,7 +5680,7 @@
         <w:drawing>
           <wp:inline xmlns:a="http://schemas.openxmlformats.org/drawingml/2006/main" xmlns:pic="http://schemas.openxmlformats.org/drawingml/2006/picture">
             <wp:extent cx="5486400" cy="3026664"/>
-            <wp:docPr id="5" name="Picture 5" descr="Original case: Reproduce version selection with controlled fixtures before naming the exact bug. Changed condition: Trace instead shows version 6 retrieved and room C drafted. Expected result: Investigate drafting or validation before blaming caching. Reason: The mismatch now appears after retrieval."/>
+            <wp:docPr id="6" name="Picture 6" descr="Original case: Reproduce version selection with controlled fixtures before naming the exact bug. Changed condition: Trace instead shows version 6 retrieved and room C drafted. Expected result: Investigate drafting or validation before blaming caching. Reason: The mismatch now appears after retrieval."/>
             <wp:cNvGraphicFramePr>
               <a:graphicFrameLocks noChangeAspect="1"/>
             </wp:cNvGraphicFramePr>
@@ -5118,7 +5736,6 @@
     <w:p>
       <w:pPr>
         <w:spacing w:line="336" w:lineRule="auto" w:after="180"/>
-        <w:shd w:fill="F5F1FB"/>
       </w:pPr>
       <w:r>
         <w:rPr>
@@ -5129,39 +5746,29 @@
     </w:p>
     <w:p>
       <w:pPr>
-        <w:pStyle w:val="Heading3"/>
-      </w:pPr>
-      <w:r>
-        <w:t>Discuss while showing the picture</w:t>
+        <w:spacing w:line="336" w:lineRule="auto" w:after="180"/>
+      </w:pPr>
+      <w:r>
+        <w:rPr>
+          <w:b w:val="0"/>
+        </w:rPr>
+        <w:t>Teacher prompt: Predict before checking the worked changed-case result. Name what changed and what the supplied facts allow you to conclude. Ask learners to describe one label or arrow in ordinary words.</w:t>
       </w:r>
     </w:p>
     <w:p>
       <w:pPr>
         <w:spacing w:line="336" w:lineRule="auto" w:after="180"/>
-        <w:shd w:fill="F1F6F8"/>
       </w:pPr>
       <w:r>
         <w:rPr>
           <w:b w:val="0"/>
         </w:rPr>
-        <w:t>Teacher prompt: Predict before checking the worked changed-case result. Name what changed and what the supplied facts allow you to conclude. Ask learners to describe one label or arrow in ordinary words.</w:t>
+        <w:t>Use the adjacent transcript if the image is difficult to see. Changed-case reasoning: The mismatch now appears after retrieval.</w:t>
       </w:r>
     </w:p>
     <w:p>
       <w:pPr>
-        <w:spacing w:line="336" w:lineRule="auto" w:after="180"/>
-        <w:shd w:fill="F1F6F8"/>
-      </w:pPr>
-      <w:r>
-        <w:rPr>
-          <w:b w:val="0"/>
-        </w:rPr>
-        <w:t>Use the adjacent transcript if the image is difficult to see. Changed-case reasoning: The mismatch now appears after retrieval.</w:t>
-      </w:r>
-    </w:p>
-    <w:p>
-      <w:pPr>
-        <w:pStyle w:val="Heading3"/>
+        <w:pStyle w:val="Heading2"/>
       </w:pPr>
       <w:r>
         <w:t>05. Connect the explanation to its limit</w:t>
@@ -5172,7 +5779,7 @@
         <w:drawing>
           <wp:inline xmlns:a="http://schemas.openxmlformats.org/drawingml/2006/main" xmlns:pic="http://schemas.openxmlformats.org/drawingml/2006/picture">
             <wp:extent cx="5486400" cy="2834640"/>
-            <wp:docPr id="6" name="Picture 6" descr="A timeline separates observed events from a proposed cause. Evidence can locate a mismatch without yet explaining why it happened. Limit: Missing events may change the account; temporal order alone does not prove causation."/>
+            <wp:docPr id="7" name="Picture 7" descr="A timeline separates observed events from a proposed cause. Evidence can locate a mismatch without yet explaining why it happened. Limit: Missing events may change the account; temporal order alone does not prove causation."/>
             <wp:cNvGraphicFramePr>
               <a:graphicFrameLocks noChangeAspect="1"/>
             </wp:cNvGraphicFramePr>
@@ -5229,7 +5836,6 @@
     <w:p>
       <w:pPr>
         <w:spacing w:line="336" w:lineRule="auto" w:after="180"/>
-        <w:shd w:fill="F5F1FB"/>
       </w:pPr>
       <w:r>
         <w:rPr>
@@ -5240,39 +5846,29 @@
     </w:p>
     <w:p>
       <w:pPr>
-        <w:pStyle w:val="Heading3"/>
-      </w:pPr>
-      <w:r>
-        <w:t>Discuss while showing the picture</w:t>
+        <w:spacing w:line="336" w:lineRule="auto" w:after="180"/>
+      </w:pPr>
+      <w:r>
+        <w:rPr>
+          <w:b w:val="0"/>
+        </w:rPr>
+        <w:t>Teacher prompt: Explain the case, then point to a limit on the claim. Ask learners to describe one label or arrow in ordinary words. Use the adjacent transcript if the image is difficult to see.</w:t>
       </w:r>
     </w:p>
     <w:p>
       <w:pPr>
         <w:spacing w:line="336" w:lineRule="auto" w:after="180"/>
-        <w:shd w:fill="F1F6F8"/>
       </w:pPr>
       <w:r>
         <w:rPr>
           <w:b w:val="0"/>
         </w:rPr>
-        <w:t>Teacher prompt: Explain the case, then point to a limit on the claim. Ask learners to describe one label or arrow in ordinary words. Use the adjacent transcript if the image is difficult to see.</w:t>
+        <w:t>Keep the stated scope: Missing events may change the account; temporal order alone does not prove causation.</w:t>
       </w:r>
     </w:p>
     <w:p>
       <w:pPr>
-        <w:spacing w:line="336" w:lineRule="auto" w:after="180"/>
-        <w:shd w:fill="F1F6F8"/>
-      </w:pPr>
-      <w:r>
-        <w:rPr>
-          <w:b w:val="0"/>
-        </w:rPr>
-        <w:t>Keep the stated scope: Missing events may change the account; temporal order alone does not prove causation.</w:t>
-      </w:r>
-    </w:p>
-    <w:p>
-      <w:pPr>
-        <w:pStyle w:val="Heading3"/>
+        <w:pStyle w:val="Heading2"/>
       </w:pPr>
       <w:r>
         <w:t>06. Make the idea visible in your project</w:t>
@@ -5283,7 +5879,7 @@
         <w:drawing>
           <wp:inline xmlns:a="http://schemas.openxmlformats.org/drawingml/2006/main" xmlns:pic="http://schemas.openxmlformats.org/drawingml/2006/picture">
             <wp:extent cx="5486400" cy="3529584"/>
-            <wp:docPr id="7" name="Picture 7" descr="For the Grounded Learning Service, retain an annotated trace and the changed-case result. Name the contract or evidence that makes the deciding step valid, so another team can review it. Draw your input, deciding step, result and limit. Supported question: Order the three incident records and locate the old evidence version. How does the investigation change if the trace instead retrieves version 6 but drafts room C?"/>
+            <wp:docPr id="8" name="Picture 8" descr="For the Grounded Learning Service, retain an annotated trace and the changed-case result. Name the contract or evidence that makes the deciding step valid, so another team can review it. Draw your input, deciding step, result and limit. Supported question: Order the three incident records and locate the old evidence version. How does the investigation change if the trace instead retrieves version 6 but drafts room C?"/>
             <wp:cNvGraphicFramePr>
               <a:graphicFrameLocks noChangeAspect="1"/>
             </wp:cNvGraphicFramePr>
@@ -5386,7 +5982,6 @@
     <w:p>
       <w:pPr>
         <w:spacing w:line="336" w:lineRule="auto" w:after="180"/>
-        <w:shd w:fill="F5F1FB"/>
       </w:pPr>
       <w:r>
         <w:rPr>
@@ -5409,58 +6004,126 @@
     </w:p>
     <w:p>
       <w:pPr>
-        <w:pStyle w:val="Heading3"/>
-      </w:pPr>
-      <w:r>
-        <w:t>Discuss while showing the picture</w:t>
+        <w:spacing w:line="336" w:lineRule="auto" w:after="180"/>
+      </w:pPr>
+      <w:r>
+        <w:rPr>
+          <w:b w:val="0"/>
+        </w:rPr>
+        <w:t xml:space="preserve">Teacher prompt: Draw your project trace and justify the deciding step using </w:t>
+      </w:r>
+      <w:r>
+        <w:rPr>
+          <w:b/>
+        </w:rPr>
+        <w:t>evidence</w:t>
+      </w:r>
+      <w:r>
+        <w:rPr>
+          <w:b w:val="0"/>
+        </w:rPr>
+        <w:t>. Ask learners to describe one label or arrow in ordinary words. Use the adjacent transcript if the image is difficult to see.</w:t>
       </w:r>
     </w:p>
     <w:p>
       <w:pPr>
         <w:spacing w:line="336" w:lineRule="auto" w:after="180"/>
-        <w:shd w:fill="F1F6F8"/>
       </w:pPr>
       <w:r>
         <w:rPr>
           <w:b w:val="0"/>
         </w:rPr>
-        <w:t xml:space="preserve">Teacher prompt: Draw your project trace and justify the deciding step using </w:t>
-      </w:r>
-      <w:r>
-        <w:rPr>
-          <w:b/>
-        </w:rPr>
-        <w:t>evidence</w:t>
-      </w:r>
-      <w:r>
-        <w:rPr>
-          <w:b w:val="0"/>
-        </w:rPr>
-        <w:t>. Ask learners to describe one label or arrow in ordinary words. Use the adjacent transcript if the image is difficult to see.</w:t>
+        <w:t>Supported practice key: The new source predates the request and report. The answer trace identifies version 5 rather than current version 6. Reproduce version selection with controlled fixtures before naming the exact bug.</w:t>
       </w:r>
     </w:p>
     <w:p>
       <w:pPr>
         <w:spacing w:line="336" w:lineRule="auto" w:after="180"/>
-        <w:shd w:fill="F1F6F8"/>
       </w:pPr>
       <w:r>
         <w:rPr>
           <w:b w:val="0"/>
         </w:rPr>
-        <w:t>Supported practice key: The new source predates the request and report. The answer trace identifies version 5 rather than current version 6. Reproduce version selection with controlled fixtures before naming the exact bug.</w:t>
+        <w:t>Changed case: Investigate drafting or validation before blaming caching. The mismatch now appears after retrieval.</w:t>
       </w:r>
     </w:p>
     <w:p>
       <w:pPr>
+        <w:pStyle w:val="Heading2"/>
+      </w:pPr>
+      <w:r>
+        <w:t>Earlier wording, alternatives and picture transcripts · reference / check after trying</w:t>
+      </w:r>
+    </w:p>
+    <w:p>
+      <w:pPr>
         <w:spacing w:line="336" w:lineRule="auto" w:after="180"/>
-        <w:shd w:fill="F1F6F8"/>
       </w:pPr>
       <w:r>
         <w:rPr>
           <w:b w:val="0"/>
         </w:rPr>
-        <w:t>Changed case: Investigate drafting or validation before blaming caching. The mismatch now appears after retrieval.</w:t>
+        <w:t xml:space="preserve">Use one picture at a time. Hide a worked result before asking for a </w:t>
+      </w:r>
+      <w:r>
+        <w:rPr>
+          <w:b/>
+        </w:rPr>
+        <w:t>prediction</w:t>
+      </w:r>
+      <w:r>
+        <w:rPr>
+          <w:b w:val="0"/>
+        </w:rPr>
+        <w:t>, then reveal it for feedback. These are supported teaching cases; retain the separate independent assessment for a fresh first attempt.</w:t>
+      </w:r>
+    </w:p>
+    <w:p>
+      <w:pPr>
+        <w:pStyle w:val="Heading3"/>
+      </w:pPr>
+      <w:r>
+        <w:t>01. Incident investigation: the case</w:t>
+      </w:r>
+    </w:p>
+    <w:p>
+      <w:pPr>
+        <w:pStyle w:val="Heading3"/>
+      </w:pPr>
+      <w:r>
+        <w:t>02. Follow the deciding steps</w:t>
+      </w:r>
+    </w:p>
+    <w:p>
+      <w:pPr>
+        <w:pStyle w:val="Heading3"/>
+      </w:pPr>
+      <w:r>
+        <w:t>03. Incident investigation — evidence trace</w:t>
+      </w:r>
+    </w:p>
+    <w:p>
+      <w:pPr>
+        <w:pStyle w:val="Heading3"/>
+      </w:pPr>
+      <w:r>
+        <w:t>04. Change one thing. Trace what follows.</w:t>
+      </w:r>
+    </w:p>
+    <w:p>
+      <w:pPr>
+        <w:pStyle w:val="Heading3"/>
+      </w:pPr>
+      <w:r>
+        <w:t>05. Connect the explanation to its limit</w:t>
+      </w:r>
+    </w:p>
+    <w:p>
+      <w:pPr>
+        <w:pStyle w:val="Heading3"/>
+      </w:pPr>
+      <w:r>
+        <w:t>06. Make the idea visible in your project</w:t>
       </w:r>
     </w:p>
     <w:sectPr>
